--- a/Task 2/Jacob_Blazina_Task2.docx
+++ b/Task 2/Jacob_Blazina_Task2.docx
@@ -25,16 +25,7 @@
         <w:jc w:val="both"/>
       </w:pPr>
       <w:r>
-        <w:t>This task establishes a guided introductory framework for the primary elements of the quarter project. In real life, you would have to assemble the equivalent of such a list yourself. It would be far larger, more complex, and messier, and would take much l</w:t>
-      </w:r>
-      <w:r>
-        <w:t>onger to compile. Based on the high-level context being discussed in class at this point, your job is to perform preliminary background research on each element in this outline. At this inception phase in the top-down development process, your answers will</w:t>
-      </w:r>
-      <w:r>
-        <w:t xml:space="preserve"> necessarily be general. In real life, it would be your responsibility to compile something to the effect of this list based on a subjective breadth and depth of coverage. Nobody would ask to see it, but it would be clear if you had not done it. This list </w:t>
-      </w:r>
-      <w:r>
-        <w:t>establishes the vocabulary and context for understanding of the problem domain and the initial design thinking for the solution domain to come.</w:t>
+        <w:t>This task establishes a guided introductory framework for the primary elements of the quarter project. In real life, you would have to assemble the equivalent of such a list yourself. It would be far larger, more complex, and messier, and would take much longer to compile. Based on the high-level context being discussed in class at this point, your job is to perform preliminary background research on each element in this outline. At this inception phase in the top-down development process, your answers will necessarily be general. In real life, it would be your responsibility to compile something to the effect of this list based on a subjective breadth and depth of coverage. Nobody would ask to see it, but it would be clear if you had not done it. This list establishes the vocabulary and context for understanding of the problem domain and the initial design thinking for the solution domain to come.</w:t>
       </w:r>
     </w:p>
     <w:p>
@@ -65,10 +56,7 @@
         <w:ind w:right="0" w:hanging="288"/>
       </w:pPr>
       <w:r>
-        <w:t xml:space="preserve">Briefly discuss what each element means </w:t>
-      </w:r>
-      <w:r>
-        <w:t xml:space="preserve">to you so far with respect to your current understanding of the project as introduced in the kickoff “meeting” in lecture. Do not just provide a blanket definition or something factually correct but useless; e.g., dogs bark, or the </w:t>
+        <w:t xml:space="preserve">Briefly discuss what each element means to you so far with respect to your current understanding of the project as introduced in the kickoff “meeting” in lecture. Do not just provide a blanket definition or something factually correct but useless; e.g., dogs bark, or the </w:t>
       </w:r>
       <w:r>
         <w:rPr>
@@ -86,10 +74,7 @@
         <w:t>APU</w:t>
       </w:r>
       <w:r>
-        <w:t xml:space="preserve"> stuff. Your</w:t>
-      </w:r>
-      <w:r>
-        <w:t xml:space="preserve"> interpretations ultimately may not be relevant to our actual solution later, but they must be arguably within its purview. You must address each element separately as structured here and cite its primary source in the format </w:t>
+        <w:t xml:space="preserve"> stuff. Your interpretations ultimately may not be relevant to our actual solution later, but they must be arguably within its purview. You must address each element separately as structured here and cite its primary source in the format </w:t>
       </w:r>
       <w:r>
         <w:rPr>
@@ -129,10 +114,7 @@
       </w:r>
       <w:proofErr w:type="spellEnd"/>
       <w:r>
-        <w:t xml:space="preserve"> is the compl</w:t>
-      </w:r>
-      <w:r>
-        <w:t xml:space="preserve">ete text link to your reference (minus any </w:t>
+        <w:t xml:space="preserve"> is the complete text link to your reference (minus any </w:t>
       </w:r>
       <w:r>
         <w:rPr>
@@ -142,10 +124,7 @@
         <w:t>http[s]://</w:t>
       </w:r>
       <w:r>
-        <w:t>). (Do not make it a dynamic embedded link.) Use at least six sources in total; Wikipedia is acceptable, but it serves better as a starting point (a resource) than actual information (a reference). Put t</w:t>
-      </w:r>
-      <w:r>
-        <w:t>he term in bold. Indicate your name at the top of the document and the total word count at the bottom.</w:t>
+        <w:t>). (Do not make it a dynamic embedded link.) Use at least six sources in total; Wikipedia is acceptable, but it serves better as a starting point (a resource) than actual information (a reference). Put the term in bold. Indicate your name at the top of the document and the total word count at the bottom.</w:t>
       </w:r>
     </w:p>
     <w:p>
@@ -167,37 +146,7 @@
         <w:t>category</w:t>
       </w:r>
       <w:r>
-        <w:t xml:space="preserve"> as </w:t>
-      </w:r>
-      <w:r>
-        <w:t>noun</w:t>
-      </w:r>
-      <w:r>
-        <w:t xml:space="preserve">, </w:t>
-      </w:r>
-      <w:r>
-        <w:t>adjective</w:t>
-      </w:r>
-      <w:r>
-        <w:t xml:space="preserve">, </w:t>
-      </w:r>
-      <w:r>
-        <w:t>preposition</w:t>
-      </w:r>
-      <w:r>
-        <w:t xml:space="preserve">, </w:t>
-      </w:r>
-      <w:r>
-        <w:t>verb</w:t>
-      </w:r>
-      <w:r>
-        <w:t xml:space="preserve">, or </w:t>
-      </w:r>
-      <w:r>
-        <w:t>other</w:t>
-      </w:r>
-      <w:r>
-        <w:t>.</w:t>
+        <w:t xml:space="preserve"> as noun, adjective, preposition, verb, or other.</w:t>
       </w:r>
     </w:p>
     <w:p>
@@ -210,10 +159,7 @@
         <w:ind w:right="0" w:hanging="288"/>
       </w:pPr>
       <w:r>
-        <w:t xml:space="preserve">Briefly address these aspects from a consistent, coherent, practical, </w:t>
-      </w:r>
-      <w:r>
-        <w:t>computational perspective. If multiple interpretations are possible, choose the most representative. Include the head words:</w:t>
+        <w:t>Briefly address these aspects from a consistent, coherent, practical, computational perspective. If multiple interpretations are possible, choose the most representative. Include the head words:</w:t>
       </w:r>
     </w:p>
     <w:p>
@@ -231,22 +177,7 @@
       </w:r>
       <w:r>
         <w:tab/>
-        <w:t xml:space="preserve">what it is; properties that describe its existence. For each, indicate whether it is </w:t>
-      </w:r>
-      <w:r>
-        <w:t xml:space="preserve">static </w:t>
-      </w:r>
-      <w:r>
-        <w:t xml:space="preserve">(unchanging) or </w:t>
-      </w:r>
-      <w:r>
-        <w:t>dynamic</w:t>
-      </w:r>
-      <w:r>
-        <w:t xml:space="preserve"> (changing</w:t>
-      </w:r>
-      <w:r>
-        <w:t>) and why</w:t>
+        <w:t>what it is; properties that describe its existence. For each, indicate whether it is static (unchanging) or dynamic (changing) and why</w:t>
       </w:r>
     </w:p>
     <w:p>
@@ -280,10 +211,7 @@
         <w:t>behavior</w:t>
       </w:r>
       <w:r>
-        <w:t>: what it actually does or is done with it; appropriate actions to satisfy a goal; user stories or use cases The entries should be reasonably consistent; e.g., if control act</w:t>
-      </w:r>
-      <w:r>
-        <w:t>s on something, then corresponding data is likely.</w:t>
+        <w:t>: what it actually does or is done with it; appropriate actions to satisfy a goal; user stories or use cases The entries should be reasonably consistent; e.g., if control acts on something, then corresponding data is likely.</w:t>
       </w:r>
     </w:p>
     <w:p>
@@ -305,25 +233,7 @@
         <w:t>role(s)</w:t>
       </w:r>
       <w:r>
-        <w:t xml:space="preserve">: </w:t>
-      </w:r>
-      <w:r>
-        <w:t>input</w:t>
-      </w:r>
-      <w:r>
-        <w:t xml:space="preserve">, </w:t>
-      </w:r>
-      <w:r>
-        <w:t>processing</w:t>
-      </w:r>
-      <w:r>
-        <w:t xml:space="preserve">, or </w:t>
-      </w:r>
-      <w:r>
-        <w:t>output</w:t>
-      </w:r>
-      <w:r>
-        <w:t xml:space="preserve"> and why.</w:t>
+        <w:t>: input, processing, or output and why.</w:t>
       </w:r>
     </w:p>
     <w:p>
@@ -345,25 +255,7 @@
         <w:t>pattern</w:t>
       </w:r>
       <w:r>
-        <w:t xml:space="preserve">: </w:t>
-      </w:r>
-      <w:r>
-        <w:t>creational</w:t>
-      </w:r>
-      <w:r>
-        <w:t xml:space="preserve">, </w:t>
-      </w:r>
-      <w:r>
-        <w:t>structural</w:t>
-      </w:r>
-      <w:r>
-        <w:t xml:space="preserve">, or </w:t>
-      </w:r>
-      <w:r>
-        <w:t>behavioral</w:t>
-      </w:r>
-      <w:r>
-        <w:t xml:space="preserve"> and why.</w:t>
+        <w:t>: creational, structural, or behavioral and why.</w:t>
       </w:r>
     </w:p>
     <w:p>
@@ -385,25 +277,7 @@
         <w:t>concern(s)</w:t>
       </w:r>
       <w:r>
-        <w:t xml:space="preserve"> of an MVC architecture: </w:t>
-      </w:r>
-      <w:r>
-        <w:t>model</w:t>
-      </w:r>
-      <w:r>
-        <w:t xml:space="preserve">, </w:t>
-      </w:r>
-      <w:r>
-        <w:t>view</w:t>
-      </w:r>
-      <w:r>
-        <w:t xml:space="preserve">, or </w:t>
-      </w:r>
-      <w:r>
-        <w:t>controller</w:t>
-      </w:r>
-      <w:r>
-        <w:t xml:space="preserve"> and why.</w:t>
+        <w:t xml:space="preserve"> of an MVC architecture: model, view, or controller and why.</w:t>
       </w:r>
     </w:p>
     <w:p>
@@ -425,25 +299,7 @@
         <w:t>layer</w:t>
       </w:r>
       <w:r>
-        <w:t xml:space="preserve">: </w:t>
-      </w:r>
-      <w:r>
-        <w:t>CS</w:t>
-      </w:r>
-      <w:r>
-        <w:t xml:space="preserve">, </w:t>
-      </w:r>
-      <w:r>
-        <w:t>EE</w:t>
-      </w:r>
-      <w:r>
-        <w:t xml:space="preserve">, or </w:t>
-      </w:r>
-      <w:r>
-        <w:t>ME</w:t>
-      </w:r>
-      <w:r>
-        <w:t xml:space="preserve"> and why.</w:t>
+        <w:t>: CS, EE, or ME and why.</w:t>
       </w:r>
     </w:p>
     <w:p>
@@ -465,25 +321,7 @@
         <w:t>difficulty</w:t>
       </w:r>
       <w:r>
-        <w:t xml:space="preserve"> to manipulate it programmatically: </w:t>
-      </w:r>
-      <w:r>
-        <w:t>easy</w:t>
-      </w:r>
-      <w:r>
-        <w:t xml:space="preserve">, </w:t>
-      </w:r>
-      <w:r>
-        <w:t>moderate</w:t>
-      </w:r>
-      <w:r>
-        <w:t xml:space="preserve">, or </w:t>
-      </w:r>
-      <w:r>
-        <w:t>hard</w:t>
-      </w:r>
-      <w:r>
-        <w:t xml:space="preserve"> and why.</w:t>
+        <w:t xml:space="preserve"> to manipulate it programmatically: easy, moderate, or hard and why.</w:t>
       </w:r>
     </w:p>
     <w:p>
@@ -505,25 +343,7 @@
         <w:t>risk</w:t>
       </w:r>
       <w:r>
-        <w:t xml:space="preserve"> of not being able to do it or doing it wrong: </w:t>
-      </w:r>
-      <w:r>
-        <w:t>low</w:t>
-      </w:r>
-      <w:r>
-        <w:t xml:space="preserve">, </w:t>
-      </w:r>
-      <w:r>
-        <w:t>moderate</w:t>
-      </w:r>
-      <w:r>
-        <w:t xml:space="preserve">, or </w:t>
-      </w:r>
-      <w:r>
-        <w:t>high</w:t>
-      </w:r>
-      <w:r>
-        <w:t xml:space="preserve"> and why.</w:t>
+        <w:t xml:space="preserve"> of not being able to do it or doing it wrong: low, moderate, or high and why.</w:t>
       </w:r>
     </w:p>
     <w:p>
@@ -541,25 +361,7 @@
         <w:t>confidence</w:t>
       </w:r>
       <w:r>
-        <w:t xml:space="preserve"> in your answer overall: </w:t>
-      </w:r>
-      <w:r>
-        <w:t>low</w:t>
-      </w:r>
-      <w:r>
-        <w:t xml:space="preserve">, </w:t>
-      </w:r>
-      <w:r>
-        <w:t>moderate</w:t>
-      </w:r>
-      <w:r>
-        <w:t xml:space="preserve">, </w:t>
-      </w:r>
-      <w:r>
-        <w:t>high</w:t>
-      </w:r>
-      <w:r>
-        <w:t xml:space="preserve"> and why.</w:t>
+        <w:t xml:space="preserve"> in your answer overall: low, moderate, high and why.</w:t>
       </w:r>
     </w:p>
     <w:p>
@@ -577,10 +379,7 @@
         <w:t>presentation</w:t>
       </w:r>
       <w:r>
-        <w:t xml:space="preserve"> of the c</w:t>
-      </w:r>
-      <w:r>
-        <w:t>ontent.</w:t>
+        <w:t xml:space="preserve"> of the content.</w:t>
       </w:r>
     </w:p>
     <w:p>
@@ -601,19 +400,7 @@
         <w:rPr>
           <w:sz w:val="17"/>
         </w:rPr>
-        <w:t xml:space="preserve">1. </w:t>
-      </w:r>
-      <w:r>
-        <w:rPr>
-          <w:sz w:val="17"/>
-        </w:rPr>
-        <w:t>landing gear, main</w:t>
-      </w:r>
-      <w:r>
-        <w:rPr>
-          <w:sz w:val="17"/>
-        </w:rPr>
-        <w:t xml:space="preserve">: supports and stops an aircraft while on the ground; retracted in flight </w:t>
+        <w:t xml:space="preserve">1. landing gear, main: supports and stops an aircraft while on the ground; retracted in flight </w:t>
       </w:r>
     </w:p>
     <w:tbl>
@@ -621,12 +408,6 @@
         <w:tblStyle w:val="TableGrid"/>
         <w:tblW w:w="8415" w:type="dxa"/>
         <w:tblInd w:w="540" w:type="dxa"/>
-        <w:tblCellMar>
-          <w:top w:w="0" w:type="dxa"/>
-          <w:left w:w="0" w:type="dxa"/>
-          <w:bottom w:w="0" w:type="dxa"/>
-          <w:right w:w="0" w:type="dxa"/>
-        </w:tblCellMar>
         <w:tblLook w:val="04A0" w:firstRow="1" w:lastRow="0" w:firstColumn="1" w:lastColumn="0" w:noHBand="0" w:noVBand="1"/>
       </w:tblPr>
       <w:tblGrid>
@@ -999,13 +780,7 @@
               <w:rPr>
                 <w:sz w:val="17"/>
               </w:rPr>
-              <w:t>creational because it must be defined; structural because it connects to the airplan</w:t>
-            </w:r>
-            <w:r>
-              <w:rPr>
-                <w:sz w:val="17"/>
-              </w:rPr>
-              <w:t>e</w:t>
+              <w:t>creational because it must be defined; structural because it connects to the airplane</w:t>
             </w:r>
           </w:p>
         </w:tc>
@@ -1348,10 +1123,7 @@
         <w:ind w:right="0" w:hanging="356"/>
       </w:pPr>
       <w:r>
-        <w:t>a</w:t>
-      </w:r>
-      <w:r>
-        <w:t>cceleration</w:t>
+        <w:t>acceleration</w:t>
       </w:r>
       <w:r>
         <w:t xml:space="preserve">: the measure of </w:t>
@@ -1970,10 +1742,7 @@
         <w:ind w:right="0" w:hanging="356"/>
       </w:pPr>
       <w:r>
-        <w:t xml:space="preserve">behavior: </w:t>
-      </w:r>
-      <w:r>
-        <w:t>an electrical signal to an actuator will trigger a change in position of the ailerons to modify the roll angle of the aircraft</w:t>
+        <w:t>behavior: an electrical signal to an actuator will trigger a change in position of the ailerons to modify the roll angle of the aircraft</w:t>
       </w:r>
     </w:p>
     <w:p>
@@ -2937,331 +2706,6120 @@
       <w:r>
         <w:t>autopilot</w:t>
       </w:r>
+    </w:p>
+    <w:p>
+      <w:pPr>
+        <w:numPr>
+          <w:ilvl w:val="2"/>
+          <w:numId w:val="2"/>
+        </w:numPr>
+        <w:ind w:right="0" w:hanging="356"/>
+      </w:pPr>
+      <w:r>
+        <w:t>source: [</w:t>
+      </w:r>
+      <w:r>
+        <w:t>https://www.rd.com/advice/travel/how-airplane-autopilot-works/</w:t>
+      </w:r>
+      <w:r>
+        <w:t xml:space="preserve">] </w:t>
+      </w:r>
+    </w:p>
+    <w:p>
+      <w:pPr>
+        <w:numPr>
+          <w:ilvl w:val="2"/>
+          <w:numId w:val="2"/>
+        </w:numPr>
+        <w:ind w:right="0" w:hanging="356"/>
+      </w:pPr>
+      <w:r>
+        <w:t>category: noun</w:t>
+      </w:r>
+    </w:p>
+    <w:p>
+      <w:pPr>
+        <w:numPr>
+          <w:ilvl w:val="2"/>
+          <w:numId w:val="2"/>
+        </w:numPr>
+        <w:ind w:right="0" w:hanging="356"/>
+      </w:pPr>
+      <w:r>
+        <w:t>data: computer system and controls</w:t>
+      </w:r>
+    </w:p>
+    <w:p>
+      <w:pPr>
+        <w:numPr>
+          <w:ilvl w:val="2"/>
+          <w:numId w:val="2"/>
+        </w:numPr>
+        <w:ind w:right="0" w:hanging="356"/>
+      </w:pPr>
+      <w:r>
+        <w:t>control: can hold heading, navigation, altitude, and approaches</w:t>
+      </w:r>
+    </w:p>
+    <w:p>
+      <w:pPr>
+        <w:numPr>
+          <w:ilvl w:val="2"/>
+          <w:numId w:val="2"/>
+        </w:numPr>
+        <w:ind w:right="0" w:hanging="356"/>
+      </w:pPr>
+      <w:r>
+        <w:t>behavior: system uses sensors, GPS, and other subsystems to automate processes</w:t>
+      </w:r>
+    </w:p>
+    <w:p>
+      <w:pPr>
+        <w:numPr>
+          <w:ilvl w:val="2"/>
+          <w:numId w:val="2"/>
+        </w:numPr>
+        <w:ind w:right="0" w:hanging="356"/>
+      </w:pPr>
+      <w:r>
+        <w:t>role: processing because it takes inputs from subsystems and outputs things to control the aircraft</w:t>
+      </w:r>
+    </w:p>
+    <w:p>
+      <w:pPr>
+        <w:numPr>
+          <w:ilvl w:val="2"/>
+          <w:numId w:val="2"/>
+        </w:numPr>
+        <w:ind w:right="0" w:hanging="356"/>
+      </w:pPr>
+      <w:r>
+        <w:lastRenderedPageBreak/>
+        <w:t>pattern: behavioral because it is constantly doing something to fly the aircraft</w:t>
+      </w:r>
+    </w:p>
+    <w:p>
+      <w:pPr>
+        <w:numPr>
+          <w:ilvl w:val="2"/>
+          <w:numId w:val="2"/>
+        </w:numPr>
+        <w:ind w:right="0" w:hanging="356"/>
+      </w:pPr>
+      <w:r>
+        <w:t>concern: controller because it is facilitating the relationship between the models and the views</w:t>
+      </w:r>
+    </w:p>
+    <w:p>
+      <w:pPr>
+        <w:numPr>
+          <w:ilvl w:val="2"/>
+          <w:numId w:val="2"/>
+        </w:numPr>
+        <w:ind w:right="0" w:hanging="356"/>
+      </w:pPr>
+      <w:r>
+        <w:t>layer:</w:t>
+      </w:r>
+      <w:r>
+        <w:rPr>
+          <w:b/>
+        </w:rPr>
+        <w:t xml:space="preserve"> </w:t>
+      </w:r>
+      <w:r>
+        <w:rPr>
+          <w:b/>
+        </w:rPr>
+        <w:t xml:space="preserve">CS </w:t>
+      </w:r>
+      <w:r>
+        <w:t>because it is a computer system</w:t>
+      </w:r>
+    </w:p>
+    <w:p>
+      <w:pPr>
+        <w:numPr>
+          <w:ilvl w:val="2"/>
+          <w:numId w:val="2"/>
+        </w:numPr>
+        <w:ind w:right="0" w:hanging="356"/>
+      </w:pPr>
+      <w:r>
+        <w:t>difficulty: Hard because there are many inputs and many outputs to deal with</w:t>
+      </w:r>
+    </w:p>
+    <w:p>
+      <w:pPr>
+        <w:numPr>
+          <w:ilvl w:val="2"/>
+          <w:numId w:val="2"/>
+        </w:numPr>
+        <w:ind w:right="0" w:hanging="356"/>
+      </w:pPr>
+      <w:r>
+        <w:t>risk: low because the aircraft can be operated without it</w:t>
+      </w:r>
+    </w:p>
+    <w:p>
+      <w:pPr>
+        <w:numPr>
+          <w:ilvl w:val="2"/>
+          <w:numId w:val="2"/>
+        </w:numPr>
+        <w:ind w:right="0" w:hanging="356"/>
+      </w:pPr>
+      <w:r>
+        <w:t xml:space="preserve">confidence: </w:t>
+      </w:r>
+      <w:r>
+        <w:t>moderate because it is a very complicated system that varies from aircraft to aircraft</w:t>
+      </w:r>
+    </w:p>
+    <w:p>
+      <w:pPr>
+        <w:numPr>
+          <w:ilvl w:val="2"/>
+          <w:numId w:val="2"/>
+        </w:numPr>
+        <w:ind w:right="0" w:hanging="356"/>
+      </w:pPr>
+      <w:r>
+        <w:t xml:space="preserve">presentation: </w:t>
+      </w:r>
+      <w:r>
+        <w:t>an aircraft symbol with an A next to it</w:t>
+      </w:r>
+    </w:p>
+    <w:p>
+      <w:pPr>
+        <w:numPr>
+          <w:ilvl w:val="1"/>
+          <w:numId w:val="2"/>
+        </w:numPr>
+        <w:ind w:right="0" w:hanging="356"/>
+      </w:pPr>
+      <w:proofErr w:type="spellStart"/>
+      <w:r>
+        <w:t>autothrottle</w:t>
+      </w:r>
+      <w:proofErr w:type="spellEnd"/>
+    </w:p>
+    <w:p>
+      <w:pPr>
+        <w:numPr>
+          <w:ilvl w:val="2"/>
+          <w:numId w:val="2"/>
+        </w:numPr>
+        <w:ind w:right="0" w:hanging="356"/>
+      </w:pPr>
+      <w:r>
+        <w:t>source: [</w:t>
+      </w:r>
+      <w:r>
+        <w:t>https://ntrs.nasa.gov/archive/nasa/casi.ntrs.nasa.gov/19880010924.pdf</w:t>
+      </w:r>
+      <w:r>
+        <w:t xml:space="preserve">] </w:t>
+      </w:r>
+    </w:p>
+    <w:p>
+      <w:pPr>
+        <w:numPr>
+          <w:ilvl w:val="2"/>
+          <w:numId w:val="2"/>
+        </w:numPr>
+        <w:ind w:right="0" w:hanging="356"/>
+      </w:pPr>
+      <w:r>
+        <w:t xml:space="preserve">category: </w:t>
+      </w:r>
+      <w:r>
+        <w:t>noun</w:t>
+      </w:r>
+    </w:p>
+    <w:p>
+      <w:pPr>
+        <w:numPr>
+          <w:ilvl w:val="2"/>
+          <w:numId w:val="2"/>
+        </w:numPr>
+        <w:ind w:right="0" w:hanging="356"/>
+      </w:pPr>
+      <w:r>
+        <w:t xml:space="preserve">data: </w:t>
+      </w:r>
+      <w:r>
+        <w:t>computer system</w:t>
+      </w:r>
+    </w:p>
+    <w:p>
+      <w:pPr>
+        <w:numPr>
+          <w:ilvl w:val="2"/>
+          <w:numId w:val="2"/>
+        </w:numPr>
+        <w:ind w:right="0" w:hanging="356"/>
+      </w:pPr>
+      <w:r>
+        <w:t xml:space="preserve">control: </w:t>
+      </w:r>
+      <w:r>
+        <w:t>controls flightpath angle and velocity</w:t>
+      </w:r>
+    </w:p>
+    <w:p>
+      <w:pPr>
+        <w:numPr>
+          <w:ilvl w:val="2"/>
+          <w:numId w:val="2"/>
+        </w:numPr>
+        <w:ind w:right="0" w:hanging="356"/>
+      </w:pPr>
+      <w:r>
+        <w:t xml:space="preserve">behavior: </w:t>
+      </w:r>
+      <w:r>
+        <w:t>uses elevator and thrust to control angle and speed in a common fashion</w:t>
+      </w:r>
+    </w:p>
+    <w:p>
+      <w:pPr>
+        <w:numPr>
+          <w:ilvl w:val="2"/>
+          <w:numId w:val="2"/>
+        </w:numPr>
+        <w:ind w:right="0" w:hanging="356"/>
+      </w:pPr>
+      <w:r>
+        <w:t xml:space="preserve">role: </w:t>
+      </w:r>
+      <w:r>
+        <w:t>processing because it takes inputs from subsystems and sends output information to other subsystems</w:t>
+      </w:r>
+    </w:p>
+    <w:p>
+      <w:pPr>
+        <w:numPr>
+          <w:ilvl w:val="2"/>
+          <w:numId w:val="2"/>
+        </w:numPr>
+        <w:ind w:right="0" w:hanging="356"/>
+      </w:pPr>
+      <w:r>
+        <w:t xml:space="preserve">pattern: </w:t>
+      </w:r>
+      <w:r>
+        <w:t>behavioral because it is constantly working to control the aircraft</w:t>
+      </w:r>
+    </w:p>
+    <w:p>
+      <w:pPr>
+        <w:numPr>
+          <w:ilvl w:val="2"/>
+          <w:numId w:val="2"/>
+        </w:numPr>
+        <w:ind w:right="0" w:hanging="356"/>
+      </w:pPr>
+      <w:r>
+        <w:t xml:space="preserve">concern: </w:t>
+      </w:r>
+      <w:r>
+        <w:t>controller because it is facilitating the relationship between the models and views</w:t>
+      </w:r>
+    </w:p>
+    <w:p>
+      <w:pPr>
+        <w:numPr>
+          <w:ilvl w:val="2"/>
+          <w:numId w:val="2"/>
+        </w:numPr>
+        <w:ind w:right="0" w:hanging="356"/>
+      </w:pPr>
+      <w:r>
+        <w:t>layer:</w:t>
+      </w:r>
+      <w:r>
+        <w:rPr>
+          <w:b/>
+        </w:rPr>
+        <w:t xml:space="preserve"> </w:t>
+      </w:r>
+      <w:r>
+        <w:rPr>
+          <w:b/>
+        </w:rPr>
+        <w:t xml:space="preserve">CS </w:t>
+      </w:r>
+      <w:r>
+        <w:t>because it is a computer system</w:t>
+      </w:r>
+    </w:p>
+    <w:p>
+      <w:pPr>
+        <w:numPr>
+          <w:ilvl w:val="2"/>
+          <w:numId w:val="2"/>
+        </w:numPr>
+        <w:ind w:right="0" w:hanging="356"/>
+      </w:pPr>
+      <w:r>
+        <w:t xml:space="preserve">difficulty: </w:t>
+      </w:r>
+      <w:r>
+        <w:t xml:space="preserve">Hard because it </w:t>
+      </w:r>
+      <w:proofErr w:type="gramStart"/>
+      <w:r>
+        <w:t>has to</w:t>
+      </w:r>
+      <w:proofErr w:type="gramEnd"/>
+      <w:r>
+        <w:t xml:space="preserve"> differentiate between maneuvers requiring a net energy change</w:t>
+      </w:r>
+    </w:p>
+    <w:p>
+      <w:pPr>
+        <w:numPr>
+          <w:ilvl w:val="2"/>
+          <w:numId w:val="2"/>
+        </w:numPr>
+        <w:ind w:right="0" w:hanging="356"/>
+      </w:pPr>
+      <w:r>
+        <w:t xml:space="preserve">risk: </w:t>
+      </w:r>
+      <w:r>
+        <w:t>moderate because the aircraft can be operated without it but would be difficult to do so</w:t>
+      </w:r>
+    </w:p>
+    <w:p>
+      <w:pPr>
+        <w:numPr>
+          <w:ilvl w:val="2"/>
+          <w:numId w:val="2"/>
+        </w:numPr>
+        <w:ind w:right="0" w:hanging="356"/>
+      </w:pPr>
+      <w:r>
+        <w:t xml:space="preserve">confidence: </w:t>
+      </w:r>
+      <w:r>
+        <w:t xml:space="preserve">low because there are many different </w:t>
+      </w:r>
+      <w:proofErr w:type="spellStart"/>
+      <w:r>
+        <w:t>autothrottle</w:t>
+      </w:r>
+      <w:proofErr w:type="spellEnd"/>
+      <w:r>
+        <w:t xml:space="preserve"> systems</w:t>
+      </w:r>
+    </w:p>
+    <w:p>
+      <w:pPr>
+        <w:numPr>
+          <w:ilvl w:val="2"/>
+          <w:numId w:val="2"/>
+        </w:numPr>
+        <w:ind w:right="0" w:hanging="356"/>
+      </w:pPr>
+      <w:r>
+        <w:t xml:space="preserve">presentation: </w:t>
+      </w:r>
+      <w:r>
+        <w:t>a speedometer with an A next to it</w:t>
+      </w:r>
+    </w:p>
+    <w:p>
+      <w:pPr>
+        <w:numPr>
+          <w:ilvl w:val="1"/>
+          <w:numId w:val="2"/>
+        </w:numPr>
+        <w:ind w:right="0" w:hanging="356"/>
+      </w:pPr>
+      <w:r>
+        <w:t>communication bus</w:t>
+      </w:r>
+      <w:r>
+        <w:t>: serial communications hardware</w:t>
+      </w:r>
+    </w:p>
+    <w:p>
+      <w:pPr>
+        <w:numPr>
+          <w:ilvl w:val="2"/>
+          <w:numId w:val="2"/>
+        </w:numPr>
+        <w:ind w:right="0" w:hanging="356"/>
+      </w:pPr>
+      <w:r>
+        <w:t>source: [</w:t>
+      </w:r>
+      <w:r>
+        <w:t>https://www.aviationtoday.com/2009/05/01/can-bus-in-aviation/</w:t>
+      </w:r>
+      <w:r>
+        <w:t xml:space="preserve">] </w:t>
+      </w:r>
+    </w:p>
+    <w:p>
+      <w:pPr>
+        <w:numPr>
+          <w:ilvl w:val="2"/>
+          <w:numId w:val="2"/>
+        </w:numPr>
+        <w:ind w:right="0" w:hanging="356"/>
+      </w:pPr>
+      <w:r>
+        <w:t xml:space="preserve">category: </w:t>
+      </w:r>
+      <w:r>
+        <w:t>noun</w:t>
+      </w:r>
+    </w:p>
+    <w:p>
+      <w:pPr>
+        <w:numPr>
+          <w:ilvl w:val="2"/>
+          <w:numId w:val="2"/>
+        </w:numPr>
+        <w:ind w:right="0" w:hanging="356"/>
+      </w:pPr>
+      <w:r>
+        <w:t xml:space="preserve">data: </w:t>
+      </w:r>
+      <w:r>
+        <w:t>LRUs and bus</w:t>
+      </w:r>
+    </w:p>
+    <w:p>
+      <w:pPr>
+        <w:numPr>
+          <w:ilvl w:val="2"/>
+          <w:numId w:val="2"/>
+        </w:numPr>
+        <w:ind w:right="0" w:hanging="356"/>
+      </w:pPr>
+      <w:r>
+        <w:t xml:space="preserve">control: </w:t>
+      </w:r>
+      <w:r>
+        <w:t>transmits and receives data</w:t>
+      </w:r>
+    </w:p>
+    <w:p>
+      <w:pPr>
+        <w:numPr>
+          <w:ilvl w:val="2"/>
+          <w:numId w:val="2"/>
+        </w:numPr>
+        <w:ind w:right="0" w:hanging="356"/>
+      </w:pPr>
+      <w:r>
+        <w:t xml:space="preserve">behavior: </w:t>
+      </w:r>
+      <w:r>
+        <w:t>uses a protocol to facilitate communication between subsystems</w:t>
+      </w:r>
+    </w:p>
+    <w:p>
+      <w:pPr>
+        <w:numPr>
+          <w:ilvl w:val="2"/>
+          <w:numId w:val="2"/>
+        </w:numPr>
+        <w:ind w:right="0" w:hanging="356"/>
+      </w:pPr>
+      <w:r>
+        <w:t xml:space="preserve">role: </w:t>
+      </w:r>
+      <w:r>
+        <w:t>processing because it is responsible for moving information around</w:t>
+      </w:r>
+    </w:p>
+    <w:p>
+      <w:pPr>
+        <w:numPr>
+          <w:ilvl w:val="2"/>
+          <w:numId w:val="2"/>
+        </w:numPr>
+        <w:ind w:right="0" w:hanging="356"/>
+      </w:pPr>
+      <w:r>
+        <w:t xml:space="preserve">pattern: </w:t>
+      </w:r>
+      <w:r>
+        <w:t>structural</w:t>
+      </w:r>
+      <w:r>
+        <w:t xml:space="preserve"> because it facilitates communication between separate subsystems</w:t>
+      </w:r>
+    </w:p>
+    <w:p>
+      <w:pPr>
+        <w:numPr>
+          <w:ilvl w:val="2"/>
+          <w:numId w:val="2"/>
+        </w:numPr>
+        <w:ind w:right="0" w:hanging="356"/>
+      </w:pPr>
+      <w:r>
+        <w:t xml:space="preserve">concern: </w:t>
+      </w:r>
+      <w:r>
+        <w:t>controller because it takes information from models and views and lets them talk to each other</w:t>
+      </w:r>
+    </w:p>
+    <w:p>
+      <w:pPr>
+        <w:numPr>
+          <w:ilvl w:val="2"/>
+          <w:numId w:val="2"/>
+        </w:numPr>
+        <w:ind w:right="0" w:hanging="356"/>
+      </w:pPr>
+      <w:r>
+        <w:t>layer:</w:t>
+      </w:r>
+      <w:r>
+        <w:rPr>
+          <w:b/>
+        </w:rPr>
+        <w:t xml:space="preserve"> </w:t>
+      </w:r>
+      <w:r>
+        <w:rPr>
+          <w:b/>
+        </w:rPr>
+        <w:t xml:space="preserve">EE </w:t>
+      </w:r>
+      <w:r>
+        <w:t>because it is the physical device that deals with the electrical signals</w:t>
+      </w:r>
+    </w:p>
+    <w:p>
+      <w:pPr>
+        <w:numPr>
+          <w:ilvl w:val="2"/>
+          <w:numId w:val="2"/>
+        </w:numPr>
+        <w:ind w:right="0" w:hanging="356"/>
+      </w:pPr>
+      <w:r>
+        <w:t xml:space="preserve">difficulty: </w:t>
+      </w:r>
+      <w:r>
+        <w:t>Hard because it is a complicated piece of hardware that facilitates many-to-many relationships</w:t>
+      </w:r>
+    </w:p>
+    <w:p>
+      <w:pPr>
+        <w:numPr>
+          <w:ilvl w:val="2"/>
+          <w:numId w:val="2"/>
+        </w:numPr>
+        <w:ind w:right="0" w:hanging="356"/>
+      </w:pPr>
+      <w:r>
+        <w:t xml:space="preserve">risk: </w:t>
+      </w:r>
+      <w:r>
+        <w:t xml:space="preserve">high because </w:t>
+      </w:r>
+      <w:r>
+        <w:t>if subsystems can’t talk to each other nothing will work</w:t>
+      </w:r>
+    </w:p>
+    <w:p>
+      <w:pPr>
+        <w:numPr>
+          <w:ilvl w:val="2"/>
+          <w:numId w:val="2"/>
+        </w:numPr>
+        <w:ind w:right="0" w:hanging="356"/>
+      </w:pPr>
+      <w:r>
+        <w:t xml:space="preserve">confidence: </w:t>
+      </w:r>
+      <w:r>
+        <w:t>high because a communication bus is common in a lot of modern machinery</w:t>
+      </w:r>
+    </w:p>
+    <w:p>
+      <w:pPr>
+        <w:numPr>
+          <w:ilvl w:val="2"/>
+          <w:numId w:val="2"/>
+        </w:numPr>
+        <w:ind w:right="0" w:hanging="356"/>
+      </w:pPr>
+      <w:r>
+        <w:t xml:space="preserve">presentation: </w:t>
+      </w:r>
+      <w:r>
+        <w:t>a small box with a grid</w:t>
+      </w:r>
+    </w:p>
+    <w:p>
+      <w:pPr>
+        <w:numPr>
+          <w:ilvl w:val="1"/>
+          <w:numId w:val="2"/>
+        </w:numPr>
+        <w:ind w:right="0" w:hanging="356"/>
+      </w:pPr>
+      <w:r>
+        <w:t>communication bus protocol</w:t>
+      </w:r>
+      <w:r>
+        <w:t>: the system that the bus hardware uses to facilitate the communication</w:t>
+      </w:r>
+    </w:p>
+    <w:p>
+      <w:pPr>
+        <w:numPr>
+          <w:ilvl w:val="2"/>
+          <w:numId w:val="2"/>
+        </w:numPr>
+        <w:ind w:right="0" w:hanging="356"/>
+      </w:pPr>
+      <w:r>
+        <w:t>source: [</w:t>
+      </w:r>
+      <w:r>
+        <w:t>https://www.aviationtoday.com/2009/05/01/can-bus-in-aviation/</w:t>
+      </w:r>
+      <w:r>
+        <w:t xml:space="preserve">] </w:t>
+      </w:r>
+    </w:p>
+    <w:p>
+      <w:pPr>
+        <w:numPr>
+          <w:ilvl w:val="2"/>
+          <w:numId w:val="2"/>
+        </w:numPr>
+        <w:ind w:right="0" w:hanging="356"/>
+      </w:pPr>
+      <w:r>
+        <w:t xml:space="preserve">category: </w:t>
+      </w:r>
+      <w:r>
+        <w:t>noun</w:t>
+      </w:r>
+    </w:p>
+    <w:p>
+      <w:pPr>
+        <w:numPr>
+          <w:ilvl w:val="2"/>
+          <w:numId w:val="2"/>
+        </w:numPr>
+        <w:ind w:right="0" w:hanging="356"/>
+      </w:pPr>
+      <w:r>
+        <w:t xml:space="preserve">data: </w:t>
+      </w:r>
+      <w:r>
+        <w:t>data encoding, transmission, filtering</w:t>
+      </w:r>
+    </w:p>
+    <w:p>
+      <w:pPr>
+        <w:numPr>
+          <w:ilvl w:val="2"/>
+          <w:numId w:val="2"/>
+        </w:numPr>
+        <w:ind w:right="0" w:hanging="356"/>
+      </w:pPr>
+      <w:r>
+        <w:t xml:space="preserve">control: </w:t>
+      </w:r>
+      <w:r>
+        <w:t xml:space="preserve">sends signals to the common bus and filters it for each line attached that </w:t>
+      </w:r>
+      <w:proofErr w:type="spellStart"/>
+      <w:r>
+        <w:t>get’s</w:t>
+      </w:r>
+      <w:proofErr w:type="spellEnd"/>
+      <w:r>
+        <w:t xml:space="preserve"> </w:t>
+      </w:r>
+      <w:proofErr w:type="spellStart"/>
+      <w:r>
+        <w:t>it</w:t>
+      </w:r>
+      <w:proofErr w:type="spellEnd"/>
+      <w:r>
+        <w:t xml:space="preserve"> own message </w:t>
+      </w:r>
+    </w:p>
+    <w:p>
+      <w:pPr>
+        <w:numPr>
+          <w:ilvl w:val="2"/>
+          <w:numId w:val="2"/>
+        </w:numPr>
+        <w:ind w:right="0" w:hanging="356"/>
+      </w:pPr>
+      <w:r>
+        <w:t xml:space="preserve">behavior: </w:t>
+      </w:r>
+      <w:r>
+        <w:t>allows one signal to facilitate communication for multiple lines without cross contamination</w:t>
+      </w:r>
+    </w:p>
+    <w:p>
+      <w:pPr>
+        <w:numPr>
+          <w:ilvl w:val="2"/>
+          <w:numId w:val="2"/>
+        </w:numPr>
+        <w:ind w:right="0" w:hanging="356"/>
+      </w:pPr>
+      <w:r>
+        <w:t xml:space="preserve">role: </w:t>
+      </w:r>
+      <w:r>
+        <w:t>processing because it is responsible for facilitating communication between the bus hardware and the LRUs</w:t>
+      </w:r>
+    </w:p>
+    <w:p>
+      <w:pPr>
+        <w:numPr>
+          <w:ilvl w:val="2"/>
+          <w:numId w:val="2"/>
+        </w:numPr>
+        <w:ind w:right="0" w:hanging="356"/>
+      </w:pPr>
+      <w:r>
+        <w:t xml:space="preserve">pattern: </w:t>
+      </w:r>
+      <w:r>
+        <w:t>structural because it facilitates communication between the bus hardware and the subsystems</w:t>
+      </w:r>
+    </w:p>
+    <w:p>
+      <w:pPr>
+        <w:numPr>
+          <w:ilvl w:val="2"/>
+          <w:numId w:val="2"/>
+        </w:numPr>
+        <w:ind w:right="0" w:hanging="356"/>
+      </w:pPr>
+      <w:r>
+        <w:t xml:space="preserve">concern: </w:t>
+      </w:r>
+      <w:r>
+        <w:t>controller because it moves information around between subsystems</w:t>
+      </w:r>
+    </w:p>
+    <w:p>
+      <w:pPr>
+        <w:numPr>
+          <w:ilvl w:val="2"/>
+          <w:numId w:val="2"/>
+        </w:numPr>
+        <w:ind w:right="0" w:hanging="356"/>
+      </w:pPr>
+      <w:r>
+        <w:t>layer:</w:t>
+      </w:r>
+      <w:r>
+        <w:rPr>
+          <w:b/>
+        </w:rPr>
+        <w:t xml:space="preserve"> </w:t>
+      </w:r>
+      <w:r>
+        <w:t>EE because signals are sent and filtered at the lowest level: bits</w:t>
+      </w:r>
+    </w:p>
+    <w:p>
+      <w:pPr>
+        <w:numPr>
+          <w:ilvl w:val="2"/>
+          <w:numId w:val="2"/>
+        </w:numPr>
+        <w:ind w:right="0" w:hanging="356"/>
+      </w:pPr>
+      <w:r>
+        <w:t xml:space="preserve">difficulty: </w:t>
+      </w:r>
+      <w:r>
+        <w:t>moderate because you want one information stream but multiple systems feeding off it</w:t>
+      </w:r>
+    </w:p>
+    <w:p>
+      <w:pPr>
+        <w:numPr>
+          <w:ilvl w:val="2"/>
+          <w:numId w:val="2"/>
+        </w:numPr>
+        <w:ind w:right="0" w:hanging="356"/>
+      </w:pPr>
+      <w:r>
+        <w:t xml:space="preserve">risk: </w:t>
+      </w:r>
+      <w:r>
+        <w:t>high because subsystems need to talk to each other</w:t>
+      </w:r>
+    </w:p>
+    <w:p>
+      <w:pPr>
+        <w:numPr>
+          <w:ilvl w:val="2"/>
+          <w:numId w:val="2"/>
+        </w:numPr>
+        <w:ind w:right="0" w:hanging="356"/>
+      </w:pPr>
+      <w:r>
+        <w:t xml:space="preserve">confidence: </w:t>
+      </w:r>
+      <w:r>
+        <w:t>moderate because its hard to distinguish between what the bus does and what the protocol does</w:t>
+      </w:r>
+    </w:p>
+    <w:p>
+      <w:pPr>
+        <w:numPr>
+          <w:ilvl w:val="2"/>
+          <w:numId w:val="2"/>
+        </w:numPr>
+        <w:ind w:right="0" w:hanging="356"/>
+      </w:pPr>
+      <w:r>
+        <w:t xml:space="preserve">presentation: </w:t>
+      </w:r>
+      <w:r>
+        <w:t>a small box with lines in it</w:t>
+      </w:r>
+    </w:p>
+    <w:p>
+      <w:pPr>
+        <w:numPr>
+          <w:ilvl w:val="1"/>
+          <w:numId w:val="2"/>
+        </w:numPr>
+        <w:ind w:right="0" w:hanging="356"/>
+      </w:pPr>
+      <w:r>
+        <w:t>elevator</w:t>
+      </w:r>
+      <w:r>
+        <w:t>: the hinged part of the horizontal stabilizer</w:t>
+      </w:r>
+    </w:p>
+    <w:p>
+      <w:pPr>
+        <w:numPr>
+          <w:ilvl w:val="2"/>
+          <w:numId w:val="2"/>
+        </w:numPr>
+        <w:ind w:right="0" w:hanging="356"/>
+      </w:pPr>
+      <w:r>
+        <w:t>source: [</w:t>
+      </w:r>
+      <w:r>
+        <w:t>https://www.grc.nasa.gov/www/k-12/airplane/airplane.html</w:t>
+      </w:r>
+      <w:r>
+        <w:t xml:space="preserve">] </w:t>
+      </w:r>
+    </w:p>
+    <w:p>
+      <w:pPr>
+        <w:numPr>
+          <w:ilvl w:val="2"/>
+          <w:numId w:val="2"/>
+        </w:numPr>
+        <w:ind w:right="0" w:hanging="356"/>
+      </w:pPr>
+      <w:r>
+        <w:t xml:space="preserve">category: </w:t>
+      </w:r>
+      <w:r>
+        <w:t>noun</w:t>
+      </w:r>
+    </w:p>
+    <w:p>
+      <w:pPr>
+        <w:numPr>
+          <w:ilvl w:val="2"/>
+          <w:numId w:val="2"/>
+        </w:numPr>
+        <w:ind w:right="0" w:hanging="356"/>
+      </w:pPr>
+      <w:r>
+        <w:t xml:space="preserve">data: </w:t>
+      </w:r>
+      <w:r>
+        <w:t>hinge and a flap</w:t>
+      </w:r>
+    </w:p>
+    <w:p>
+      <w:pPr>
+        <w:numPr>
+          <w:ilvl w:val="2"/>
+          <w:numId w:val="2"/>
+        </w:numPr>
+        <w:ind w:right="0" w:hanging="356"/>
+      </w:pPr>
+      <w:r>
+        <w:t>control:</w:t>
+      </w:r>
+      <w:r>
+        <w:t xml:space="preserve"> receives signal from piloting system </w:t>
+      </w:r>
+    </w:p>
+    <w:p>
+      <w:pPr>
+        <w:numPr>
+          <w:ilvl w:val="2"/>
+          <w:numId w:val="2"/>
+        </w:numPr>
+        <w:ind w:right="0" w:hanging="356"/>
+      </w:pPr>
+      <w:r>
+        <w:lastRenderedPageBreak/>
+        <w:t xml:space="preserve">behavior: </w:t>
+      </w:r>
+      <w:r>
+        <w:t xml:space="preserve">move upwards or downwards to adjust the pitch of the aircraft </w:t>
+      </w:r>
+    </w:p>
+    <w:p>
+      <w:pPr>
+        <w:numPr>
+          <w:ilvl w:val="2"/>
+          <w:numId w:val="2"/>
+        </w:numPr>
+        <w:ind w:right="0" w:hanging="356"/>
+      </w:pPr>
+      <w:r>
+        <w:t xml:space="preserve">role: </w:t>
+      </w:r>
+      <w:r>
+        <w:t>output because it receives a command and moves up or down</w:t>
+      </w:r>
+    </w:p>
+    <w:p>
+      <w:pPr>
+        <w:numPr>
+          <w:ilvl w:val="2"/>
+          <w:numId w:val="2"/>
+        </w:numPr>
+        <w:ind w:right="0" w:hanging="356"/>
+      </w:pPr>
+      <w:r>
+        <w:t xml:space="preserve">pattern: </w:t>
+      </w:r>
+      <w:r>
+        <w:t>behavioral because it positions the plane in 3d space</w:t>
+      </w:r>
+    </w:p>
+    <w:p>
+      <w:pPr>
+        <w:numPr>
+          <w:ilvl w:val="2"/>
+          <w:numId w:val="2"/>
+        </w:numPr>
+        <w:ind w:right="0" w:hanging="356"/>
+      </w:pPr>
+      <w:r>
+        <w:t xml:space="preserve">concern: </w:t>
+      </w:r>
+      <w:r>
+        <w:t>view because it represents the positioning of the plane in 3d space</w:t>
+      </w:r>
+    </w:p>
+    <w:p>
+      <w:pPr>
+        <w:numPr>
+          <w:ilvl w:val="2"/>
+          <w:numId w:val="2"/>
+        </w:numPr>
+        <w:ind w:right="0" w:hanging="356"/>
+      </w:pPr>
+      <w:r>
+        <w:t>layer:</w:t>
+      </w:r>
+      <w:r>
+        <w:rPr>
+          <w:b/>
+        </w:rPr>
+        <w:t xml:space="preserve"> </w:t>
+      </w:r>
+      <w:r>
+        <w:rPr>
+          <w:b/>
+        </w:rPr>
+        <w:t xml:space="preserve">ME </w:t>
+      </w:r>
+      <w:r>
+        <w:t>because it is a physical moving part</w:t>
+      </w:r>
+    </w:p>
+    <w:p>
+      <w:pPr>
+        <w:numPr>
+          <w:ilvl w:val="2"/>
+          <w:numId w:val="2"/>
+        </w:numPr>
+        <w:ind w:right="0" w:hanging="356"/>
+      </w:pPr>
+      <w:r>
+        <w:t xml:space="preserve">difficulty: </w:t>
+      </w:r>
+      <w:r>
+        <w:t>easy because it is trivial to signal a flap to move up or down</w:t>
+      </w:r>
+    </w:p>
+    <w:p>
+      <w:pPr>
+        <w:numPr>
+          <w:ilvl w:val="2"/>
+          <w:numId w:val="2"/>
+        </w:numPr>
+        <w:ind w:right="0" w:hanging="356"/>
+      </w:pPr>
+      <w:r>
+        <w:t xml:space="preserve">risk: </w:t>
+      </w:r>
+      <w:r>
+        <w:t>high because it supplies the downforce needed on the tail</w:t>
+      </w:r>
+    </w:p>
+    <w:p>
+      <w:pPr>
+        <w:numPr>
+          <w:ilvl w:val="2"/>
+          <w:numId w:val="2"/>
+        </w:numPr>
+        <w:ind w:right="0" w:hanging="356"/>
+      </w:pPr>
+      <w:r>
+        <w:t xml:space="preserve">confidence: </w:t>
+      </w:r>
+      <w:r>
+        <w:t>high because it is a simple, physical part</w:t>
+      </w:r>
+    </w:p>
+    <w:p>
+      <w:pPr>
+        <w:numPr>
+          <w:ilvl w:val="2"/>
+          <w:numId w:val="2"/>
+        </w:numPr>
+        <w:ind w:right="0" w:hanging="356"/>
+      </w:pPr>
+      <w:r>
+        <w:t xml:space="preserve">presentation: </w:t>
+      </w:r>
+      <w:r>
+        <w:t>a construction level</w:t>
+      </w:r>
+    </w:p>
+    <w:p>
+      <w:pPr>
+        <w:numPr>
+          <w:ilvl w:val="1"/>
+          <w:numId w:val="2"/>
+        </w:numPr>
+        <w:ind w:right="0" w:hanging="356"/>
+      </w:pPr>
+      <w:r>
+        <w:t>engine</w:t>
+      </w:r>
+      <w:r>
+        <w:t>: provides the thrust needed to propel an aircraft forward</w:t>
+      </w:r>
+    </w:p>
+    <w:p>
+      <w:pPr>
+        <w:numPr>
+          <w:ilvl w:val="2"/>
+          <w:numId w:val="2"/>
+        </w:numPr>
+        <w:ind w:right="0" w:hanging="356"/>
+      </w:pPr>
+      <w:r>
+        <w:t>source: [</w:t>
+      </w:r>
+      <w:r>
+        <w:t>https://www.grc.nasa.gov/www/k-12/airplane/turbine.html</w:t>
+      </w:r>
+      <w:r>
+        <w:t xml:space="preserve">] </w:t>
+      </w:r>
+    </w:p>
+    <w:p>
+      <w:pPr>
+        <w:numPr>
+          <w:ilvl w:val="2"/>
+          <w:numId w:val="2"/>
+        </w:numPr>
+        <w:ind w:right="0" w:hanging="356"/>
+      </w:pPr>
+      <w:r>
+        <w:t xml:space="preserve">category: </w:t>
+      </w:r>
+      <w:r>
+        <w:t>noun</w:t>
+      </w:r>
+    </w:p>
+    <w:p>
+      <w:pPr>
+        <w:numPr>
+          <w:ilvl w:val="2"/>
+          <w:numId w:val="2"/>
+        </w:numPr>
+        <w:ind w:right="0" w:hanging="356"/>
+      </w:pPr>
+      <w:r>
+        <w:t xml:space="preserve">data: </w:t>
+      </w:r>
+      <w:r>
+        <w:t>turbine nozzle burner compressor inlet</w:t>
+      </w:r>
+    </w:p>
+    <w:p>
+      <w:pPr>
+        <w:numPr>
+          <w:ilvl w:val="2"/>
+          <w:numId w:val="2"/>
+        </w:numPr>
+        <w:ind w:right="0" w:hanging="356"/>
+      </w:pPr>
+      <w:r>
+        <w:t xml:space="preserve">control: </w:t>
+      </w:r>
+      <w:r>
+        <w:t>pressurizes incoming air and mixes with fuel to create thrust</w:t>
+      </w:r>
+    </w:p>
+    <w:p>
+      <w:pPr>
+        <w:numPr>
+          <w:ilvl w:val="2"/>
+          <w:numId w:val="2"/>
+        </w:numPr>
+        <w:ind w:right="0" w:hanging="356"/>
+      </w:pPr>
+      <w:r>
+        <w:t xml:space="preserve">behavior: </w:t>
+      </w:r>
+      <w:r>
+        <w:t>the thrust from the engines propel the aircraft forward</w:t>
+      </w:r>
+    </w:p>
+    <w:p>
+      <w:pPr>
+        <w:numPr>
+          <w:ilvl w:val="2"/>
+          <w:numId w:val="2"/>
+        </w:numPr>
+        <w:ind w:right="0" w:hanging="356"/>
+      </w:pPr>
+      <w:r>
+        <w:t xml:space="preserve">role: </w:t>
+      </w:r>
+      <w:r>
+        <w:t>output because engines receive instruction from the pilot system and creates thrust</w:t>
+      </w:r>
+    </w:p>
+    <w:p>
+      <w:pPr>
+        <w:numPr>
+          <w:ilvl w:val="2"/>
+          <w:numId w:val="2"/>
+        </w:numPr>
+        <w:ind w:right="0" w:hanging="356"/>
+      </w:pPr>
+      <w:r>
+        <w:t xml:space="preserve">pattern: </w:t>
+      </w:r>
+      <w:r>
+        <w:t>behavioral because it causes the aircraft to move</w:t>
+      </w:r>
+    </w:p>
+    <w:p>
+      <w:pPr>
+        <w:numPr>
+          <w:ilvl w:val="2"/>
+          <w:numId w:val="2"/>
+        </w:numPr>
+        <w:ind w:right="0" w:hanging="356"/>
+      </w:pPr>
+      <w:r>
+        <w:t xml:space="preserve">concern: </w:t>
+      </w:r>
+      <w:r>
+        <w:t>controller because it moves the aircraft around in space</w:t>
+      </w:r>
+    </w:p>
+    <w:p>
+      <w:pPr>
+        <w:numPr>
+          <w:ilvl w:val="2"/>
+          <w:numId w:val="2"/>
+        </w:numPr>
+        <w:ind w:right="0" w:hanging="356"/>
+      </w:pPr>
+      <w:r>
+        <w:t>layer:</w:t>
+      </w:r>
+      <w:r>
+        <w:rPr>
+          <w:b/>
+        </w:rPr>
+        <w:t xml:space="preserve"> </w:t>
+      </w:r>
+      <w:r>
+        <w:rPr>
+          <w:b/>
+        </w:rPr>
+        <w:t>ME</w:t>
+      </w:r>
+      <w:r>
+        <w:t xml:space="preserve"> because it is a physical object</w:t>
+      </w:r>
+    </w:p>
+    <w:p>
+      <w:pPr>
+        <w:numPr>
+          <w:ilvl w:val="2"/>
+          <w:numId w:val="2"/>
+        </w:numPr>
+        <w:ind w:right="0" w:hanging="356"/>
+      </w:pPr>
+      <w:r>
+        <w:t xml:space="preserve">difficulty: </w:t>
+      </w:r>
+      <w:r>
+        <w:t xml:space="preserve">moderate because it is easy to program the thrust but hard to program the specifics of the </w:t>
+      </w:r>
+      <w:proofErr w:type="spellStart"/>
+      <w:r>
+        <w:t>eingine</w:t>
+      </w:r>
+      <w:proofErr w:type="spellEnd"/>
+    </w:p>
+    <w:p>
+      <w:pPr>
+        <w:numPr>
+          <w:ilvl w:val="2"/>
+          <w:numId w:val="2"/>
+        </w:numPr>
+        <w:ind w:right="0" w:hanging="356"/>
+      </w:pPr>
+      <w:r>
+        <w:t xml:space="preserve">risk: </w:t>
+      </w:r>
+      <w:r>
+        <w:t>high because no engines mean no aircraft</w:t>
+      </w:r>
+    </w:p>
+    <w:p>
+      <w:pPr>
+        <w:numPr>
+          <w:ilvl w:val="2"/>
+          <w:numId w:val="2"/>
+        </w:numPr>
+        <w:ind w:right="0" w:hanging="356"/>
+      </w:pPr>
+      <w:r>
+        <w:t xml:space="preserve">confidence: </w:t>
+      </w:r>
+      <w:r>
+        <w:t>moderate because there are many types of aircraft engine</w:t>
+      </w:r>
+    </w:p>
+    <w:p>
+      <w:pPr>
+        <w:numPr>
+          <w:ilvl w:val="2"/>
+          <w:numId w:val="2"/>
+        </w:numPr>
+        <w:ind w:right="0" w:hanging="356"/>
+      </w:pPr>
+      <w:r>
+        <w:t xml:space="preserve">presentation: </w:t>
+      </w:r>
+      <w:r>
+        <w:t>check engine light symbol</w:t>
+      </w:r>
+    </w:p>
+    <w:p>
+      <w:pPr>
+        <w:numPr>
+          <w:ilvl w:val="1"/>
+          <w:numId w:val="2"/>
+        </w:numPr>
+        <w:ind w:right="0" w:hanging="356"/>
+      </w:pPr>
+      <w:r>
+        <w:t>FADE</w:t>
+      </w:r>
+      <w:r>
+        <w:t>C: Full Authority Distributed Engine Control</w:t>
+      </w:r>
+    </w:p>
+    <w:p>
+      <w:pPr>
+        <w:numPr>
+          <w:ilvl w:val="2"/>
+          <w:numId w:val="2"/>
+        </w:numPr>
+        <w:ind w:right="0" w:hanging="356"/>
+      </w:pPr>
+      <w:r>
+        <w:t>source: [</w:t>
+      </w:r>
+      <w:r>
+        <w:t>https://ntrs.nasa.gov/archive/nasa/casi.ntrs.nasa.gov/20130013439.pdf</w:t>
+      </w:r>
+      <w:r>
+        <w:t xml:space="preserve">] </w:t>
+      </w:r>
+    </w:p>
+    <w:p>
+      <w:pPr>
+        <w:numPr>
+          <w:ilvl w:val="2"/>
+          <w:numId w:val="2"/>
+        </w:numPr>
+        <w:ind w:right="0" w:hanging="356"/>
+      </w:pPr>
+      <w:r>
+        <w:t xml:space="preserve">category: </w:t>
+      </w:r>
+      <w:r>
+        <w:t>noun</w:t>
+      </w:r>
+    </w:p>
+    <w:p>
+      <w:pPr>
+        <w:numPr>
+          <w:ilvl w:val="2"/>
+          <w:numId w:val="2"/>
+        </w:numPr>
+        <w:ind w:right="0" w:hanging="356"/>
+      </w:pPr>
+      <w:r>
+        <w:t xml:space="preserve">data: </w:t>
+      </w:r>
+      <w:r>
+        <w:t>computer-based controller</w:t>
+      </w:r>
+    </w:p>
+    <w:p>
+      <w:pPr>
+        <w:numPr>
+          <w:ilvl w:val="2"/>
+          <w:numId w:val="2"/>
+        </w:numPr>
+        <w:ind w:right="0" w:hanging="356"/>
+      </w:pPr>
+      <w:r>
+        <w:t xml:space="preserve">control: </w:t>
+      </w:r>
+      <w:r>
+        <w:t>provides the command signals that get sent to the engine</w:t>
+      </w:r>
+    </w:p>
+    <w:p>
+      <w:pPr>
+        <w:numPr>
+          <w:ilvl w:val="2"/>
+          <w:numId w:val="2"/>
+        </w:numPr>
+        <w:ind w:right="0" w:hanging="356"/>
+      </w:pPr>
+      <w:r>
+        <w:t xml:space="preserve">behavior: </w:t>
+      </w:r>
+      <w:r>
+        <w:t xml:space="preserve">a pilot can make throttle </w:t>
+      </w:r>
+      <w:proofErr w:type="gramStart"/>
+      <w:r>
+        <w:t>adjustments</w:t>
+      </w:r>
+      <w:proofErr w:type="gramEnd"/>
+      <w:r>
+        <w:t xml:space="preserve"> but the final command is always determined by the computer</w:t>
+      </w:r>
+    </w:p>
+    <w:p>
+      <w:pPr>
+        <w:numPr>
+          <w:ilvl w:val="2"/>
+          <w:numId w:val="2"/>
+        </w:numPr>
+        <w:ind w:right="0" w:hanging="356"/>
+      </w:pPr>
+      <w:r>
+        <w:t xml:space="preserve">role: </w:t>
+      </w:r>
+      <w:r>
+        <w:t>processing because it takes inputs and issues commands to the engine</w:t>
+      </w:r>
+    </w:p>
+    <w:p>
+      <w:pPr>
+        <w:numPr>
+          <w:ilvl w:val="2"/>
+          <w:numId w:val="2"/>
+        </w:numPr>
+        <w:ind w:right="0" w:hanging="356"/>
+      </w:pPr>
+      <w:r>
+        <w:t xml:space="preserve">pattern: </w:t>
+      </w:r>
+      <w:r>
+        <w:t>structural because it is the link between the operators and the engines</w:t>
+      </w:r>
+    </w:p>
+    <w:p>
+      <w:pPr>
+        <w:numPr>
+          <w:ilvl w:val="2"/>
+          <w:numId w:val="2"/>
+        </w:numPr>
+        <w:ind w:right="0" w:hanging="356"/>
+      </w:pPr>
+      <w:r>
+        <w:t xml:space="preserve">concern: </w:t>
+      </w:r>
+      <w:r>
+        <w:t>controller because it causes the engine to perform as needed</w:t>
+      </w:r>
+    </w:p>
+    <w:p>
+      <w:pPr>
+        <w:numPr>
+          <w:ilvl w:val="2"/>
+          <w:numId w:val="2"/>
+        </w:numPr>
+        <w:ind w:right="0" w:hanging="356"/>
+      </w:pPr>
+      <w:r>
+        <w:t>layer:</w:t>
+      </w:r>
+      <w:r>
+        <w:t xml:space="preserve"> CS because there are programs that determine the behavior</w:t>
+      </w:r>
+    </w:p>
+    <w:p>
+      <w:pPr>
+        <w:numPr>
+          <w:ilvl w:val="2"/>
+          <w:numId w:val="2"/>
+        </w:numPr>
+        <w:ind w:right="0" w:hanging="356"/>
+      </w:pPr>
+      <w:r>
+        <w:t xml:space="preserve">difficulty: </w:t>
+      </w:r>
+      <w:r>
+        <w:t>hard because it is a very complicated computer system that needs much testing, as it takes control away from the human</w:t>
+      </w:r>
+    </w:p>
+    <w:p>
+      <w:pPr>
+        <w:numPr>
+          <w:ilvl w:val="2"/>
+          <w:numId w:val="2"/>
+        </w:numPr>
+        <w:ind w:right="0" w:hanging="356"/>
+      </w:pPr>
+      <w:r>
+        <w:t xml:space="preserve">risk: </w:t>
+      </w:r>
+      <w:r>
+        <w:t>high, if it malfunctions then the human cannot bypass it</w:t>
+      </w:r>
+    </w:p>
+    <w:p>
+      <w:pPr>
+        <w:numPr>
+          <w:ilvl w:val="2"/>
+          <w:numId w:val="2"/>
+        </w:numPr>
+        <w:ind w:right="0" w:hanging="356"/>
+      </w:pPr>
+      <w:r>
+        <w:t>confidence:</w:t>
+      </w:r>
+      <w:r>
+        <w:t xml:space="preserve"> low because it is a very complicated system that relies on many subsystems</w:t>
+      </w:r>
+    </w:p>
+    <w:p>
+      <w:pPr>
+        <w:numPr>
+          <w:ilvl w:val="2"/>
+          <w:numId w:val="2"/>
+        </w:numPr>
+        <w:ind w:right="0" w:hanging="356"/>
+      </w:pPr>
+      <w:r>
+        <w:t xml:space="preserve">presentation: </w:t>
+      </w:r>
+      <w:r>
+        <w:t>computer screen</w:t>
+      </w:r>
+    </w:p>
+    <w:p>
+      <w:pPr>
+        <w:numPr>
+          <w:ilvl w:val="1"/>
+          <w:numId w:val="2"/>
+        </w:numPr>
+        <w:ind w:right="0" w:hanging="356"/>
+      </w:pPr>
+      <w:r>
+        <w:t>flight control law</w:t>
+      </w:r>
+      <w:r>
+        <w:t>: control modes of flights</w:t>
+      </w:r>
+    </w:p>
+    <w:p>
+      <w:pPr>
+        <w:numPr>
+          <w:ilvl w:val="2"/>
+          <w:numId w:val="2"/>
+        </w:numPr>
+        <w:ind w:right="0" w:hanging="356"/>
+      </w:pPr>
+      <w:r>
+        <w:t>source: [</w:t>
+      </w:r>
+      <w:r>
+        <w:t>https://www.skybrary.aero/index.php/Flight_Control_Laws</w:t>
+      </w:r>
+      <w:r>
+        <w:t xml:space="preserve">] </w:t>
+      </w:r>
+    </w:p>
+    <w:p>
+      <w:pPr>
+        <w:numPr>
+          <w:ilvl w:val="2"/>
+          <w:numId w:val="2"/>
+        </w:numPr>
+        <w:ind w:right="0" w:hanging="356"/>
+      </w:pPr>
+      <w:r>
+        <w:t xml:space="preserve">category: </w:t>
+      </w:r>
+      <w:r>
+        <w:t>noun</w:t>
+      </w:r>
+    </w:p>
+    <w:p>
+      <w:pPr>
+        <w:numPr>
+          <w:ilvl w:val="2"/>
+          <w:numId w:val="2"/>
+        </w:numPr>
+        <w:ind w:right="0" w:hanging="356"/>
+      </w:pPr>
+      <w:r>
+        <w:t xml:space="preserve">data: </w:t>
+      </w:r>
+      <w:r>
+        <w:t>computational laws which assign flight control modes</w:t>
+      </w:r>
+    </w:p>
+    <w:p>
+      <w:pPr>
+        <w:numPr>
+          <w:ilvl w:val="2"/>
+          <w:numId w:val="2"/>
+        </w:numPr>
+        <w:ind w:right="0" w:hanging="356"/>
+      </w:pPr>
+      <w:r>
+        <w:t xml:space="preserve">control: </w:t>
+      </w:r>
+      <w:r>
+        <w:t>computer determines the operational state</w:t>
+      </w:r>
+    </w:p>
+    <w:p>
+      <w:pPr>
+        <w:numPr>
+          <w:ilvl w:val="2"/>
+          <w:numId w:val="2"/>
+        </w:numPr>
+        <w:ind w:right="0" w:hanging="356"/>
+      </w:pPr>
+      <w:r>
+        <w:t xml:space="preserve">behavior: </w:t>
+      </w:r>
+      <w:r>
+        <w:t>fight modes determine how the aircraft operates whilst in the air</w:t>
+      </w:r>
+    </w:p>
+    <w:p>
+      <w:pPr>
+        <w:numPr>
+          <w:ilvl w:val="2"/>
+          <w:numId w:val="2"/>
+        </w:numPr>
+        <w:ind w:right="0" w:hanging="356"/>
+      </w:pPr>
+      <w:r>
+        <w:t xml:space="preserve">role: </w:t>
+      </w:r>
+      <w:r>
+        <w:t>input because the current mode determines how the aircraft is going to operate</w:t>
+      </w:r>
+    </w:p>
+    <w:p>
+      <w:pPr>
+        <w:numPr>
+          <w:ilvl w:val="2"/>
+          <w:numId w:val="2"/>
+        </w:numPr>
+        <w:ind w:right="0" w:hanging="356"/>
+      </w:pPr>
+      <w:r>
+        <w:t>pattern:</w:t>
+      </w:r>
+      <w:r>
+        <w:t xml:space="preserve"> creational because it sets the flight information for the whole aircraft</w:t>
+      </w:r>
+    </w:p>
+    <w:p>
+      <w:pPr>
+        <w:numPr>
+          <w:ilvl w:val="2"/>
+          <w:numId w:val="2"/>
+        </w:numPr>
+        <w:ind w:right="0" w:hanging="356"/>
+      </w:pPr>
+      <w:r>
+        <w:t xml:space="preserve">concern: </w:t>
+      </w:r>
+      <w:r>
+        <w:t>model because it holds aircraft information</w:t>
+      </w:r>
+    </w:p>
+    <w:p>
+      <w:pPr>
+        <w:numPr>
+          <w:ilvl w:val="2"/>
+          <w:numId w:val="2"/>
+        </w:numPr>
+        <w:ind w:right="0" w:hanging="356"/>
+      </w:pPr>
+      <w:r>
+        <w:t>layer:</w:t>
+      </w:r>
+      <w:r>
+        <w:rPr>
+          <w:b/>
+        </w:rPr>
+        <w:t xml:space="preserve"> </w:t>
+      </w:r>
+      <w:r>
+        <w:rPr>
+          <w:b/>
+        </w:rPr>
+        <w:t xml:space="preserve">CS </w:t>
+      </w:r>
+      <w:r>
+        <w:t>because it is a software level thing</w:t>
+      </w:r>
+    </w:p>
+    <w:p>
+      <w:pPr>
+        <w:numPr>
+          <w:ilvl w:val="2"/>
+          <w:numId w:val="2"/>
+        </w:numPr>
+        <w:ind w:right="0" w:hanging="356"/>
+      </w:pPr>
+      <w:r>
+        <w:t xml:space="preserve">difficulty: </w:t>
+      </w:r>
+      <w:r>
+        <w:t xml:space="preserve">hard because it takes inputs and </w:t>
+      </w:r>
+      <w:proofErr w:type="gramStart"/>
+      <w:r>
+        <w:t>has to</w:t>
+      </w:r>
+      <w:proofErr w:type="gramEnd"/>
+      <w:r>
+        <w:t xml:space="preserve"> decide on the current flight mode</w:t>
+      </w:r>
+    </w:p>
+    <w:p>
+      <w:pPr>
+        <w:numPr>
+          <w:ilvl w:val="2"/>
+          <w:numId w:val="2"/>
+        </w:numPr>
+        <w:ind w:right="0" w:hanging="356"/>
+      </w:pPr>
+      <w:r>
+        <w:t xml:space="preserve">risk: </w:t>
+      </w:r>
+      <w:r>
+        <w:t xml:space="preserve">moderate because it needs to know when we are on the </w:t>
+      </w:r>
+      <w:proofErr w:type="gramStart"/>
+      <w:r>
+        <w:t>ground</w:t>
+      </w:r>
+      <w:proofErr w:type="gramEnd"/>
+      <w:r>
+        <w:t xml:space="preserve"> so it doesn’t try to fly</w:t>
+      </w:r>
+    </w:p>
+    <w:p>
+      <w:pPr>
+        <w:numPr>
+          <w:ilvl w:val="2"/>
+          <w:numId w:val="2"/>
+        </w:numPr>
+        <w:ind w:right="0" w:hanging="356"/>
+      </w:pPr>
+      <w:r>
+        <w:t xml:space="preserve">confidence: </w:t>
+      </w:r>
+      <w:r>
+        <w:t>low because it could be more software or hardware related</w:t>
+      </w:r>
+    </w:p>
+    <w:p>
+      <w:pPr>
+        <w:numPr>
+          <w:ilvl w:val="2"/>
+          <w:numId w:val="2"/>
+        </w:numPr>
+        <w:ind w:right="0" w:hanging="356"/>
+      </w:pPr>
+      <w:r>
+        <w:t xml:space="preserve">presentation: </w:t>
+      </w:r>
+      <w:r>
+        <w:t>squiggly lines</w:t>
+      </w:r>
+    </w:p>
+    <w:p>
+      <w:pPr>
+        <w:numPr>
+          <w:ilvl w:val="1"/>
+          <w:numId w:val="2"/>
+        </w:numPr>
+        <w:ind w:right="0" w:hanging="356"/>
+      </w:pPr>
+      <w:r>
+        <w:t>flap</w:t>
+      </w:r>
+    </w:p>
+    <w:p>
+      <w:pPr>
+        <w:numPr>
+          <w:ilvl w:val="2"/>
+          <w:numId w:val="2"/>
+        </w:numPr>
+        <w:ind w:right="0" w:hanging="356"/>
+      </w:pPr>
+      <w:r>
+        <w:t>source: [</w:t>
+      </w:r>
+      <w:r>
+        <w:t>https://www.grc.nasa.gov/www/k-12/airplane/flap.html</w:t>
+      </w:r>
+      <w:r>
+        <w:t xml:space="preserve">] </w:t>
+      </w:r>
+    </w:p>
+    <w:p>
+      <w:pPr>
+        <w:numPr>
+          <w:ilvl w:val="2"/>
+          <w:numId w:val="2"/>
+        </w:numPr>
+        <w:ind w:right="0" w:hanging="356"/>
+      </w:pPr>
+      <w:r>
+        <w:lastRenderedPageBreak/>
+        <w:t xml:space="preserve">category: </w:t>
+      </w:r>
+      <w:r>
+        <w:t>noun</w:t>
+      </w:r>
+    </w:p>
+    <w:p>
+      <w:pPr>
+        <w:numPr>
+          <w:ilvl w:val="2"/>
+          <w:numId w:val="2"/>
+        </w:numPr>
+        <w:ind w:right="0" w:hanging="356"/>
+      </w:pPr>
+      <w:r>
+        <w:t xml:space="preserve">data: </w:t>
+      </w:r>
+      <w:r>
+        <w:t>the physical component that moves to control t</w:t>
+      </w:r>
+      <w:r>
+        <w:t>he airplane in 3d space</w:t>
+      </w:r>
+    </w:p>
+    <w:p>
+      <w:pPr>
+        <w:numPr>
+          <w:ilvl w:val="2"/>
+          <w:numId w:val="2"/>
+        </w:numPr>
+        <w:ind w:right="0" w:hanging="356"/>
+      </w:pPr>
+      <w:r>
+        <w:t xml:space="preserve">control: </w:t>
+      </w:r>
+      <w:r>
+        <w:t>moves up or down</w:t>
+      </w:r>
+    </w:p>
+    <w:p>
+      <w:pPr>
+        <w:numPr>
+          <w:ilvl w:val="2"/>
+          <w:numId w:val="2"/>
+        </w:numPr>
+        <w:ind w:right="0" w:hanging="356"/>
+      </w:pPr>
+      <w:r>
+        <w:t xml:space="preserve">behavior: </w:t>
+      </w:r>
+      <w:r>
+        <w:t>flight system commands the flap to move to adjust the position of the airplane</w:t>
+      </w:r>
+    </w:p>
+    <w:p>
+      <w:pPr>
+        <w:numPr>
+          <w:ilvl w:val="2"/>
+          <w:numId w:val="2"/>
+        </w:numPr>
+        <w:ind w:right="0" w:hanging="356"/>
+      </w:pPr>
+      <w:r>
+        <w:t xml:space="preserve">role: </w:t>
+      </w:r>
+      <w:r>
+        <w:t xml:space="preserve">output because the </w:t>
+      </w:r>
+      <w:r>
+        <w:t>flight system commands the flaps to move</w:t>
+      </w:r>
+    </w:p>
+    <w:p>
+      <w:pPr>
+        <w:numPr>
+          <w:ilvl w:val="2"/>
+          <w:numId w:val="2"/>
+        </w:numPr>
+        <w:ind w:right="0" w:hanging="356"/>
+      </w:pPr>
+      <w:r>
+        <w:t xml:space="preserve">pattern: </w:t>
+      </w:r>
+      <w:r>
+        <w:t>behavioral because the flaps move</w:t>
+      </w:r>
+    </w:p>
+    <w:p>
+      <w:pPr>
+        <w:numPr>
+          <w:ilvl w:val="2"/>
+          <w:numId w:val="2"/>
+        </w:numPr>
+        <w:ind w:right="0" w:hanging="356"/>
+      </w:pPr>
+      <w:r>
+        <w:t xml:space="preserve">concern: </w:t>
+      </w:r>
+      <w:r>
+        <w:t>view because we need to know the position of the flaps</w:t>
+      </w:r>
+    </w:p>
+    <w:p>
+      <w:pPr>
+        <w:numPr>
+          <w:ilvl w:val="2"/>
+          <w:numId w:val="2"/>
+        </w:numPr>
+        <w:ind w:right="0" w:hanging="356"/>
+      </w:pPr>
+      <w:r>
+        <w:t>layer:</w:t>
+      </w:r>
+      <w:r>
+        <w:rPr>
+          <w:b/>
+        </w:rPr>
+        <w:t xml:space="preserve"> </w:t>
+      </w:r>
+      <w:r>
+        <w:rPr>
+          <w:b/>
+        </w:rPr>
+        <w:t xml:space="preserve">ME </w:t>
+      </w:r>
+      <w:r>
+        <w:t>because it is a physical device</w:t>
+      </w:r>
+    </w:p>
+    <w:p>
+      <w:pPr>
+        <w:numPr>
+          <w:ilvl w:val="2"/>
+          <w:numId w:val="2"/>
+        </w:numPr>
+        <w:ind w:right="0" w:hanging="356"/>
+      </w:pPr>
+      <w:r>
+        <w:t xml:space="preserve">difficulty: </w:t>
+      </w:r>
+      <w:r>
+        <w:t xml:space="preserve">easy because we just need to set </w:t>
+      </w:r>
+      <w:proofErr w:type="spellStart"/>
+      <w:proofErr w:type="gramStart"/>
+      <w:r>
+        <w:t>it’s</w:t>
+      </w:r>
+      <w:proofErr w:type="spellEnd"/>
+      <w:proofErr w:type="gramEnd"/>
+      <w:r>
+        <w:t xml:space="preserve"> position</w:t>
+      </w:r>
+    </w:p>
+    <w:p>
+      <w:pPr>
+        <w:numPr>
+          <w:ilvl w:val="2"/>
+          <w:numId w:val="2"/>
+        </w:numPr>
+        <w:ind w:right="0" w:hanging="356"/>
+      </w:pPr>
+      <w:r>
+        <w:t xml:space="preserve">risk: </w:t>
+      </w:r>
+      <w:r>
+        <w:t>high because the flaps are pertinent to testing out the airplane even on the ground</w:t>
+      </w:r>
+    </w:p>
+    <w:p>
+      <w:pPr>
+        <w:numPr>
+          <w:ilvl w:val="2"/>
+          <w:numId w:val="2"/>
+        </w:numPr>
+        <w:ind w:right="0" w:hanging="356"/>
+      </w:pPr>
+      <w:r>
+        <w:t xml:space="preserve">confidence: </w:t>
+      </w:r>
+      <w:r>
+        <w:t>high because they are a simple, important part</w:t>
+      </w:r>
+    </w:p>
+    <w:p>
+      <w:pPr>
+        <w:numPr>
+          <w:ilvl w:val="2"/>
+          <w:numId w:val="2"/>
+        </w:numPr>
+        <w:ind w:right="0" w:hanging="356"/>
+      </w:pPr>
+      <w:r>
+        <w:t xml:space="preserve">presentation: </w:t>
+      </w:r>
+      <w:r>
+        <w:t>a wing outline</w:t>
+      </w:r>
+    </w:p>
+    <w:p>
+      <w:pPr>
+        <w:numPr>
+          <w:ilvl w:val="1"/>
+          <w:numId w:val="2"/>
+        </w:numPr>
+        <w:ind w:right="0" w:hanging="356"/>
+      </w:pPr>
+      <w:r>
+        <w:t>flight control system</w:t>
+      </w:r>
+      <w:r>
+        <w:t>:</w:t>
+      </w:r>
+      <w:r>
+        <w:t xml:space="preserve"> </w:t>
+      </w:r>
+      <w:proofErr w:type="gramStart"/>
+      <w:r>
+        <w:t>the means by which</w:t>
+      </w:r>
+      <w:proofErr w:type="gramEnd"/>
+      <w:r>
+        <w:t xml:space="preserve"> a pilot controls the direction and attitude in flight</w:t>
+      </w:r>
+    </w:p>
+    <w:p>
+      <w:pPr>
+        <w:numPr>
+          <w:ilvl w:val="2"/>
+          <w:numId w:val="2"/>
+        </w:numPr>
+        <w:ind w:right="0" w:hanging="356"/>
+      </w:pPr>
+      <w:r>
+        <w:t>source: [</w:t>
+      </w:r>
+      <w:r>
+        <w:t>https://www.skybrary.aero/index.php/Flight_Controls</w:t>
+      </w:r>
+      <w:r>
+        <w:t xml:space="preserve">] </w:t>
+      </w:r>
+    </w:p>
+    <w:p>
+      <w:pPr>
+        <w:numPr>
+          <w:ilvl w:val="2"/>
+          <w:numId w:val="2"/>
+        </w:numPr>
+        <w:ind w:right="0" w:hanging="356"/>
+      </w:pPr>
+      <w:r>
+        <w:t xml:space="preserve">category: </w:t>
+      </w:r>
+      <w:r>
+        <w:t>noun</w:t>
+      </w:r>
+    </w:p>
+    <w:p>
+      <w:pPr>
+        <w:numPr>
+          <w:ilvl w:val="2"/>
+          <w:numId w:val="2"/>
+        </w:numPr>
+        <w:ind w:right="0" w:hanging="356"/>
+      </w:pPr>
+      <w:r>
+        <w:t xml:space="preserve">data: </w:t>
+      </w:r>
+      <w:r>
+        <w:t>ailerons, elevators and rudder</w:t>
+      </w:r>
+    </w:p>
+    <w:p>
+      <w:pPr>
+        <w:numPr>
+          <w:ilvl w:val="2"/>
+          <w:numId w:val="2"/>
+        </w:numPr>
+        <w:ind w:right="0" w:hanging="356"/>
+      </w:pPr>
+      <w:r>
+        <w:t xml:space="preserve">control: </w:t>
+      </w:r>
+      <w:r>
+        <w:t>flight control surfaces move to change direction in flight</w:t>
+      </w:r>
+    </w:p>
+    <w:p>
+      <w:pPr>
+        <w:numPr>
+          <w:ilvl w:val="2"/>
+          <w:numId w:val="2"/>
+        </w:numPr>
+        <w:ind w:right="0" w:hanging="356"/>
+      </w:pPr>
+      <w:r>
+        <w:t xml:space="preserve">behavior: </w:t>
+      </w:r>
+      <w:r>
+        <w:t>input from the operator gets sent to the flight control surfaces</w:t>
+      </w:r>
+    </w:p>
+    <w:p>
+      <w:pPr>
+        <w:numPr>
+          <w:ilvl w:val="2"/>
+          <w:numId w:val="2"/>
+        </w:numPr>
+        <w:ind w:right="0" w:hanging="356"/>
+      </w:pPr>
+      <w:r>
+        <w:t xml:space="preserve">role: </w:t>
+      </w:r>
+      <w:r>
+        <w:t>output because they are all physical parts</w:t>
+      </w:r>
+    </w:p>
+    <w:p>
+      <w:pPr>
+        <w:numPr>
+          <w:ilvl w:val="2"/>
+          <w:numId w:val="2"/>
+        </w:numPr>
+        <w:ind w:right="0" w:hanging="356"/>
+      </w:pPr>
+      <w:r>
+        <w:t xml:space="preserve">pattern: </w:t>
+      </w:r>
+      <w:r>
+        <w:t>behavioral because it moves the plane</w:t>
+      </w:r>
+    </w:p>
+    <w:p>
+      <w:pPr>
+        <w:numPr>
+          <w:ilvl w:val="2"/>
+          <w:numId w:val="2"/>
+        </w:numPr>
+        <w:ind w:right="0" w:hanging="356"/>
+      </w:pPr>
+      <w:r>
+        <w:t xml:space="preserve">concern: </w:t>
+      </w:r>
+      <w:r>
+        <w:t>view because they change</w:t>
+      </w:r>
+    </w:p>
+    <w:p>
+      <w:pPr>
+        <w:numPr>
+          <w:ilvl w:val="2"/>
+          <w:numId w:val="2"/>
+        </w:numPr>
+        <w:ind w:right="0" w:hanging="356"/>
+      </w:pPr>
+      <w:r>
+        <w:t>layer:</w:t>
+      </w:r>
+      <w:r>
+        <w:rPr>
+          <w:b/>
+        </w:rPr>
+        <w:t xml:space="preserve"> </w:t>
+      </w:r>
+      <w:r>
+        <w:rPr>
+          <w:b/>
+        </w:rPr>
+        <w:t xml:space="preserve">ME </w:t>
+      </w:r>
+      <w:r>
+        <w:t>because it is a physical device</w:t>
+      </w:r>
+    </w:p>
+    <w:p>
+      <w:pPr>
+        <w:numPr>
+          <w:ilvl w:val="2"/>
+          <w:numId w:val="2"/>
+        </w:numPr>
+        <w:ind w:right="0" w:hanging="356"/>
+      </w:pPr>
+      <w:r>
+        <w:t xml:space="preserve">difficulty: </w:t>
+      </w:r>
+      <w:r>
+        <w:t>moderate because it the combination of multiple parts</w:t>
+      </w:r>
+    </w:p>
+    <w:p>
+      <w:pPr>
+        <w:numPr>
+          <w:ilvl w:val="2"/>
+          <w:numId w:val="2"/>
+        </w:numPr>
+        <w:ind w:right="0" w:hanging="356"/>
+      </w:pPr>
+      <w:r>
+        <w:t xml:space="preserve">risk: </w:t>
+      </w:r>
+      <w:r>
+        <w:t>high because it’s what we are testing on the aircraft</w:t>
+      </w:r>
+    </w:p>
+    <w:p>
+      <w:pPr>
+        <w:numPr>
+          <w:ilvl w:val="2"/>
+          <w:numId w:val="2"/>
+        </w:numPr>
+        <w:ind w:right="0" w:hanging="356"/>
+      </w:pPr>
+      <w:r>
+        <w:t xml:space="preserve">confidence: </w:t>
+      </w:r>
+      <w:r>
+        <w:t>moderate because its multiple parts</w:t>
+      </w:r>
+    </w:p>
+    <w:p>
+      <w:pPr>
+        <w:numPr>
+          <w:ilvl w:val="2"/>
+          <w:numId w:val="2"/>
+        </w:numPr>
+        <w:ind w:right="0" w:hanging="356"/>
+      </w:pPr>
+      <w:r>
+        <w:t xml:space="preserve">presentation: </w:t>
+      </w:r>
+      <w:r>
+        <w:t>joystick</w:t>
+      </w:r>
+    </w:p>
+    <w:p>
+      <w:pPr>
+        <w:numPr>
+          <w:ilvl w:val="1"/>
+          <w:numId w:val="2"/>
+        </w:numPr>
+        <w:ind w:right="0" w:hanging="356"/>
+      </w:pPr>
+      <w:r>
+        <w:t>flight data recorder</w:t>
+      </w:r>
+      <w:r>
+        <w:t>: records aircraft information</w:t>
+      </w:r>
+    </w:p>
+    <w:p>
+      <w:pPr>
+        <w:numPr>
+          <w:ilvl w:val="2"/>
+          <w:numId w:val="2"/>
+        </w:numPr>
+        <w:ind w:right="0" w:hanging="356"/>
+      </w:pPr>
+      <w:r>
+        <w:t>source: [</w:t>
+      </w:r>
+      <w:r>
+        <w:t>https://www.skybrary.aero/index.php/Flight_Data_Recorder_(FDR)</w:t>
+      </w:r>
+      <w:r>
+        <w:t xml:space="preserve">] </w:t>
+      </w:r>
+    </w:p>
+    <w:p>
+      <w:pPr>
+        <w:numPr>
+          <w:ilvl w:val="2"/>
+          <w:numId w:val="2"/>
+        </w:numPr>
+        <w:ind w:right="0" w:hanging="356"/>
+      </w:pPr>
+      <w:r>
+        <w:t xml:space="preserve">category: </w:t>
+      </w:r>
+      <w:r>
+        <w:t>noun</w:t>
+      </w:r>
+    </w:p>
+    <w:p>
+      <w:pPr>
+        <w:numPr>
+          <w:ilvl w:val="2"/>
+          <w:numId w:val="2"/>
+        </w:numPr>
+        <w:ind w:right="0" w:hanging="356"/>
+      </w:pPr>
+      <w:r>
+        <w:t xml:space="preserve">data: </w:t>
+      </w:r>
+      <w:r>
+        <w:t>flight recorder hardware</w:t>
+      </w:r>
+    </w:p>
+    <w:p>
+      <w:pPr>
+        <w:numPr>
+          <w:ilvl w:val="2"/>
+          <w:numId w:val="2"/>
+        </w:numPr>
+        <w:ind w:right="0" w:hanging="356"/>
+      </w:pPr>
+      <w:r>
+        <w:t xml:space="preserve">control: </w:t>
+      </w:r>
+      <w:r>
+        <w:t>records information about the aircraft as well as voice records the cockpit</w:t>
+      </w:r>
+    </w:p>
+    <w:p>
+      <w:pPr>
+        <w:numPr>
+          <w:ilvl w:val="2"/>
+          <w:numId w:val="2"/>
+        </w:numPr>
+        <w:ind w:right="0" w:hanging="356"/>
+      </w:pPr>
+      <w:r>
+        <w:t xml:space="preserve">behavior: </w:t>
+      </w:r>
+      <w:r>
+        <w:t>stores information to be viewed later</w:t>
+      </w:r>
+    </w:p>
+    <w:p>
+      <w:pPr>
+        <w:numPr>
+          <w:ilvl w:val="2"/>
+          <w:numId w:val="2"/>
+        </w:numPr>
+        <w:ind w:right="0" w:hanging="356"/>
+      </w:pPr>
+      <w:r>
+        <w:t xml:space="preserve">role: </w:t>
+      </w:r>
+      <w:r>
+        <w:t xml:space="preserve">input because </w:t>
+      </w:r>
+      <w:proofErr w:type="gramStart"/>
+      <w:r>
+        <w:t>it</w:t>
+      </w:r>
+      <w:proofErr w:type="gramEnd"/>
+      <w:r>
+        <w:t xml:space="preserve"> records things</w:t>
+      </w:r>
+    </w:p>
+    <w:p>
+      <w:pPr>
+        <w:numPr>
+          <w:ilvl w:val="2"/>
+          <w:numId w:val="2"/>
+        </w:numPr>
+        <w:ind w:right="0" w:hanging="356"/>
+      </w:pPr>
+      <w:r>
+        <w:t xml:space="preserve">pattern: </w:t>
+      </w:r>
+      <w:r>
+        <w:t>creational because it creates recordings</w:t>
+      </w:r>
+    </w:p>
+    <w:p>
+      <w:pPr>
+        <w:numPr>
+          <w:ilvl w:val="2"/>
+          <w:numId w:val="2"/>
+        </w:numPr>
+        <w:ind w:right="0" w:hanging="356"/>
+      </w:pPr>
+      <w:r>
+        <w:t xml:space="preserve">concern: </w:t>
+      </w:r>
+      <w:r>
+        <w:t>model because it holds information</w:t>
+      </w:r>
+    </w:p>
+    <w:p>
+      <w:pPr>
+        <w:numPr>
+          <w:ilvl w:val="2"/>
+          <w:numId w:val="2"/>
+        </w:numPr>
+        <w:ind w:right="0" w:hanging="356"/>
+      </w:pPr>
+      <w:r>
+        <w:t>layer:</w:t>
+      </w:r>
+      <w:r>
+        <w:rPr>
+          <w:b/>
+        </w:rPr>
+        <w:t xml:space="preserve"> </w:t>
+      </w:r>
+      <w:r>
+        <w:rPr>
+          <w:b/>
+        </w:rPr>
+        <w:t xml:space="preserve">CS </w:t>
+      </w:r>
+      <w:r>
+        <w:t>because it is a computer system</w:t>
+      </w:r>
+    </w:p>
+    <w:p>
+      <w:pPr>
+        <w:numPr>
+          <w:ilvl w:val="2"/>
+          <w:numId w:val="2"/>
+        </w:numPr>
+        <w:ind w:right="0" w:hanging="356"/>
+      </w:pPr>
+      <w:r>
+        <w:t xml:space="preserve">difficulty: </w:t>
+      </w:r>
+      <w:r>
+        <w:t>hard because it saves data from the whole aircraft</w:t>
+      </w:r>
+    </w:p>
+    <w:p>
+      <w:pPr>
+        <w:numPr>
+          <w:ilvl w:val="2"/>
+          <w:numId w:val="2"/>
+        </w:numPr>
+        <w:ind w:right="0" w:hanging="356"/>
+      </w:pPr>
+      <w:r>
+        <w:t xml:space="preserve">risk: </w:t>
+      </w:r>
+      <w:r>
+        <w:t>low because our plane won’t crash</w:t>
+      </w:r>
+    </w:p>
+    <w:p>
+      <w:pPr>
+        <w:numPr>
+          <w:ilvl w:val="2"/>
+          <w:numId w:val="2"/>
+        </w:numPr>
+        <w:ind w:right="0" w:hanging="356"/>
+      </w:pPr>
+      <w:r>
+        <w:t xml:space="preserve">confidence: </w:t>
+      </w:r>
+      <w:r>
+        <w:t>moderate because there are various types of recorders</w:t>
+      </w:r>
+    </w:p>
+    <w:p>
+      <w:pPr>
+        <w:numPr>
+          <w:ilvl w:val="2"/>
+          <w:numId w:val="2"/>
+        </w:numPr>
+        <w:ind w:right="0" w:hanging="356"/>
+      </w:pPr>
+      <w:r>
+        <w:t xml:space="preserve">presentation: </w:t>
+      </w:r>
+      <w:r>
+        <w:t>microphone</w:t>
+      </w:r>
+    </w:p>
+    <w:p>
+      <w:pPr>
+        <w:numPr>
+          <w:ilvl w:val="1"/>
+          <w:numId w:val="2"/>
+        </w:numPr>
+        <w:ind w:right="0" w:hanging="356"/>
+      </w:pPr>
+      <w:r>
+        <w:t>fly-by-wire control system</w:t>
+      </w:r>
+      <w:r>
+        <w:t>: a flight control system using computers and not direct operator input</w:t>
+      </w:r>
+    </w:p>
+    <w:p>
+      <w:pPr>
+        <w:numPr>
+          <w:ilvl w:val="2"/>
+          <w:numId w:val="2"/>
+        </w:numPr>
+        <w:ind w:right="0" w:hanging="356"/>
+      </w:pPr>
+      <w:r>
+        <w:t>source: [</w:t>
+      </w:r>
+      <w:r>
+        <w:t>https://www.skybrary.aero/index.php/Fly-By-Wire</w:t>
+      </w:r>
+      <w:r>
+        <w:t xml:space="preserve">] </w:t>
+      </w:r>
+    </w:p>
+    <w:p>
+      <w:pPr>
+        <w:numPr>
+          <w:ilvl w:val="2"/>
+          <w:numId w:val="2"/>
+        </w:numPr>
+        <w:ind w:right="0" w:hanging="356"/>
+      </w:pPr>
+      <w:r>
+        <w:t xml:space="preserve">category: </w:t>
+      </w:r>
+      <w:r>
+        <w:t>noun</w:t>
+      </w:r>
+    </w:p>
+    <w:p>
+      <w:pPr>
+        <w:numPr>
+          <w:ilvl w:val="2"/>
+          <w:numId w:val="2"/>
+        </w:numPr>
+        <w:ind w:right="0" w:hanging="356"/>
+      </w:pPr>
+      <w:r>
+        <w:t xml:space="preserve">data: </w:t>
+      </w:r>
+      <w:r>
+        <w:t>computers and electrical signals</w:t>
+      </w:r>
+    </w:p>
+    <w:p>
+      <w:pPr>
+        <w:numPr>
+          <w:ilvl w:val="2"/>
+          <w:numId w:val="2"/>
+        </w:numPr>
+        <w:ind w:right="0" w:hanging="356"/>
+      </w:pPr>
+      <w:r>
+        <w:t xml:space="preserve">control: </w:t>
+      </w:r>
+      <w:r>
+        <w:t>computer controls airplane</w:t>
+      </w:r>
+    </w:p>
+    <w:p>
+      <w:pPr>
+        <w:numPr>
+          <w:ilvl w:val="2"/>
+          <w:numId w:val="2"/>
+        </w:numPr>
+        <w:ind w:right="0" w:hanging="356"/>
+      </w:pPr>
+      <w:r>
+        <w:t xml:space="preserve">behavior: </w:t>
+      </w:r>
+      <w:r>
+        <w:t>operator input sends signals to computer that converts into aircraft control</w:t>
+      </w:r>
+    </w:p>
+    <w:p>
+      <w:pPr>
+        <w:numPr>
+          <w:ilvl w:val="2"/>
+          <w:numId w:val="2"/>
+        </w:numPr>
+        <w:ind w:right="0" w:hanging="356"/>
+      </w:pPr>
+      <w:r>
+        <w:t xml:space="preserve">role: </w:t>
+      </w:r>
+      <w:r>
+        <w:t>processing because it processes operator actions into aircraft control</w:t>
+      </w:r>
+    </w:p>
+    <w:p>
+      <w:pPr>
+        <w:numPr>
+          <w:ilvl w:val="2"/>
+          <w:numId w:val="2"/>
+        </w:numPr>
+        <w:ind w:right="0" w:hanging="356"/>
+      </w:pPr>
+      <w:r>
+        <w:t xml:space="preserve">pattern: </w:t>
+      </w:r>
+      <w:r>
+        <w:t>structural because it connects operator to aircraft control</w:t>
+      </w:r>
+    </w:p>
+    <w:p>
+      <w:pPr>
+        <w:numPr>
+          <w:ilvl w:val="2"/>
+          <w:numId w:val="2"/>
+        </w:numPr>
+        <w:ind w:right="0" w:hanging="356"/>
+      </w:pPr>
+      <w:r>
+        <w:t xml:space="preserve">concern: </w:t>
+      </w:r>
+      <w:r>
+        <w:t>controller because it connects operator to aircraft control</w:t>
+      </w:r>
+    </w:p>
+    <w:p>
+      <w:pPr>
+        <w:numPr>
+          <w:ilvl w:val="2"/>
+          <w:numId w:val="2"/>
+        </w:numPr>
+        <w:ind w:right="0" w:hanging="356"/>
+      </w:pPr>
+      <w:r>
+        <w:t>layer:</w:t>
+      </w:r>
+      <w:r>
+        <w:rPr>
+          <w:b/>
+        </w:rPr>
+        <w:t xml:space="preserve"> </w:t>
+      </w:r>
+      <w:r>
+        <w:rPr>
+          <w:b/>
+        </w:rPr>
+        <w:t xml:space="preserve">EE </w:t>
+      </w:r>
+      <w:r>
+        <w:t>because it is primarily electrical signals</w:t>
+      </w:r>
+    </w:p>
+    <w:p>
+      <w:pPr>
+        <w:numPr>
+          <w:ilvl w:val="2"/>
+          <w:numId w:val="2"/>
+        </w:numPr>
+        <w:ind w:right="0" w:hanging="356"/>
+      </w:pPr>
+      <w:r>
+        <w:t xml:space="preserve">difficulty: </w:t>
+      </w:r>
+      <w:r>
+        <w:t>hard because it is the interface between the operator and the aircraft</w:t>
+      </w:r>
+    </w:p>
+    <w:p>
+      <w:pPr>
+        <w:numPr>
+          <w:ilvl w:val="2"/>
+          <w:numId w:val="2"/>
+        </w:numPr>
+        <w:ind w:right="0" w:hanging="356"/>
+      </w:pPr>
+      <w:r>
+        <w:t xml:space="preserve">risk: </w:t>
+      </w:r>
+      <w:r>
+        <w:t>high because it is important to control our aircraft</w:t>
+      </w:r>
+    </w:p>
+    <w:p>
+      <w:pPr>
+        <w:numPr>
+          <w:ilvl w:val="2"/>
+          <w:numId w:val="2"/>
+        </w:numPr>
+        <w:ind w:right="0" w:hanging="356"/>
+      </w:pPr>
+      <w:r>
+        <w:t xml:space="preserve">confidence: </w:t>
+      </w:r>
+      <w:r>
+        <w:t>low because it is a mix of ME, EE and CS</w:t>
+      </w:r>
+    </w:p>
+    <w:p>
+      <w:pPr>
+        <w:numPr>
+          <w:ilvl w:val="2"/>
+          <w:numId w:val="2"/>
+        </w:numPr>
+        <w:ind w:right="0" w:hanging="356"/>
+      </w:pPr>
+      <w:r>
+        <w:t xml:space="preserve">presentation: </w:t>
+      </w:r>
+      <w:r>
+        <w:t>two dots with a line</w:t>
+      </w:r>
+    </w:p>
+    <w:p>
+      <w:pPr>
+        <w:numPr>
+          <w:ilvl w:val="1"/>
+          <w:numId w:val="2"/>
+        </w:numPr>
+        <w:ind w:right="0" w:hanging="356"/>
+      </w:pPr>
+      <w:r>
+        <w:lastRenderedPageBreak/>
+        <w:t>horizontal stabilizer</w:t>
+      </w:r>
+      <w:r>
+        <w:t>: the small wing on the tail of the aircraft</w:t>
+      </w:r>
+    </w:p>
+    <w:p>
+      <w:pPr>
+        <w:numPr>
+          <w:ilvl w:val="2"/>
+          <w:numId w:val="2"/>
+        </w:numPr>
+        <w:ind w:right="0" w:hanging="356"/>
+      </w:pPr>
+      <w:r>
+        <w:t>source: [</w:t>
+      </w:r>
+      <w:r>
+        <w:t>https://www.grc.nasa.gov/www/k-12/airplane/elv.html</w:t>
+      </w:r>
+      <w:r>
+        <w:t xml:space="preserve">] </w:t>
+      </w:r>
+    </w:p>
+    <w:p>
+      <w:pPr>
+        <w:numPr>
+          <w:ilvl w:val="2"/>
+          <w:numId w:val="2"/>
+        </w:numPr>
+        <w:ind w:right="0" w:hanging="356"/>
+      </w:pPr>
+      <w:r>
+        <w:t xml:space="preserve">category: </w:t>
+      </w:r>
+      <w:r>
+        <w:t>noun</w:t>
+      </w:r>
+    </w:p>
+    <w:p>
+      <w:pPr>
+        <w:numPr>
+          <w:ilvl w:val="2"/>
+          <w:numId w:val="2"/>
+        </w:numPr>
+        <w:ind w:right="0" w:hanging="356"/>
+      </w:pPr>
+      <w:r>
+        <w:t xml:space="preserve">data: </w:t>
+      </w:r>
+      <w:r>
+        <w:t>fixed wing section and elevators</w:t>
+      </w:r>
+    </w:p>
+    <w:p>
+      <w:pPr>
+        <w:numPr>
+          <w:ilvl w:val="2"/>
+          <w:numId w:val="2"/>
+        </w:numPr>
+        <w:ind w:right="0" w:hanging="356"/>
+      </w:pPr>
+      <w:r>
+        <w:t xml:space="preserve">control: </w:t>
+      </w:r>
+      <w:r>
+        <w:t>sits there patiently</w:t>
+      </w:r>
+    </w:p>
+    <w:p>
+      <w:pPr>
+        <w:numPr>
+          <w:ilvl w:val="2"/>
+          <w:numId w:val="2"/>
+        </w:numPr>
+        <w:ind w:right="0" w:hanging="356"/>
+      </w:pPr>
+      <w:r>
+        <w:t xml:space="preserve">behavior: </w:t>
+      </w:r>
+      <w:r>
+        <w:t>the stabilizer doesn’t move but the elevators attached to it do</w:t>
+      </w:r>
+    </w:p>
+    <w:p>
+      <w:pPr>
+        <w:numPr>
+          <w:ilvl w:val="2"/>
+          <w:numId w:val="2"/>
+        </w:numPr>
+        <w:ind w:right="0" w:hanging="356"/>
+      </w:pPr>
+      <w:r>
+        <w:t xml:space="preserve">role: </w:t>
+      </w:r>
+      <w:r>
+        <w:t>output because the position is determined by the aircraft</w:t>
+      </w:r>
+    </w:p>
+    <w:p>
+      <w:pPr>
+        <w:numPr>
+          <w:ilvl w:val="2"/>
+          <w:numId w:val="2"/>
+        </w:numPr>
+        <w:ind w:right="0" w:hanging="356"/>
+      </w:pPr>
+      <w:r>
+        <w:t xml:space="preserve">pattern: </w:t>
+      </w:r>
+      <w:r>
+        <w:t>behavioral because it helps control the plane</w:t>
+      </w:r>
+    </w:p>
+    <w:p>
+      <w:pPr>
+        <w:numPr>
+          <w:ilvl w:val="2"/>
+          <w:numId w:val="2"/>
+        </w:numPr>
+        <w:ind w:right="0" w:hanging="356"/>
+      </w:pPr>
+      <w:r>
+        <w:t xml:space="preserve">concern: </w:t>
+      </w:r>
+      <w:r>
+        <w:t>view because it represents the state of the plane</w:t>
+      </w:r>
+    </w:p>
+    <w:p>
+      <w:pPr>
+        <w:numPr>
+          <w:ilvl w:val="2"/>
+          <w:numId w:val="2"/>
+        </w:numPr>
+        <w:ind w:right="0" w:hanging="356"/>
+      </w:pPr>
+      <w:r>
+        <w:t>layer:</w:t>
+      </w:r>
+      <w:r>
+        <w:rPr>
+          <w:b/>
+        </w:rPr>
+        <w:t xml:space="preserve"> </w:t>
+      </w:r>
+      <w:r>
+        <w:t>ME because it is a physical thing</w:t>
+      </w:r>
+    </w:p>
+    <w:p>
+      <w:pPr>
+        <w:numPr>
+          <w:ilvl w:val="2"/>
+          <w:numId w:val="2"/>
+        </w:numPr>
+        <w:ind w:right="0" w:hanging="356"/>
+      </w:pPr>
+      <w:r>
+        <w:t xml:space="preserve">difficulty: </w:t>
+      </w:r>
+      <w:r>
+        <w:t>easy because it is a static constant</w:t>
+      </w:r>
+    </w:p>
+    <w:p>
+      <w:pPr>
+        <w:numPr>
+          <w:ilvl w:val="2"/>
+          <w:numId w:val="2"/>
+        </w:numPr>
+        <w:ind w:right="0" w:hanging="356"/>
+      </w:pPr>
+      <w:r>
+        <w:t xml:space="preserve">risk: </w:t>
+      </w:r>
+      <w:r>
+        <w:t>moderate because it wouldn’t be a proper plane</w:t>
+      </w:r>
+    </w:p>
+    <w:p>
+      <w:pPr>
+        <w:numPr>
+          <w:ilvl w:val="2"/>
+          <w:numId w:val="2"/>
+        </w:numPr>
+        <w:ind w:right="0" w:hanging="356"/>
+      </w:pPr>
+      <w:r>
+        <w:t xml:space="preserve">confidence: </w:t>
+      </w:r>
+      <w:r>
+        <w:t>high because it is a straight-forward part</w:t>
+      </w:r>
+    </w:p>
+    <w:p>
+      <w:pPr>
+        <w:numPr>
+          <w:ilvl w:val="2"/>
+          <w:numId w:val="2"/>
+        </w:numPr>
+        <w:ind w:right="0" w:hanging="356"/>
+      </w:pPr>
+      <w:r>
+        <w:t xml:space="preserve">presentation: </w:t>
+      </w:r>
+      <w:r>
+        <w:t xml:space="preserve">horizontal </w:t>
+      </w:r>
+      <w:proofErr w:type="gramStart"/>
+      <w:r>
+        <w:t>double sided</w:t>
+      </w:r>
+      <w:proofErr w:type="gramEnd"/>
+      <w:r>
+        <w:t xml:space="preserve"> arrow</w:t>
+      </w:r>
+    </w:p>
+    <w:p>
+      <w:pPr>
+        <w:numPr>
+          <w:ilvl w:val="1"/>
+          <w:numId w:val="2"/>
+        </w:numPr>
+        <w:ind w:right="0" w:hanging="356"/>
+      </w:pPr>
+      <w:r>
+        <w:t>latitude/longitude</w:t>
+      </w:r>
+      <w:r>
+        <w:t>: global coordinate system</w:t>
+      </w:r>
+    </w:p>
+    <w:p>
+      <w:pPr>
+        <w:numPr>
+          <w:ilvl w:val="2"/>
+          <w:numId w:val="2"/>
+        </w:numPr>
+        <w:ind w:right="0" w:hanging="356"/>
+      </w:pPr>
+      <w:r>
+        <w:t>source: [</w:t>
+      </w:r>
+      <w:r>
+        <w:t>https://www.skybrary.aero/index.php/Inertial_Navigation_System_(INS)</w:t>
+      </w:r>
+      <w:r>
+        <w:t xml:space="preserve">] </w:t>
+      </w:r>
+    </w:p>
+    <w:p>
+      <w:pPr>
+        <w:numPr>
+          <w:ilvl w:val="2"/>
+          <w:numId w:val="2"/>
+        </w:numPr>
+        <w:ind w:right="0" w:hanging="356"/>
+      </w:pPr>
+      <w:r>
+        <w:t xml:space="preserve">category: </w:t>
+      </w:r>
+      <w:r>
+        <w:t>noun</w:t>
+      </w:r>
+    </w:p>
+    <w:p>
+      <w:pPr>
+        <w:numPr>
+          <w:ilvl w:val="2"/>
+          <w:numId w:val="2"/>
+        </w:numPr>
+        <w:ind w:right="0" w:hanging="356"/>
+      </w:pPr>
+      <w:r>
+        <w:t xml:space="preserve">data: </w:t>
+      </w:r>
+      <w:r>
+        <w:t>relation of an object to the world</w:t>
+      </w:r>
+    </w:p>
+    <w:p>
+      <w:pPr>
+        <w:numPr>
+          <w:ilvl w:val="2"/>
+          <w:numId w:val="2"/>
+        </w:numPr>
+        <w:ind w:right="0" w:hanging="356"/>
+      </w:pPr>
+      <w:r>
+        <w:t xml:space="preserve">control: </w:t>
+      </w:r>
+      <w:r>
+        <w:t>degree and minutes designation</w:t>
+      </w:r>
+    </w:p>
+    <w:p>
+      <w:pPr>
+        <w:numPr>
+          <w:ilvl w:val="2"/>
+          <w:numId w:val="2"/>
+        </w:numPr>
+        <w:ind w:right="0" w:hanging="356"/>
+      </w:pPr>
+      <w:r>
+        <w:t xml:space="preserve">behavior: </w:t>
+      </w:r>
+      <w:r>
+        <w:t>changes depending on position on the planet</w:t>
+      </w:r>
+    </w:p>
+    <w:p>
+      <w:pPr>
+        <w:numPr>
+          <w:ilvl w:val="2"/>
+          <w:numId w:val="2"/>
+        </w:numPr>
+        <w:ind w:right="0" w:hanging="356"/>
+      </w:pPr>
+      <w:r>
+        <w:t xml:space="preserve">role: </w:t>
+      </w:r>
+      <w:r>
+        <w:t>output because the position of the plane determines it</w:t>
+      </w:r>
+    </w:p>
+    <w:p>
+      <w:pPr>
+        <w:numPr>
+          <w:ilvl w:val="2"/>
+          <w:numId w:val="2"/>
+        </w:numPr>
+        <w:ind w:right="0" w:hanging="356"/>
+      </w:pPr>
+      <w:r>
+        <w:t xml:space="preserve">pattern: </w:t>
+      </w:r>
+      <w:r>
+        <w:t>behavioral because it changes all the time</w:t>
+      </w:r>
+    </w:p>
+    <w:p>
+      <w:pPr>
+        <w:numPr>
+          <w:ilvl w:val="2"/>
+          <w:numId w:val="2"/>
+        </w:numPr>
+        <w:ind w:right="0" w:hanging="356"/>
+      </w:pPr>
+      <w:r>
+        <w:t xml:space="preserve">concern: </w:t>
+      </w:r>
+      <w:r>
+        <w:t>view because it represents the state of the plane</w:t>
+      </w:r>
+    </w:p>
+    <w:p>
+      <w:pPr>
+        <w:numPr>
+          <w:ilvl w:val="2"/>
+          <w:numId w:val="2"/>
+        </w:numPr>
+        <w:ind w:right="0" w:hanging="356"/>
+      </w:pPr>
+      <w:r>
+        <w:t>layer:</w:t>
+      </w:r>
+      <w:r>
+        <w:rPr>
+          <w:b/>
+        </w:rPr>
+        <w:t xml:space="preserve"> </w:t>
+      </w:r>
+      <w:r>
+        <w:rPr>
+          <w:b/>
+        </w:rPr>
+        <w:t>ME</w:t>
+      </w:r>
+      <w:r>
+        <w:t xml:space="preserve"> because it’s a physical thing</w:t>
+      </w:r>
+    </w:p>
+    <w:p>
+      <w:pPr>
+        <w:numPr>
+          <w:ilvl w:val="2"/>
+          <w:numId w:val="2"/>
+        </w:numPr>
+        <w:ind w:right="0" w:hanging="356"/>
+      </w:pPr>
+      <w:r>
+        <w:t xml:space="preserve">difficulty: </w:t>
+      </w:r>
+      <w:r>
+        <w:t>easy because it’s a 2d coordinate system</w:t>
+      </w:r>
+    </w:p>
+    <w:p>
+      <w:pPr>
+        <w:numPr>
+          <w:ilvl w:val="2"/>
+          <w:numId w:val="2"/>
+        </w:numPr>
+        <w:ind w:right="0" w:hanging="356"/>
+      </w:pPr>
+      <w:r>
+        <w:t xml:space="preserve">risk: </w:t>
+      </w:r>
+      <w:r>
+        <w:t>low because we aren’t going anywhere</w:t>
+      </w:r>
+    </w:p>
+    <w:p>
+      <w:pPr>
+        <w:numPr>
+          <w:ilvl w:val="2"/>
+          <w:numId w:val="2"/>
+        </w:numPr>
+        <w:ind w:right="0" w:hanging="356"/>
+      </w:pPr>
+      <w:r>
+        <w:t xml:space="preserve">confidence: </w:t>
+      </w:r>
+      <w:r>
+        <w:t>high because it’s a common factor in the world</w:t>
+      </w:r>
+    </w:p>
+    <w:p>
+      <w:pPr>
+        <w:numPr>
+          <w:ilvl w:val="2"/>
+          <w:numId w:val="2"/>
+        </w:numPr>
+        <w:ind w:right="0" w:hanging="356"/>
+      </w:pPr>
+      <w:r>
+        <w:t xml:space="preserve">presentation: </w:t>
+      </w:r>
+      <w:r>
+        <w:t>compass</w:t>
+      </w:r>
+    </w:p>
+    <w:p>
+      <w:pPr>
+        <w:numPr>
+          <w:ilvl w:val="1"/>
+          <w:numId w:val="2"/>
+        </w:numPr>
+        <w:ind w:right="0" w:hanging="356"/>
+      </w:pPr>
+      <w:r>
+        <w:t>MCAS</w:t>
+      </w:r>
+      <w:r>
+        <w:t>: maneuvering characteristics augmentation system</w:t>
+      </w:r>
+    </w:p>
+    <w:p>
+      <w:pPr>
+        <w:numPr>
+          <w:ilvl w:val="2"/>
+          <w:numId w:val="2"/>
+        </w:numPr>
+        <w:ind w:right="0" w:hanging="356"/>
+      </w:pPr>
+      <w:r>
+        <w:t>source: [</w:t>
+      </w:r>
+      <w:r>
+        <w:t>https://www.boeing.com/commercial/737max/737-max-software-updates.page</w:t>
+      </w:r>
+      <w:r>
+        <w:t xml:space="preserve">] </w:t>
+      </w:r>
+    </w:p>
+    <w:p>
+      <w:pPr>
+        <w:numPr>
+          <w:ilvl w:val="2"/>
+          <w:numId w:val="2"/>
+        </w:numPr>
+        <w:ind w:right="0" w:hanging="356"/>
+      </w:pPr>
+      <w:r>
+        <w:t xml:space="preserve">category: </w:t>
+      </w:r>
+      <w:r>
+        <w:t>noun</w:t>
+      </w:r>
+    </w:p>
+    <w:p>
+      <w:pPr>
+        <w:numPr>
+          <w:ilvl w:val="2"/>
+          <w:numId w:val="2"/>
+        </w:numPr>
+        <w:ind w:right="0" w:hanging="356"/>
+      </w:pPr>
+      <w:r>
+        <w:t xml:space="preserve">data: </w:t>
+      </w:r>
+      <w:r>
+        <w:t>software system</w:t>
+      </w:r>
+    </w:p>
+    <w:p>
+      <w:pPr>
+        <w:numPr>
+          <w:ilvl w:val="2"/>
+          <w:numId w:val="2"/>
+        </w:numPr>
+        <w:ind w:right="0" w:hanging="356"/>
+      </w:pPr>
+      <w:r>
+        <w:t xml:space="preserve">control: </w:t>
+      </w:r>
+      <w:r>
+        <w:t>receives sensor input and adjust plane movement</w:t>
+      </w:r>
+    </w:p>
+    <w:p>
+      <w:pPr>
+        <w:numPr>
+          <w:ilvl w:val="2"/>
+          <w:numId w:val="2"/>
+        </w:numPr>
+        <w:ind w:right="0" w:hanging="356"/>
+      </w:pPr>
+      <w:r>
+        <w:t xml:space="preserve">behavior: </w:t>
+      </w:r>
+      <w:r>
+        <w:t>moves the plane’s nose up or down depending on angle of attack sensors</w:t>
+      </w:r>
+    </w:p>
+    <w:p>
+      <w:pPr>
+        <w:numPr>
+          <w:ilvl w:val="2"/>
+          <w:numId w:val="2"/>
+        </w:numPr>
+        <w:ind w:right="0" w:hanging="356"/>
+      </w:pPr>
+      <w:r>
+        <w:t xml:space="preserve">role: </w:t>
+      </w:r>
+      <w:r>
+        <w:t>processing because it takes sensor data and turns it movement output</w:t>
+      </w:r>
+    </w:p>
+    <w:p>
+      <w:pPr>
+        <w:numPr>
+          <w:ilvl w:val="2"/>
+          <w:numId w:val="2"/>
+        </w:numPr>
+        <w:ind w:right="0" w:hanging="356"/>
+      </w:pPr>
+      <w:r>
+        <w:t xml:space="preserve">pattern: </w:t>
+      </w:r>
+      <w:r>
+        <w:t>behavioral because it controls movement</w:t>
+      </w:r>
+    </w:p>
+    <w:p>
+      <w:pPr>
+        <w:numPr>
+          <w:ilvl w:val="2"/>
+          <w:numId w:val="2"/>
+        </w:numPr>
+        <w:ind w:right="0" w:hanging="356"/>
+      </w:pPr>
+      <w:r>
+        <w:t xml:space="preserve">concern: </w:t>
+      </w:r>
+      <w:r>
+        <w:t>controller because it controls movement</w:t>
+      </w:r>
+    </w:p>
+    <w:p>
+      <w:pPr>
+        <w:numPr>
+          <w:ilvl w:val="2"/>
+          <w:numId w:val="2"/>
+        </w:numPr>
+        <w:ind w:right="0" w:hanging="356"/>
+      </w:pPr>
+      <w:r>
+        <w:t>layer:</w:t>
+      </w:r>
+      <w:r>
+        <w:t xml:space="preserve"> CS because </w:t>
+      </w:r>
+      <w:proofErr w:type="spellStart"/>
+      <w:r>
+        <w:t>its</w:t>
+      </w:r>
+      <w:proofErr w:type="spellEnd"/>
+      <w:r>
+        <w:t xml:space="preserve"> in the software</w:t>
+      </w:r>
+    </w:p>
+    <w:p>
+      <w:pPr>
+        <w:numPr>
+          <w:ilvl w:val="2"/>
+          <w:numId w:val="2"/>
+        </w:numPr>
+        <w:ind w:right="0" w:hanging="356"/>
+      </w:pPr>
+      <w:r>
+        <w:t xml:space="preserve">difficulty: </w:t>
+      </w:r>
+      <w:r>
+        <w:t>hard because it is a complex program</w:t>
+      </w:r>
+    </w:p>
+    <w:p>
+      <w:pPr>
+        <w:numPr>
+          <w:ilvl w:val="2"/>
+          <w:numId w:val="2"/>
+        </w:numPr>
+        <w:ind w:right="0" w:hanging="356"/>
+      </w:pPr>
+      <w:r>
+        <w:t xml:space="preserve">risk: </w:t>
+      </w:r>
+      <w:r>
+        <w:t>high because crashing</w:t>
+      </w:r>
+    </w:p>
+    <w:p>
+      <w:pPr>
+        <w:numPr>
+          <w:ilvl w:val="2"/>
+          <w:numId w:val="2"/>
+        </w:numPr>
+        <w:ind w:right="0" w:hanging="356"/>
+      </w:pPr>
+      <w:r>
+        <w:t xml:space="preserve">confidence: </w:t>
+      </w:r>
+      <w:r>
+        <w:t>moderate because it’s a combination of things</w:t>
+      </w:r>
+    </w:p>
+    <w:p>
+      <w:pPr>
+        <w:numPr>
+          <w:ilvl w:val="2"/>
+          <w:numId w:val="2"/>
+        </w:numPr>
+        <w:ind w:right="0" w:hanging="356"/>
+      </w:pPr>
+      <w:r>
+        <w:t xml:space="preserve">presentation: </w:t>
+      </w:r>
+      <w:r>
+        <w:t>big M with a circle</w:t>
+      </w:r>
+    </w:p>
+    <w:p>
+      <w:pPr>
+        <w:numPr>
+          <w:ilvl w:val="1"/>
+          <w:numId w:val="2"/>
+        </w:numPr>
+        <w:ind w:right="0" w:hanging="356"/>
+      </w:pPr>
+      <w:r>
+        <w:t>pitch</w:t>
+      </w:r>
+      <w:r>
+        <w:t>: a rotation axis of an airplane</w:t>
+      </w:r>
+    </w:p>
+    <w:p>
+      <w:pPr>
+        <w:numPr>
+          <w:ilvl w:val="2"/>
+          <w:numId w:val="2"/>
+        </w:numPr>
+        <w:ind w:right="0" w:hanging="356"/>
+      </w:pPr>
+      <w:r>
+        <w:t>source: [</w:t>
+      </w:r>
+      <w:r>
+        <w:t>https://www.grc.nasa.gov/www/k-12/airplane/rotations.html</w:t>
+      </w:r>
+      <w:r>
+        <w:t xml:space="preserve">] </w:t>
+      </w:r>
+    </w:p>
+    <w:p>
+      <w:pPr>
+        <w:numPr>
+          <w:ilvl w:val="2"/>
+          <w:numId w:val="2"/>
+        </w:numPr>
+        <w:ind w:right="0" w:hanging="356"/>
+      </w:pPr>
+      <w:r>
+        <w:t xml:space="preserve">category: </w:t>
+      </w:r>
+      <w:r>
+        <w:t>noun</w:t>
+      </w:r>
+    </w:p>
+    <w:p>
+      <w:pPr>
+        <w:numPr>
+          <w:ilvl w:val="2"/>
+          <w:numId w:val="2"/>
+        </w:numPr>
+        <w:ind w:right="0" w:hanging="356"/>
+      </w:pPr>
+      <w:r>
+        <w:t xml:space="preserve">data: </w:t>
+      </w:r>
+      <w:r>
+        <w:t>up/down rotation angle</w:t>
+      </w:r>
+    </w:p>
+    <w:p>
+      <w:pPr>
+        <w:numPr>
+          <w:ilvl w:val="2"/>
+          <w:numId w:val="2"/>
+        </w:numPr>
+        <w:ind w:right="0" w:hanging="356"/>
+      </w:pPr>
+      <w:r>
+        <w:t xml:space="preserve">control: </w:t>
+      </w:r>
+      <w:r>
+        <w:t>plane gaining altitude or decreasing altitude</w:t>
+      </w:r>
+    </w:p>
+    <w:p>
+      <w:pPr>
+        <w:numPr>
+          <w:ilvl w:val="2"/>
+          <w:numId w:val="2"/>
+        </w:numPr>
+        <w:ind w:right="0" w:hanging="356"/>
+      </w:pPr>
+      <w:r>
+        <w:t xml:space="preserve">behavior: </w:t>
+      </w:r>
+      <w:r>
+        <w:t xml:space="preserve">nose down goes to the ground, nose up </w:t>
+      </w:r>
+      <w:proofErr w:type="gramStart"/>
+      <w:r>
+        <w:t>gains</w:t>
+      </w:r>
+      <w:proofErr w:type="gramEnd"/>
+      <w:r>
+        <w:t xml:space="preserve"> altitude</w:t>
+      </w:r>
+    </w:p>
+    <w:p>
+      <w:pPr>
+        <w:numPr>
+          <w:ilvl w:val="2"/>
+          <w:numId w:val="2"/>
+        </w:numPr>
+        <w:ind w:right="0" w:hanging="356"/>
+      </w:pPr>
+      <w:r>
+        <w:t xml:space="preserve">role: </w:t>
+      </w:r>
+      <w:r>
+        <w:t>output because the flight control surfaces dictate the pitch angle</w:t>
+      </w:r>
+    </w:p>
+    <w:p>
+      <w:pPr>
+        <w:numPr>
+          <w:ilvl w:val="2"/>
+          <w:numId w:val="2"/>
+        </w:numPr>
+        <w:ind w:right="0" w:hanging="356"/>
+      </w:pPr>
+      <w:r>
+        <w:t xml:space="preserve">pattern: </w:t>
+      </w:r>
+      <w:r>
+        <w:t>behavioral because the pitch changes</w:t>
+      </w:r>
+    </w:p>
+    <w:p>
+      <w:pPr>
+        <w:numPr>
+          <w:ilvl w:val="2"/>
+          <w:numId w:val="2"/>
+        </w:numPr>
+        <w:ind w:right="0" w:hanging="356"/>
+      </w:pPr>
+      <w:r>
+        <w:t xml:space="preserve">concern: </w:t>
+      </w:r>
+      <w:r>
+        <w:t>view because it is the state of the aircraft</w:t>
+      </w:r>
+    </w:p>
+    <w:p>
+      <w:pPr>
+        <w:numPr>
+          <w:ilvl w:val="2"/>
+          <w:numId w:val="2"/>
+        </w:numPr>
+        <w:ind w:right="0" w:hanging="356"/>
+      </w:pPr>
+      <w:r>
+        <w:t>layer:</w:t>
+      </w:r>
+      <w:r>
+        <w:t xml:space="preserve"> ME because physical property</w:t>
+      </w:r>
+    </w:p>
+    <w:p>
+      <w:pPr>
+        <w:numPr>
+          <w:ilvl w:val="2"/>
+          <w:numId w:val="2"/>
+        </w:numPr>
+        <w:ind w:right="0" w:hanging="356"/>
+      </w:pPr>
+      <w:r>
+        <w:t xml:space="preserve">difficulty: </w:t>
+      </w:r>
+      <w:r>
+        <w:t>moderate because it can be a number in the program</w:t>
+      </w:r>
+    </w:p>
+    <w:p>
+      <w:pPr>
+        <w:numPr>
+          <w:ilvl w:val="2"/>
+          <w:numId w:val="2"/>
+        </w:numPr>
+        <w:ind w:right="0" w:hanging="356"/>
+      </w:pPr>
+      <w:r>
+        <w:t xml:space="preserve">risk: </w:t>
+      </w:r>
+      <w:r>
+        <w:t>high because it determines a lot of characteristics</w:t>
+      </w:r>
+    </w:p>
+    <w:p>
+      <w:pPr>
+        <w:numPr>
+          <w:ilvl w:val="2"/>
+          <w:numId w:val="2"/>
+        </w:numPr>
+        <w:ind w:right="0" w:hanging="356"/>
+      </w:pPr>
+      <w:r>
+        <w:lastRenderedPageBreak/>
+        <w:t xml:space="preserve">confidence: </w:t>
+      </w:r>
+      <w:r>
+        <w:t>high because it is a common measurement</w:t>
+      </w:r>
+    </w:p>
+    <w:p>
+      <w:pPr>
+        <w:numPr>
+          <w:ilvl w:val="2"/>
+          <w:numId w:val="2"/>
+        </w:numPr>
+        <w:ind w:right="0" w:hanging="356"/>
+      </w:pPr>
+      <w:r>
+        <w:t xml:space="preserve">presentation: </w:t>
+      </w:r>
+      <w:r>
+        <w:t>an angle</w:t>
+      </w:r>
+    </w:p>
+    <w:p>
+      <w:pPr>
+        <w:numPr>
+          <w:ilvl w:val="1"/>
+          <w:numId w:val="2"/>
+        </w:numPr>
+        <w:ind w:right="0" w:hanging="356"/>
+      </w:pPr>
+      <w:r>
+        <w:t>pitot tube</w:t>
+      </w:r>
+      <w:r>
+        <w:t>: sensor used as a speedometer</w:t>
+      </w:r>
+    </w:p>
+    <w:p>
+      <w:pPr>
+        <w:numPr>
+          <w:ilvl w:val="2"/>
+          <w:numId w:val="2"/>
+        </w:numPr>
+        <w:ind w:right="0" w:hanging="356"/>
+      </w:pPr>
+      <w:r>
+        <w:t>source: [</w:t>
+      </w:r>
+      <w:r>
+        <w:t>https://www.grc.nasa.gov/www/k-12/VirtualAero/BottleRocket/airplane/pitot.html</w:t>
+      </w:r>
+      <w:r>
+        <w:t xml:space="preserve">] </w:t>
+      </w:r>
+    </w:p>
+    <w:p>
+      <w:pPr>
+        <w:numPr>
+          <w:ilvl w:val="2"/>
+          <w:numId w:val="2"/>
+        </w:numPr>
+        <w:ind w:right="0" w:hanging="356"/>
+      </w:pPr>
+      <w:r>
+        <w:t xml:space="preserve">category: </w:t>
+      </w:r>
+      <w:r>
+        <w:t>noun</w:t>
+      </w:r>
+    </w:p>
+    <w:p>
+      <w:pPr>
+        <w:numPr>
+          <w:ilvl w:val="2"/>
+          <w:numId w:val="2"/>
+        </w:numPr>
+        <w:ind w:right="0" w:hanging="356"/>
+      </w:pPr>
+      <w:r>
+        <w:t xml:space="preserve">data: </w:t>
+      </w:r>
+      <w:r>
+        <w:t>a tube with holes</w:t>
+      </w:r>
+    </w:p>
+    <w:p>
+      <w:pPr>
+        <w:numPr>
+          <w:ilvl w:val="2"/>
+          <w:numId w:val="2"/>
+        </w:numPr>
+        <w:ind w:right="0" w:hanging="356"/>
+      </w:pPr>
+      <w:r>
+        <w:t xml:space="preserve">control: </w:t>
+      </w:r>
+      <w:r>
+        <w:t>air goes in and pressure gets measured</w:t>
+      </w:r>
+    </w:p>
+    <w:p>
+      <w:pPr>
+        <w:numPr>
+          <w:ilvl w:val="2"/>
+          <w:numId w:val="2"/>
+        </w:numPr>
+        <w:ind w:right="0" w:hanging="356"/>
+      </w:pPr>
+      <w:r>
+        <w:t xml:space="preserve">behavior: </w:t>
+      </w:r>
+      <w:r>
+        <w:t>the pressure difference between holes calculates air density and air speed</w:t>
+      </w:r>
+    </w:p>
+    <w:p>
+      <w:pPr>
+        <w:numPr>
+          <w:ilvl w:val="2"/>
+          <w:numId w:val="2"/>
+        </w:numPr>
+        <w:ind w:right="0" w:hanging="356"/>
+      </w:pPr>
+      <w:r>
+        <w:t xml:space="preserve">role: </w:t>
+      </w:r>
+      <w:r>
+        <w:t>input because it is a sensor</w:t>
+      </w:r>
+    </w:p>
+    <w:p>
+      <w:pPr>
+        <w:numPr>
+          <w:ilvl w:val="2"/>
+          <w:numId w:val="2"/>
+        </w:numPr>
+        <w:ind w:right="0" w:hanging="356"/>
+      </w:pPr>
+      <w:r>
+        <w:t xml:space="preserve">pattern: </w:t>
+      </w:r>
+      <w:r>
+        <w:t>creational because it provides values</w:t>
+      </w:r>
+    </w:p>
+    <w:p>
+      <w:pPr>
+        <w:numPr>
+          <w:ilvl w:val="2"/>
+          <w:numId w:val="2"/>
+        </w:numPr>
+        <w:ind w:right="0" w:hanging="356"/>
+      </w:pPr>
+      <w:r>
+        <w:t xml:space="preserve">concern: </w:t>
+      </w:r>
+      <w:r>
+        <w:t>view because it represents the state</w:t>
+      </w:r>
+    </w:p>
+    <w:p>
+      <w:pPr>
+        <w:numPr>
+          <w:ilvl w:val="2"/>
+          <w:numId w:val="2"/>
+        </w:numPr>
+        <w:ind w:right="0" w:hanging="356"/>
+      </w:pPr>
+      <w:r>
+        <w:t>layer:</w:t>
+      </w:r>
+      <w:r>
+        <w:t xml:space="preserve"> ME because it is physical properties</w:t>
+      </w:r>
+    </w:p>
+    <w:p>
+      <w:pPr>
+        <w:numPr>
+          <w:ilvl w:val="2"/>
+          <w:numId w:val="2"/>
+        </w:numPr>
+        <w:ind w:right="0" w:hanging="356"/>
+      </w:pPr>
+      <w:r>
+        <w:t xml:space="preserve">difficulty: </w:t>
+      </w:r>
+      <w:r>
+        <w:t xml:space="preserve">easy because we don’t calculate </w:t>
+      </w:r>
+      <w:proofErr w:type="spellStart"/>
+      <w:r>
+        <w:t>airpressures</w:t>
+      </w:r>
+      <w:proofErr w:type="spellEnd"/>
+      <w:r>
+        <w:t xml:space="preserve"> in our program</w:t>
+      </w:r>
+    </w:p>
+    <w:p>
+      <w:pPr>
+        <w:numPr>
+          <w:ilvl w:val="2"/>
+          <w:numId w:val="2"/>
+        </w:numPr>
+        <w:ind w:right="0" w:hanging="356"/>
+      </w:pPr>
+      <w:r>
+        <w:t xml:space="preserve">risk: </w:t>
+      </w:r>
+      <w:r>
+        <w:t>low because we can calculate speed more simply</w:t>
+      </w:r>
+    </w:p>
+    <w:p>
+      <w:pPr>
+        <w:numPr>
+          <w:ilvl w:val="2"/>
+          <w:numId w:val="2"/>
+        </w:numPr>
+        <w:ind w:right="0" w:hanging="356"/>
+      </w:pPr>
+      <w:r>
+        <w:t xml:space="preserve">confidence: </w:t>
+      </w:r>
+      <w:r>
+        <w:t>moderate because we could have to use more data to calculate speed</w:t>
+      </w:r>
+    </w:p>
+    <w:p>
+      <w:pPr>
+        <w:numPr>
+          <w:ilvl w:val="2"/>
+          <w:numId w:val="2"/>
+        </w:numPr>
+        <w:ind w:right="0" w:hanging="356"/>
+      </w:pPr>
+      <w:r>
+        <w:t xml:space="preserve">presentation: </w:t>
+      </w:r>
+      <w:r>
+        <w:t>speedometer</w:t>
+      </w:r>
+    </w:p>
+    <w:p>
+      <w:pPr>
+        <w:numPr>
+          <w:ilvl w:val="1"/>
+          <w:numId w:val="2"/>
+        </w:numPr>
+        <w:ind w:right="0" w:hanging="356"/>
+      </w:pPr>
+      <w:r>
+        <w:t>roll</w:t>
+      </w:r>
+      <w:r>
+        <w:t>: an axis of rotation</w:t>
+      </w:r>
+    </w:p>
+    <w:p>
+      <w:pPr>
+        <w:numPr>
+          <w:ilvl w:val="2"/>
+          <w:numId w:val="2"/>
+        </w:numPr>
+        <w:ind w:right="0" w:hanging="356"/>
+      </w:pPr>
+      <w:r>
+        <w:t>source: [</w:t>
+      </w:r>
+      <w:r>
+        <w:t>https://www.grc.nasa.gov/www/k-12/airplane/rotations.html</w:t>
+      </w:r>
+      <w:r>
+        <w:t xml:space="preserve">] </w:t>
+      </w:r>
+    </w:p>
+    <w:p>
+      <w:pPr>
+        <w:numPr>
+          <w:ilvl w:val="2"/>
+          <w:numId w:val="2"/>
+        </w:numPr>
+        <w:ind w:right="0" w:hanging="356"/>
+      </w:pPr>
+      <w:r>
+        <w:t xml:space="preserve">category: </w:t>
+      </w:r>
+      <w:r>
+        <w:t>noun</w:t>
+      </w:r>
+    </w:p>
+    <w:p>
+      <w:pPr>
+        <w:numPr>
+          <w:ilvl w:val="2"/>
+          <w:numId w:val="2"/>
+        </w:numPr>
+        <w:ind w:right="0" w:hanging="356"/>
+      </w:pPr>
+      <w:r>
+        <w:t xml:space="preserve">data: </w:t>
+      </w:r>
+      <w:r>
+        <w:t>side to side rotation of the airplane</w:t>
+      </w:r>
+    </w:p>
+    <w:p>
+      <w:pPr>
+        <w:numPr>
+          <w:ilvl w:val="2"/>
+          <w:numId w:val="2"/>
+        </w:numPr>
+        <w:ind w:right="0" w:hanging="356"/>
+      </w:pPr>
+      <w:r>
+        <w:t xml:space="preserve">control: </w:t>
+      </w:r>
+      <w:r>
+        <w:t>which direction the plane is tilting</w:t>
+      </w:r>
+    </w:p>
+    <w:p>
+      <w:pPr>
+        <w:numPr>
+          <w:ilvl w:val="2"/>
+          <w:numId w:val="2"/>
+        </w:numPr>
+        <w:ind w:right="0" w:hanging="356"/>
+      </w:pPr>
+      <w:r>
+        <w:t xml:space="preserve">behavior: </w:t>
+      </w:r>
+      <w:r>
+        <w:t>causes the plane to turn</w:t>
+      </w:r>
+    </w:p>
+    <w:p>
+      <w:pPr>
+        <w:numPr>
+          <w:ilvl w:val="2"/>
+          <w:numId w:val="2"/>
+        </w:numPr>
+        <w:ind w:right="0" w:hanging="356"/>
+      </w:pPr>
+      <w:r>
+        <w:t xml:space="preserve">role: </w:t>
+      </w:r>
+      <w:r>
+        <w:t>output because the flight control surfaces dictate the roll angle</w:t>
+      </w:r>
+    </w:p>
+    <w:p>
+      <w:pPr>
+        <w:numPr>
+          <w:ilvl w:val="2"/>
+          <w:numId w:val="2"/>
+        </w:numPr>
+        <w:ind w:right="0" w:hanging="356"/>
+      </w:pPr>
+      <w:r>
+        <w:t xml:space="preserve">pattern: </w:t>
+      </w:r>
+      <w:r>
+        <w:t>behavioral because roll changes</w:t>
+      </w:r>
+    </w:p>
+    <w:p>
+      <w:pPr>
+        <w:numPr>
+          <w:ilvl w:val="2"/>
+          <w:numId w:val="2"/>
+        </w:numPr>
+        <w:ind w:right="0" w:hanging="356"/>
+      </w:pPr>
+      <w:r>
+        <w:t xml:space="preserve">concern: </w:t>
+      </w:r>
+      <w:r>
+        <w:t>view because it represents the state of the plane</w:t>
+      </w:r>
+    </w:p>
+    <w:p>
+      <w:pPr>
+        <w:numPr>
+          <w:ilvl w:val="2"/>
+          <w:numId w:val="2"/>
+        </w:numPr>
+        <w:ind w:right="0" w:hanging="356"/>
+      </w:pPr>
+      <w:r>
+        <w:t>layer:</w:t>
+      </w:r>
+      <w:r>
+        <w:rPr>
+          <w:b/>
+        </w:rPr>
+        <w:t xml:space="preserve"> </w:t>
+      </w:r>
+      <w:r>
+        <w:t>ME because it’s a physical property</w:t>
+      </w:r>
+    </w:p>
+    <w:p>
+      <w:pPr>
+        <w:numPr>
+          <w:ilvl w:val="2"/>
+          <w:numId w:val="2"/>
+        </w:numPr>
+        <w:ind w:right="0" w:hanging="356"/>
+      </w:pPr>
+      <w:r>
+        <w:t xml:space="preserve">difficulty: </w:t>
+      </w:r>
+      <w:r>
+        <w:t>moderate because it can be a number in the program</w:t>
+      </w:r>
+    </w:p>
+    <w:p>
+      <w:pPr>
+        <w:numPr>
+          <w:ilvl w:val="2"/>
+          <w:numId w:val="2"/>
+        </w:numPr>
+        <w:ind w:right="0" w:hanging="356"/>
+      </w:pPr>
+      <w:r>
+        <w:t xml:space="preserve">risk: </w:t>
+      </w:r>
+      <w:r>
+        <w:t>high because it determines a lot about the plane</w:t>
+      </w:r>
+    </w:p>
+    <w:p>
+      <w:pPr>
+        <w:numPr>
+          <w:ilvl w:val="2"/>
+          <w:numId w:val="2"/>
+        </w:numPr>
+        <w:ind w:right="0" w:hanging="356"/>
+      </w:pPr>
+      <w:r>
+        <w:t xml:space="preserve">confidence: </w:t>
+      </w:r>
+      <w:r>
+        <w:t>high because it is a common measurement</w:t>
+      </w:r>
+    </w:p>
+    <w:p>
+      <w:pPr>
+        <w:numPr>
+          <w:ilvl w:val="2"/>
+          <w:numId w:val="2"/>
+        </w:numPr>
+        <w:ind w:right="0" w:hanging="356"/>
+      </w:pPr>
+      <w:r>
+        <w:t xml:space="preserve">presentation: </w:t>
+      </w:r>
+      <w:r>
+        <w:t>circular arrows.</w:t>
+      </w:r>
+    </w:p>
+    <w:p>
+      <w:pPr>
+        <w:numPr>
+          <w:ilvl w:val="1"/>
+          <w:numId w:val="2"/>
+        </w:numPr>
+        <w:ind w:right="0" w:hanging="356"/>
+      </w:pPr>
+      <w:r>
+        <w:t>r</w:t>
+      </w:r>
+      <w:r>
+        <w:t>udder</w:t>
+      </w:r>
+      <w:r>
+        <w:t xml:space="preserve">: </w:t>
+      </w:r>
+      <w:r>
+        <w:t>rotating part of the vertical stabilizer</w:t>
+      </w:r>
+    </w:p>
+    <w:p>
+      <w:pPr>
+        <w:numPr>
+          <w:ilvl w:val="2"/>
+          <w:numId w:val="2"/>
+        </w:numPr>
+        <w:ind w:right="0" w:hanging="356"/>
+      </w:pPr>
+      <w:r>
+        <w:t>source: [</w:t>
+      </w:r>
+      <w:r>
+        <w:t>https://www.grc.nasa.gov/www/k-12/airplane/rud.html</w:t>
+      </w:r>
+      <w:r>
+        <w:t xml:space="preserve">] </w:t>
+      </w:r>
+    </w:p>
+    <w:p>
+      <w:pPr>
+        <w:numPr>
+          <w:ilvl w:val="2"/>
+          <w:numId w:val="2"/>
+        </w:numPr>
+        <w:ind w:right="0" w:hanging="356"/>
+      </w:pPr>
+      <w:r>
+        <w:t xml:space="preserve">category: </w:t>
+      </w:r>
+      <w:r>
+        <w:t>noun</w:t>
+      </w:r>
+    </w:p>
+    <w:p>
+      <w:pPr>
+        <w:numPr>
+          <w:ilvl w:val="2"/>
+          <w:numId w:val="2"/>
+        </w:numPr>
+        <w:ind w:right="0" w:hanging="356"/>
+      </w:pPr>
+      <w:r>
+        <w:t xml:space="preserve">data: </w:t>
+      </w:r>
+      <w:r>
+        <w:t>rotating flap</w:t>
+      </w:r>
+    </w:p>
+    <w:p>
+      <w:pPr>
+        <w:numPr>
+          <w:ilvl w:val="2"/>
+          <w:numId w:val="2"/>
+        </w:numPr>
+        <w:ind w:right="0" w:hanging="356"/>
+      </w:pPr>
+      <w:r>
+        <w:t xml:space="preserve">control: </w:t>
+      </w:r>
+      <w:r>
+        <w:t>moves side to side</w:t>
+      </w:r>
+    </w:p>
+    <w:p>
+      <w:pPr>
+        <w:numPr>
+          <w:ilvl w:val="2"/>
+          <w:numId w:val="2"/>
+        </w:numPr>
+        <w:ind w:right="0" w:hanging="356"/>
+      </w:pPr>
+      <w:r>
+        <w:t xml:space="preserve">behavior: </w:t>
+      </w:r>
+      <w:r>
+        <w:t>rudder changes the yaw</w:t>
+      </w:r>
+    </w:p>
+    <w:p>
+      <w:pPr>
+        <w:numPr>
+          <w:ilvl w:val="2"/>
+          <w:numId w:val="2"/>
+        </w:numPr>
+        <w:ind w:right="0" w:hanging="356"/>
+      </w:pPr>
+      <w:r>
+        <w:t xml:space="preserve">role: </w:t>
+      </w:r>
+      <w:r>
+        <w:t>output because it gets controlled by the operator</w:t>
+      </w:r>
+    </w:p>
+    <w:p>
+      <w:pPr>
+        <w:numPr>
+          <w:ilvl w:val="2"/>
+          <w:numId w:val="2"/>
+        </w:numPr>
+        <w:ind w:right="0" w:hanging="356"/>
+      </w:pPr>
+      <w:r>
+        <w:t xml:space="preserve">pattern: </w:t>
+      </w:r>
+      <w:r>
+        <w:t>behavioral because it causes the plane to move</w:t>
+      </w:r>
+    </w:p>
+    <w:p>
+      <w:pPr>
+        <w:numPr>
+          <w:ilvl w:val="2"/>
+          <w:numId w:val="2"/>
+        </w:numPr>
+        <w:ind w:right="0" w:hanging="356"/>
+      </w:pPr>
+      <w:r>
+        <w:t xml:space="preserve">concern: </w:t>
+      </w:r>
+      <w:r>
+        <w:t>view because it represents the state of the plane</w:t>
+      </w:r>
+    </w:p>
+    <w:p>
+      <w:pPr>
+        <w:numPr>
+          <w:ilvl w:val="2"/>
+          <w:numId w:val="2"/>
+        </w:numPr>
+        <w:ind w:right="0" w:hanging="356"/>
+        <w:rPr>
+          <w:b/>
+        </w:rPr>
+      </w:pPr>
+      <w:r>
+        <w:t>layer:</w:t>
+      </w:r>
+      <w:r>
+        <w:rPr>
+          <w:b/>
+        </w:rPr>
+        <w:t xml:space="preserve"> </w:t>
+      </w:r>
+      <w:r>
+        <w:rPr>
+          <w:b/>
+        </w:rPr>
+        <w:t xml:space="preserve">ME </w:t>
+      </w:r>
+      <w:r>
+        <w:t xml:space="preserve">because </w:t>
+      </w:r>
+      <w:proofErr w:type="spellStart"/>
+      <w:r>
+        <w:t>its</w:t>
+      </w:r>
+      <w:proofErr w:type="spellEnd"/>
+      <w:r>
+        <w:t xml:space="preserve"> a physical thing</w:t>
+      </w:r>
+    </w:p>
+    <w:p>
+      <w:pPr>
+        <w:numPr>
+          <w:ilvl w:val="2"/>
+          <w:numId w:val="2"/>
+        </w:numPr>
+        <w:ind w:right="0" w:hanging="356"/>
+      </w:pPr>
+      <w:r>
+        <w:t xml:space="preserve">difficulty: </w:t>
+      </w:r>
+      <w:r>
+        <w:t>easy because it’s a simple position value</w:t>
+      </w:r>
+    </w:p>
+    <w:p>
+      <w:pPr>
+        <w:numPr>
+          <w:ilvl w:val="2"/>
+          <w:numId w:val="2"/>
+        </w:numPr>
+        <w:ind w:right="0" w:hanging="356"/>
+      </w:pPr>
+      <w:r>
+        <w:t xml:space="preserve">risk: </w:t>
+      </w:r>
+      <w:r>
+        <w:t>high because it is important for the plane</w:t>
+      </w:r>
+    </w:p>
+    <w:p>
+      <w:pPr>
+        <w:numPr>
+          <w:ilvl w:val="2"/>
+          <w:numId w:val="2"/>
+        </w:numPr>
+        <w:ind w:right="0" w:hanging="356"/>
+      </w:pPr>
+      <w:r>
+        <w:t xml:space="preserve">confidence: </w:t>
+      </w:r>
+      <w:r>
+        <w:t>high because it is a simple physical part</w:t>
+      </w:r>
+    </w:p>
+    <w:p>
+      <w:pPr>
+        <w:numPr>
+          <w:ilvl w:val="2"/>
+          <w:numId w:val="2"/>
+        </w:numPr>
+        <w:ind w:right="0" w:hanging="356"/>
+      </w:pPr>
+      <w:r>
+        <w:t xml:space="preserve">presentation: </w:t>
+      </w:r>
+      <w:r>
+        <w:t>up and down flap</w:t>
+      </w:r>
+    </w:p>
+    <w:p>
+      <w:pPr>
+        <w:numPr>
+          <w:ilvl w:val="1"/>
+          <w:numId w:val="2"/>
+        </w:numPr>
+        <w:ind w:right="0" w:hanging="356"/>
+      </w:pPr>
+      <w:r>
+        <w:t>sensor</w:t>
+      </w:r>
+      <w:r>
+        <w:t>: physical device that sends external data to a system</w:t>
+      </w:r>
+    </w:p>
+    <w:p>
+      <w:pPr>
+        <w:numPr>
+          <w:ilvl w:val="2"/>
+          <w:numId w:val="2"/>
+        </w:numPr>
+        <w:ind w:right="0" w:hanging="356"/>
+      </w:pPr>
+      <w:r>
+        <w:t>source: [</w:t>
+      </w:r>
+      <w:r>
+        <w:t>https://electronics360.globalspec.com/article/9934/what-you-need-to-know-about-aircraft-sensors</w:t>
+      </w:r>
+      <w:r>
+        <w:t xml:space="preserve">] </w:t>
+      </w:r>
+    </w:p>
+    <w:p>
+      <w:pPr>
+        <w:numPr>
+          <w:ilvl w:val="2"/>
+          <w:numId w:val="2"/>
+        </w:numPr>
+        <w:ind w:right="0" w:hanging="356"/>
+      </w:pPr>
+      <w:r>
+        <w:t xml:space="preserve">category: </w:t>
+      </w:r>
+      <w:r>
+        <w:t>noun</w:t>
+      </w:r>
+    </w:p>
+    <w:p>
+      <w:pPr>
+        <w:numPr>
+          <w:ilvl w:val="2"/>
+          <w:numId w:val="2"/>
+        </w:numPr>
+        <w:ind w:right="0" w:hanging="356"/>
+      </w:pPr>
+      <w:r>
+        <w:t xml:space="preserve">data: </w:t>
+      </w:r>
+      <w:r>
+        <w:t>physical device and electrical signals</w:t>
+      </w:r>
+    </w:p>
+    <w:p>
+      <w:pPr>
+        <w:numPr>
+          <w:ilvl w:val="2"/>
+          <w:numId w:val="2"/>
+        </w:numPr>
+        <w:ind w:right="0" w:hanging="356"/>
+      </w:pPr>
+      <w:r>
+        <w:t xml:space="preserve">control: </w:t>
+      </w:r>
+      <w:r>
+        <w:t>sends information to a computer</w:t>
+      </w:r>
+    </w:p>
+    <w:p>
+      <w:pPr>
+        <w:numPr>
+          <w:ilvl w:val="2"/>
+          <w:numId w:val="2"/>
+        </w:numPr>
+        <w:ind w:right="0" w:hanging="356"/>
+      </w:pPr>
+      <w:r>
+        <w:t xml:space="preserve">behavior: </w:t>
+      </w:r>
+      <w:r>
+        <w:t>converts physical readings to electric signals</w:t>
+      </w:r>
+    </w:p>
+    <w:p>
+      <w:pPr>
+        <w:numPr>
+          <w:ilvl w:val="2"/>
+          <w:numId w:val="2"/>
+        </w:numPr>
+        <w:ind w:right="0" w:hanging="356"/>
+      </w:pPr>
+      <w:r>
+        <w:t xml:space="preserve">role: </w:t>
+      </w:r>
+      <w:r>
+        <w:t>input because it extracts information from the outside world</w:t>
+      </w:r>
+    </w:p>
+    <w:p>
+      <w:pPr>
+        <w:numPr>
+          <w:ilvl w:val="2"/>
+          <w:numId w:val="2"/>
+        </w:numPr>
+        <w:ind w:right="0" w:hanging="356"/>
+      </w:pPr>
+      <w:r>
+        <w:t xml:space="preserve">pattern: </w:t>
+      </w:r>
+      <w:r>
+        <w:t>creational because it gleans outside information</w:t>
+      </w:r>
+    </w:p>
+    <w:p>
+      <w:pPr>
+        <w:numPr>
+          <w:ilvl w:val="2"/>
+          <w:numId w:val="2"/>
+        </w:numPr>
+        <w:ind w:right="0" w:hanging="356"/>
+      </w:pPr>
+      <w:r>
+        <w:t xml:space="preserve">concern: </w:t>
+      </w:r>
+      <w:r>
+        <w:t>model because it represents information</w:t>
+      </w:r>
+    </w:p>
+    <w:p>
+      <w:pPr>
+        <w:numPr>
+          <w:ilvl w:val="2"/>
+          <w:numId w:val="2"/>
+        </w:numPr>
+        <w:ind w:right="0" w:hanging="356"/>
+      </w:pPr>
+      <w:r>
+        <w:t>layer:</w:t>
+      </w:r>
+      <w:r>
+        <w:rPr>
+          <w:b/>
+        </w:rPr>
+        <w:t xml:space="preserve"> </w:t>
+      </w:r>
+      <w:r>
+        <w:rPr>
+          <w:b/>
+        </w:rPr>
+        <w:t>ME</w:t>
+      </w:r>
+      <w:r>
+        <w:t xml:space="preserve"> because it is a physical device</w:t>
+      </w:r>
+    </w:p>
+    <w:p>
+      <w:pPr>
+        <w:numPr>
+          <w:ilvl w:val="2"/>
+          <w:numId w:val="2"/>
+        </w:numPr>
+        <w:ind w:right="0" w:hanging="356"/>
+      </w:pPr>
+      <w:r>
+        <w:lastRenderedPageBreak/>
+        <w:t xml:space="preserve">difficulty: </w:t>
+      </w:r>
+      <w:r>
+        <w:t>easy because we get the information directly</w:t>
+      </w:r>
+    </w:p>
+    <w:p>
+      <w:pPr>
+        <w:numPr>
+          <w:ilvl w:val="2"/>
+          <w:numId w:val="2"/>
+        </w:numPr>
+        <w:ind w:right="0" w:hanging="356"/>
+      </w:pPr>
+      <w:r>
+        <w:t xml:space="preserve">risk: </w:t>
+      </w:r>
+      <w:r>
+        <w:t>high because sensor readings are required for the craft to operate</w:t>
+      </w:r>
+    </w:p>
+    <w:p>
+      <w:pPr>
+        <w:numPr>
+          <w:ilvl w:val="2"/>
+          <w:numId w:val="2"/>
+        </w:numPr>
+        <w:ind w:right="0" w:hanging="356"/>
+      </w:pPr>
+      <w:r>
+        <w:t xml:space="preserve">confidence: </w:t>
+      </w:r>
+      <w:r>
+        <w:t>moderate because there are many types of sensors</w:t>
+      </w:r>
+    </w:p>
+    <w:p>
+      <w:pPr>
+        <w:numPr>
+          <w:ilvl w:val="2"/>
+          <w:numId w:val="2"/>
+        </w:numPr>
+        <w:ind w:right="0" w:hanging="356"/>
+      </w:pPr>
+      <w:r>
+        <w:t xml:space="preserve">presentation: </w:t>
+      </w:r>
+      <w:r>
+        <w:t>diamond</w:t>
+      </w:r>
+    </w:p>
+    <w:p>
+      <w:pPr>
+        <w:numPr>
+          <w:ilvl w:val="1"/>
+          <w:numId w:val="2"/>
+        </w:numPr>
+        <w:ind w:right="0" w:hanging="356"/>
+      </w:pPr>
+      <w:r>
+        <w:t>slat</w:t>
+      </w:r>
+      <w:r>
+        <w:t>: moving part on the leading edge of the wing</w:t>
+      </w:r>
+    </w:p>
+    <w:p>
+      <w:pPr>
+        <w:numPr>
+          <w:ilvl w:val="2"/>
+          <w:numId w:val="2"/>
+        </w:numPr>
+        <w:ind w:right="0" w:hanging="356"/>
+      </w:pPr>
+      <w:r>
+        <w:t>source: [</w:t>
+      </w:r>
+      <w:r>
+        <w:t>https://www.grc.nasa.gov/www/k-12/airplane/flap.html</w:t>
+      </w:r>
+      <w:r>
+        <w:t xml:space="preserve">] </w:t>
+      </w:r>
+    </w:p>
+    <w:p>
+      <w:pPr>
+        <w:numPr>
+          <w:ilvl w:val="2"/>
+          <w:numId w:val="2"/>
+        </w:numPr>
+        <w:ind w:right="0" w:hanging="356"/>
+      </w:pPr>
+      <w:r>
+        <w:t xml:space="preserve">category: </w:t>
+      </w:r>
+      <w:r>
+        <w:t>noun</w:t>
+      </w:r>
+    </w:p>
+    <w:p>
+      <w:pPr>
+        <w:numPr>
+          <w:ilvl w:val="2"/>
+          <w:numId w:val="2"/>
+        </w:numPr>
+        <w:ind w:right="0" w:hanging="356"/>
+      </w:pPr>
+      <w:r>
+        <w:t xml:space="preserve">data: </w:t>
+      </w:r>
+      <w:r>
+        <w:t>metal piece that moves on tracks</w:t>
+      </w:r>
+    </w:p>
+    <w:p>
+      <w:pPr>
+        <w:numPr>
+          <w:ilvl w:val="2"/>
+          <w:numId w:val="2"/>
+        </w:numPr>
+        <w:ind w:right="0" w:hanging="356"/>
+      </w:pPr>
+      <w:r>
+        <w:t xml:space="preserve">control: </w:t>
+      </w:r>
+      <w:r>
+        <w:t>extends and retracts and rotates</w:t>
+      </w:r>
+    </w:p>
+    <w:p>
+      <w:pPr>
+        <w:numPr>
+          <w:ilvl w:val="2"/>
+          <w:numId w:val="2"/>
+        </w:numPr>
+        <w:ind w:right="0" w:hanging="356"/>
+      </w:pPr>
+      <w:r>
+        <w:t xml:space="preserve">behavior: </w:t>
+      </w:r>
+      <w:r>
+        <w:t>extends to create more wing area and increase lift</w:t>
+      </w:r>
+    </w:p>
+    <w:p>
+      <w:pPr>
+        <w:numPr>
+          <w:ilvl w:val="2"/>
+          <w:numId w:val="2"/>
+        </w:numPr>
+        <w:ind w:right="0" w:hanging="356"/>
+      </w:pPr>
+      <w:r>
+        <w:t xml:space="preserve">role: </w:t>
+      </w:r>
+      <w:r>
+        <w:t>output because it moves to control the plane</w:t>
+      </w:r>
+    </w:p>
+    <w:p>
+      <w:pPr>
+        <w:numPr>
+          <w:ilvl w:val="2"/>
+          <w:numId w:val="2"/>
+        </w:numPr>
+        <w:ind w:right="0" w:hanging="356"/>
+      </w:pPr>
+      <w:r>
+        <w:t xml:space="preserve">pattern: </w:t>
+      </w:r>
+      <w:r>
+        <w:t>behavioral because it moves the plane</w:t>
+      </w:r>
+    </w:p>
+    <w:p>
+      <w:pPr>
+        <w:numPr>
+          <w:ilvl w:val="2"/>
+          <w:numId w:val="2"/>
+        </w:numPr>
+        <w:ind w:right="0" w:hanging="356"/>
+      </w:pPr>
+      <w:r>
+        <w:t xml:space="preserve">concern: </w:t>
+      </w:r>
+      <w:r>
+        <w:t>view because it represents the state of the plane</w:t>
+      </w:r>
+    </w:p>
+    <w:p>
+      <w:pPr>
+        <w:numPr>
+          <w:ilvl w:val="2"/>
+          <w:numId w:val="2"/>
+        </w:numPr>
+        <w:ind w:right="0" w:hanging="356"/>
+      </w:pPr>
+      <w:r>
+        <w:t>layer:</w:t>
+      </w:r>
+      <w:r>
+        <w:t xml:space="preserve"> ME because it is a physical part</w:t>
+      </w:r>
+    </w:p>
+    <w:p>
+      <w:pPr>
+        <w:numPr>
+          <w:ilvl w:val="2"/>
+          <w:numId w:val="2"/>
+        </w:numPr>
+        <w:ind w:right="0" w:hanging="356"/>
+      </w:pPr>
+      <w:r>
+        <w:t xml:space="preserve">difficulty: </w:t>
+      </w:r>
+      <w:r>
+        <w:t>easy because it has simple movements</w:t>
+      </w:r>
+    </w:p>
+    <w:p>
+      <w:pPr>
+        <w:numPr>
+          <w:ilvl w:val="2"/>
+          <w:numId w:val="2"/>
+        </w:numPr>
+        <w:ind w:right="0" w:hanging="356"/>
+      </w:pPr>
+      <w:r>
+        <w:t xml:space="preserve">risk: </w:t>
+      </w:r>
+      <w:r>
+        <w:t>high because it is critical for the function of the plane</w:t>
+      </w:r>
+    </w:p>
+    <w:p>
+      <w:pPr>
+        <w:numPr>
+          <w:ilvl w:val="2"/>
+          <w:numId w:val="2"/>
+        </w:numPr>
+        <w:ind w:right="0" w:hanging="356"/>
+      </w:pPr>
+      <w:r>
+        <w:t xml:space="preserve">confidence: </w:t>
+      </w:r>
+      <w:r>
+        <w:t>high because it is a primary attribute of an airplane wing</w:t>
+      </w:r>
+    </w:p>
+    <w:p>
+      <w:pPr>
+        <w:numPr>
+          <w:ilvl w:val="2"/>
+          <w:numId w:val="2"/>
+        </w:numPr>
+        <w:ind w:right="0" w:hanging="356"/>
+      </w:pPr>
+      <w:r>
+        <w:t xml:space="preserve">presentation: </w:t>
+      </w:r>
+      <w:r>
+        <w:t xml:space="preserve"> wing with an arrow pointing to the leading edge</w:t>
+      </w:r>
+    </w:p>
+    <w:p>
+      <w:pPr>
+        <w:numPr>
+          <w:ilvl w:val="1"/>
+          <w:numId w:val="2"/>
+        </w:numPr>
+        <w:ind w:right="0" w:hanging="356"/>
+      </w:pPr>
+      <w:r>
+        <w:t>speed brake</w:t>
+      </w:r>
+    </w:p>
+    <w:p>
+      <w:pPr>
+        <w:numPr>
+          <w:ilvl w:val="2"/>
+          <w:numId w:val="2"/>
+        </w:numPr>
+        <w:ind w:right="0" w:hanging="356"/>
+      </w:pPr>
+      <w:r>
+        <w:t>source: [</w:t>
+      </w:r>
+      <w:r>
+        <w:t>https://www.skybrary.aero/index.php/Spoilers_And_Speedbrakes</w:t>
+      </w:r>
+      <w:r>
+        <w:t xml:space="preserve">] </w:t>
+      </w:r>
+    </w:p>
+    <w:p>
+      <w:pPr>
+        <w:numPr>
+          <w:ilvl w:val="2"/>
+          <w:numId w:val="2"/>
+        </w:numPr>
+        <w:ind w:right="0" w:hanging="356"/>
+      </w:pPr>
+      <w:r>
+        <w:t xml:space="preserve">category: </w:t>
+      </w:r>
+      <w:r>
+        <w:t>noun</w:t>
+      </w:r>
+    </w:p>
+    <w:p>
+      <w:pPr>
+        <w:numPr>
+          <w:ilvl w:val="2"/>
+          <w:numId w:val="2"/>
+        </w:numPr>
+        <w:ind w:right="0" w:hanging="356"/>
+      </w:pPr>
+      <w:r>
+        <w:t xml:space="preserve">data: </w:t>
+      </w:r>
+      <w:r>
+        <w:t>section that can stick out to increase drag and reduce speed</w:t>
+      </w:r>
+    </w:p>
+    <w:p>
+      <w:pPr>
+        <w:numPr>
+          <w:ilvl w:val="2"/>
+          <w:numId w:val="2"/>
+        </w:numPr>
+        <w:ind w:right="0" w:hanging="356"/>
+      </w:pPr>
+      <w:r>
+        <w:t xml:space="preserve">control: </w:t>
+      </w:r>
+      <w:r>
+        <w:t>extends and retracts</w:t>
+      </w:r>
+    </w:p>
+    <w:p>
+      <w:pPr>
+        <w:numPr>
+          <w:ilvl w:val="2"/>
+          <w:numId w:val="2"/>
+        </w:numPr>
+        <w:ind w:right="0" w:hanging="356"/>
+      </w:pPr>
+      <w:r>
+        <w:t xml:space="preserve">behavior: </w:t>
+      </w:r>
+      <w:r>
+        <w:t>reduces speed</w:t>
+      </w:r>
+    </w:p>
+    <w:p>
+      <w:pPr>
+        <w:numPr>
+          <w:ilvl w:val="2"/>
+          <w:numId w:val="2"/>
+        </w:numPr>
+        <w:ind w:right="0" w:hanging="356"/>
+      </w:pPr>
+      <w:r>
+        <w:t xml:space="preserve">role: </w:t>
+      </w:r>
+      <w:r>
+        <w:t>output because it moves to control the plane</w:t>
+      </w:r>
+    </w:p>
+    <w:p>
+      <w:pPr>
+        <w:numPr>
+          <w:ilvl w:val="2"/>
+          <w:numId w:val="2"/>
+        </w:numPr>
+        <w:ind w:right="0" w:hanging="356"/>
+      </w:pPr>
+      <w:r>
+        <w:t xml:space="preserve">pattern: </w:t>
+      </w:r>
+      <w:r>
+        <w:t>behavioral because it moves the plane</w:t>
+      </w:r>
+    </w:p>
+    <w:p>
+      <w:pPr>
+        <w:numPr>
+          <w:ilvl w:val="2"/>
+          <w:numId w:val="2"/>
+        </w:numPr>
+        <w:ind w:right="0" w:hanging="356"/>
+      </w:pPr>
+      <w:r>
+        <w:t xml:space="preserve">concern: </w:t>
+      </w:r>
+      <w:r>
+        <w:t>view because it represents the state of the plane</w:t>
+      </w:r>
+    </w:p>
+    <w:p>
+      <w:pPr>
+        <w:numPr>
+          <w:ilvl w:val="2"/>
+          <w:numId w:val="2"/>
+        </w:numPr>
+        <w:ind w:right="0" w:hanging="356"/>
+      </w:pPr>
+      <w:r>
+        <w:t>layer:</w:t>
+      </w:r>
+      <w:r>
+        <w:rPr>
+          <w:b/>
+        </w:rPr>
+        <w:t xml:space="preserve"> </w:t>
+      </w:r>
+      <w:r>
+        <w:rPr>
+          <w:b/>
+        </w:rPr>
+        <w:t xml:space="preserve">ME </w:t>
+      </w:r>
+      <w:r>
+        <w:t>because it’s a physical part</w:t>
+      </w:r>
+    </w:p>
+    <w:p>
+      <w:pPr>
+        <w:numPr>
+          <w:ilvl w:val="2"/>
+          <w:numId w:val="2"/>
+        </w:numPr>
+        <w:ind w:right="0" w:hanging="356"/>
+      </w:pPr>
+      <w:r>
+        <w:t xml:space="preserve">difficulty: </w:t>
+      </w:r>
+      <w:r>
+        <w:t>easy because we can set it to extend or retract</w:t>
+      </w:r>
+    </w:p>
+    <w:p>
+      <w:pPr>
+        <w:numPr>
+          <w:ilvl w:val="2"/>
+          <w:numId w:val="2"/>
+        </w:numPr>
+        <w:ind w:right="0" w:hanging="356"/>
+      </w:pPr>
+      <w:r>
+        <w:t xml:space="preserve">risk: </w:t>
+      </w:r>
+      <w:r>
+        <w:t>low because not all planes have them</w:t>
+      </w:r>
+    </w:p>
+    <w:p>
+      <w:pPr>
+        <w:numPr>
+          <w:ilvl w:val="2"/>
+          <w:numId w:val="2"/>
+        </w:numPr>
+        <w:ind w:right="0" w:hanging="356"/>
+      </w:pPr>
+      <w:r>
+        <w:t xml:space="preserve">confidence: </w:t>
+      </w:r>
+      <w:r>
+        <w:t>low because not all planes use them</w:t>
+      </w:r>
+    </w:p>
+    <w:p>
+      <w:pPr>
+        <w:numPr>
+          <w:ilvl w:val="2"/>
+          <w:numId w:val="2"/>
+        </w:numPr>
+        <w:ind w:right="0" w:hanging="356"/>
+      </w:pPr>
+      <w:r>
+        <w:t xml:space="preserve">presentation: </w:t>
+      </w:r>
+      <w:r>
+        <w:t>stop sign</w:t>
+      </w:r>
+    </w:p>
+    <w:p>
+      <w:pPr>
+        <w:numPr>
+          <w:ilvl w:val="1"/>
+          <w:numId w:val="2"/>
+        </w:numPr>
+        <w:ind w:right="0" w:hanging="356"/>
+      </w:pPr>
+      <w:r>
+        <w:t>stall</w:t>
+      </w:r>
+      <w:r>
+        <w:t>: a craft no longer producing lift when the angle attack angle is exceeded</w:t>
+      </w:r>
+    </w:p>
+    <w:p>
+      <w:pPr>
+        <w:numPr>
+          <w:ilvl w:val="2"/>
+          <w:numId w:val="2"/>
+        </w:numPr>
+        <w:ind w:right="0" w:hanging="356"/>
+      </w:pPr>
+      <w:r>
+        <w:t>source: [</w:t>
+      </w:r>
+      <w:r>
+        <w:t>https://www.skybrary.aero/index.php/Stall</w:t>
+      </w:r>
+      <w:r>
+        <w:t xml:space="preserve">] </w:t>
+      </w:r>
+    </w:p>
+    <w:p>
+      <w:pPr>
+        <w:numPr>
+          <w:ilvl w:val="2"/>
+          <w:numId w:val="2"/>
+        </w:numPr>
+        <w:ind w:right="0" w:hanging="356"/>
+      </w:pPr>
+      <w:r>
+        <w:t xml:space="preserve">category: </w:t>
+      </w:r>
+      <w:r>
+        <w:t>noun</w:t>
+      </w:r>
+    </w:p>
+    <w:p>
+      <w:pPr>
+        <w:numPr>
+          <w:ilvl w:val="2"/>
+          <w:numId w:val="2"/>
+        </w:numPr>
+        <w:ind w:right="0" w:hanging="356"/>
+      </w:pPr>
+      <w:r>
+        <w:t xml:space="preserve">data: </w:t>
+      </w:r>
+      <w:r>
+        <w:t>the lack of lift</w:t>
+      </w:r>
+    </w:p>
+    <w:p>
+      <w:pPr>
+        <w:numPr>
+          <w:ilvl w:val="2"/>
+          <w:numId w:val="2"/>
+        </w:numPr>
+        <w:ind w:right="0" w:hanging="356"/>
+      </w:pPr>
+      <w:r>
+        <w:t xml:space="preserve">control: </w:t>
+      </w:r>
+      <w:r>
+        <w:t>enters stall or exits stall state</w:t>
+      </w:r>
+    </w:p>
+    <w:p>
+      <w:pPr>
+        <w:numPr>
+          <w:ilvl w:val="2"/>
+          <w:numId w:val="2"/>
+        </w:numPr>
+        <w:ind w:right="0" w:hanging="356"/>
+      </w:pPr>
+      <w:r>
+        <w:t xml:space="preserve">behavior: </w:t>
+      </w:r>
+      <w:r>
+        <w:t>a plane that stalls falls out of the sky</w:t>
+      </w:r>
+    </w:p>
+    <w:p>
+      <w:pPr>
+        <w:numPr>
+          <w:ilvl w:val="2"/>
+          <w:numId w:val="2"/>
+        </w:numPr>
+        <w:ind w:right="0" w:hanging="356"/>
+      </w:pPr>
+      <w:r>
+        <w:t xml:space="preserve">role: </w:t>
+      </w:r>
+      <w:r>
+        <w:t>output because it is determined by the state of the plane</w:t>
+      </w:r>
+    </w:p>
+    <w:p>
+      <w:pPr>
+        <w:numPr>
+          <w:ilvl w:val="2"/>
+          <w:numId w:val="2"/>
+        </w:numPr>
+        <w:ind w:right="0" w:hanging="356"/>
+      </w:pPr>
+      <w:r>
+        <w:t xml:space="preserve">pattern: </w:t>
+      </w:r>
+      <w:r>
+        <w:t>behavioral because it represents the state of the plane</w:t>
+      </w:r>
+    </w:p>
+    <w:p>
+      <w:pPr>
+        <w:numPr>
+          <w:ilvl w:val="2"/>
+          <w:numId w:val="2"/>
+        </w:numPr>
+        <w:ind w:right="0" w:hanging="356"/>
+      </w:pPr>
+      <w:r>
+        <w:t xml:space="preserve">concern: </w:t>
+      </w:r>
+      <w:r>
+        <w:t>view because it represents the state of the plane</w:t>
+      </w:r>
+    </w:p>
+    <w:p>
+      <w:pPr>
+        <w:numPr>
+          <w:ilvl w:val="2"/>
+          <w:numId w:val="2"/>
+        </w:numPr>
+        <w:ind w:right="0" w:hanging="356"/>
+      </w:pPr>
+      <w:r>
+        <w:t>layer:</w:t>
+      </w:r>
+      <w:r>
+        <w:rPr>
+          <w:b/>
+        </w:rPr>
+        <w:t xml:space="preserve"> </w:t>
+      </w:r>
+      <w:r>
+        <w:rPr>
+          <w:b/>
+        </w:rPr>
+        <w:t xml:space="preserve">ME </w:t>
+      </w:r>
+      <w:r>
+        <w:t>because it’s a physical property</w:t>
+      </w:r>
+    </w:p>
+    <w:p>
+      <w:pPr>
+        <w:numPr>
+          <w:ilvl w:val="2"/>
+          <w:numId w:val="2"/>
+        </w:numPr>
+        <w:ind w:right="0" w:hanging="356"/>
+      </w:pPr>
+      <w:r>
+        <w:t xml:space="preserve">difficulty: </w:t>
+      </w:r>
+      <w:r>
+        <w:t>easy because we can calculate it using angle of attack</w:t>
+      </w:r>
+    </w:p>
+    <w:p>
+      <w:pPr>
+        <w:numPr>
+          <w:ilvl w:val="2"/>
+          <w:numId w:val="2"/>
+        </w:numPr>
+        <w:ind w:right="0" w:hanging="356"/>
+      </w:pPr>
+      <w:r>
+        <w:t xml:space="preserve">risk: </w:t>
+      </w:r>
+      <w:r>
+        <w:t>low because our plane won’t be airborne</w:t>
+      </w:r>
+    </w:p>
+    <w:p>
+      <w:pPr>
+        <w:numPr>
+          <w:ilvl w:val="2"/>
+          <w:numId w:val="2"/>
+        </w:numPr>
+        <w:ind w:right="0" w:hanging="356"/>
+      </w:pPr>
+      <w:r>
+        <w:t xml:space="preserve">confidence: </w:t>
+      </w:r>
+      <w:r>
+        <w:t>moderate because other factors affect stall</w:t>
+      </w:r>
+    </w:p>
+    <w:p>
+      <w:pPr>
+        <w:numPr>
+          <w:ilvl w:val="2"/>
+          <w:numId w:val="2"/>
+        </w:numPr>
+        <w:ind w:right="0" w:hanging="356"/>
+      </w:pPr>
+      <w:r>
+        <w:t xml:space="preserve">presentation: </w:t>
+      </w:r>
+      <w:r>
+        <w:t>big X</w:t>
+      </w:r>
+    </w:p>
+    <w:p>
+      <w:pPr>
+        <w:numPr>
+          <w:ilvl w:val="1"/>
+          <w:numId w:val="2"/>
+        </w:numPr>
+        <w:ind w:right="0" w:hanging="356"/>
+      </w:pPr>
+      <w:r>
+        <w:t>static port</w:t>
+      </w:r>
+      <w:r>
+        <w:t xml:space="preserve">: </w:t>
+      </w:r>
+      <w:r>
+        <w:t>sensor to detect static pressure</w:t>
+      </w:r>
+    </w:p>
+    <w:p>
+      <w:pPr>
+        <w:numPr>
+          <w:ilvl w:val="2"/>
+          <w:numId w:val="2"/>
+        </w:numPr>
+        <w:ind w:right="0" w:hanging="356"/>
+      </w:pPr>
+      <w:r>
+        <w:t>source: [</w:t>
+      </w:r>
+      <w:r>
+        <w:t>https://www.skybrary.aero/index.php/Pitot_Static_System</w:t>
+      </w:r>
+      <w:r>
+        <w:t xml:space="preserve">] </w:t>
+      </w:r>
+    </w:p>
+    <w:p>
+      <w:pPr>
+        <w:numPr>
+          <w:ilvl w:val="2"/>
+          <w:numId w:val="2"/>
+        </w:numPr>
+        <w:ind w:right="0" w:hanging="356"/>
+      </w:pPr>
+      <w:r>
+        <w:t xml:space="preserve">category: </w:t>
+      </w:r>
+      <w:r>
+        <w:t>noun</w:t>
+      </w:r>
+    </w:p>
+    <w:p>
+      <w:pPr>
+        <w:numPr>
+          <w:ilvl w:val="2"/>
+          <w:numId w:val="2"/>
+        </w:numPr>
+        <w:ind w:right="0" w:hanging="356"/>
+      </w:pPr>
+      <w:r>
+        <w:t xml:space="preserve">data: </w:t>
+      </w:r>
+      <w:r>
+        <w:t>sensor hardware</w:t>
+      </w:r>
+    </w:p>
+    <w:p>
+      <w:pPr>
+        <w:numPr>
+          <w:ilvl w:val="2"/>
+          <w:numId w:val="2"/>
+        </w:numPr>
+        <w:ind w:right="0" w:hanging="356"/>
+      </w:pPr>
+      <w:r>
+        <w:t xml:space="preserve">control: </w:t>
+      </w:r>
+      <w:r>
+        <w:t>outputs static air pressure</w:t>
+      </w:r>
+    </w:p>
+    <w:p>
+      <w:pPr>
+        <w:numPr>
+          <w:ilvl w:val="2"/>
+          <w:numId w:val="2"/>
+        </w:numPr>
+        <w:ind w:right="0" w:hanging="356"/>
+      </w:pPr>
+      <w:r>
+        <w:t xml:space="preserve">behavior: </w:t>
+      </w:r>
+      <w:r>
+        <w:t>pressure is measured through vents that are in neutral locations on the plane</w:t>
+      </w:r>
+    </w:p>
+    <w:p>
+      <w:pPr>
+        <w:numPr>
+          <w:ilvl w:val="2"/>
+          <w:numId w:val="2"/>
+        </w:numPr>
+        <w:ind w:right="0" w:hanging="356"/>
+      </w:pPr>
+      <w:r>
+        <w:t xml:space="preserve">role: </w:t>
+      </w:r>
+      <w:r>
+        <w:t>input because it is a sensor reading</w:t>
+      </w:r>
+    </w:p>
+    <w:p>
+      <w:pPr>
+        <w:numPr>
+          <w:ilvl w:val="2"/>
+          <w:numId w:val="2"/>
+        </w:numPr>
+        <w:ind w:right="0" w:hanging="356"/>
+      </w:pPr>
+      <w:r>
+        <w:t xml:space="preserve">pattern: </w:t>
+      </w:r>
+      <w:r>
+        <w:t>creational because it is gleaning outside information</w:t>
+      </w:r>
+    </w:p>
+    <w:p>
+      <w:pPr>
+        <w:numPr>
+          <w:ilvl w:val="2"/>
+          <w:numId w:val="2"/>
+        </w:numPr>
+        <w:ind w:right="0" w:hanging="356"/>
+      </w:pPr>
+      <w:r>
+        <w:lastRenderedPageBreak/>
+        <w:t xml:space="preserve">concern: </w:t>
+      </w:r>
+      <w:r>
+        <w:t>model because it represents external data</w:t>
+      </w:r>
+    </w:p>
+    <w:p>
+      <w:pPr>
+        <w:numPr>
+          <w:ilvl w:val="2"/>
+          <w:numId w:val="2"/>
+        </w:numPr>
+        <w:ind w:right="0" w:hanging="356"/>
+      </w:pPr>
+      <w:r>
+        <w:t>layer:</w:t>
+      </w:r>
+      <w:r>
+        <w:rPr>
+          <w:b/>
+        </w:rPr>
+        <w:t xml:space="preserve"> </w:t>
+      </w:r>
+      <w:r>
+        <w:rPr>
+          <w:b/>
+        </w:rPr>
+        <w:t xml:space="preserve">ME </w:t>
+      </w:r>
+      <w:r>
+        <w:t>because it’s a physical sensor</w:t>
+      </w:r>
+    </w:p>
+    <w:p>
+      <w:pPr>
+        <w:numPr>
+          <w:ilvl w:val="2"/>
+          <w:numId w:val="2"/>
+        </w:numPr>
+        <w:ind w:right="0" w:hanging="356"/>
+      </w:pPr>
+      <w:r>
+        <w:t xml:space="preserve">difficulty: </w:t>
+      </w:r>
+      <w:r>
+        <w:t>easy because it’s just a number in our program</w:t>
+      </w:r>
+    </w:p>
+    <w:p>
+      <w:pPr>
+        <w:numPr>
+          <w:ilvl w:val="2"/>
+          <w:numId w:val="2"/>
+        </w:numPr>
+        <w:ind w:right="0" w:hanging="356"/>
+      </w:pPr>
+      <w:r>
+        <w:t xml:space="preserve">risk: </w:t>
+      </w:r>
+      <w:r>
+        <w:t>low because our static pressure won’t change</w:t>
+      </w:r>
+    </w:p>
+    <w:p>
+      <w:pPr>
+        <w:numPr>
+          <w:ilvl w:val="2"/>
+          <w:numId w:val="2"/>
+        </w:numPr>
+        <w:ind w:right="0" w:hanging="356"/>
+      </w:pPr>
+      <w:r>
+        <w:t xml:space="preserve">confidence: </w:t>
+      </w:r>
+      <w:r>
+        <w:t xml:space="preserve">moderate because the sensors can be </w:t>
+      </w:r>
+      <w:proofErr w:type="gramStart"/>
+      <w:r>
+        <w:t>complex</w:t>
+      </w:r>
+      <w:proofErr w:type="gramEnd"/>
+      <w:r>
+        <w:t xml:space="preserve"> but the program may be simple</w:t>
+      </w:r>
+    </w:p>
+    <w:p>
+      <w:pPr>
+        <w:numPr>
+          <w:ilvl w:val="2"/>
+          <w:numId w:val="2"/>
+        </w:numPr>
+        <w:ind w:right="0" w:hanging="356"/>
+      </w:pPr>
+      <w:r>
+        <w:t xml:space="preserve">presentation: </w:t>
+      </w:r>
+      <w:r>
+        <w:t>square</w:t>
+      </w:r>
+    </w:p>
+    <w:p>
+      <w:pPr>
+        <w:numPr>
+          <w:ilvl w:val="1"/>
+          <w:numId w:val="2"/>
+        </w:numPr>
+        <w:ind w:right="0" w:hanging="356"/>
+      </w:pPr>
+      <w:r>
+        <w:t>trim</w:t>
+      </w:r>
+      <w:r>
+        <w:t>: an adjustment that maintains a set attitude</w:t>
+      </w:r>
+    </w:p>
+    <w:p>
+      <w:pPr>
+        <w:numPr>
+          <w:ilvl w:val="2"/>
+          <w:numId w:val="2"/>
+        </w:numPr>
+        <w:ind w:right="0" w:hanging="356"/>
+      </w:pPr>
+      <w:r>
+        <w:t>source: [</w:t>
+      </w:r>
+      <w:r>
+        <w:t>https://www.skybrary.aero/index.php/Trim_Systems</w:t>
+      </w:r>
+      <w:r>
+        <w:t xml:space="preserve">] </w:t>
+      </w:r>
+    </w:p>
+    <w:p>
+      <w:pPr>
+        <w:numPr>
+          <w:ilvl w:val="2"/>
+          <w:numId w:val="2"/>
+        </w:numPr>
+        <w:ind w:right="0" w:hanging="356"/>
+      </w:pPr>
+      <w:r>
+        <w:t xml:space="preserve">category: </w:t>
+      </w:r>
+      <w:r>
+        <w:t>noun</w:t>
+      </w:r>
+    </w:p>
+    <w:p>
+      <w:pPr>
+        <w:numPr>
+          <w:ilvl w:val="2"/>
+          <w:numId w:val="2"/>
+        </w:numPr>
+        <w:ind w:right="0" w:hanging="356"/>
+      </w:pPr>
+      <w:r>
+        <w:t xml:space="preserve">data: </w:t>
+      </w:r>
+      <w:r>
+        <w:t>a tab and an adjuster</w:t>
+      </w:r>
+    </w:p>
+    <w:p>
+      <w:pPr>
+        <w:numPr>
+          <w:ilvl w:val="2"/>
+          <w:numId w:val="2"/>
+        </w:numPr>
+        <w:ind w:right="0" w:hanging="356"/>
+      </w:pPr>
+      <w:r>
+        <w:t xml:space="preserve">control: </w:t>
+      </w:r>
+      <w:r>
+        <w:t>small adjustment that causes aerodynamic deflection</w:t>
+      </w:r>
+    </w:p>
+    <w:p>
+      <w:pPr>
+        <w:numPr>
+          <w:ilvl w:val="2"/>
+          <w:numId w:val="2"/>
+        </w:numPr>
+        <w:ind w:right="0" w:hanging="356"/>
+      </w:pPr>
+      <w:r>
+        <w:t xml:space="preserve">behavior: </w:t>
+      </w:r>
+      <w:r>
+        <w:t>can be manually or automatically adjusted to maintain appropriate movement</w:t>
+      </w:r>
+    </w:p>
+    <w:p>
+      <w:pPr>
+        <w:numPr>
+          <w:ilvl w:val="2"/>
+          <w:numId w:val="2"/>
+        </w:numPr>
+        <w:ind w:right="0" w:hanging="356"/>
+      </w:pPr>
+      <w:r>
+        <w:t xml:space="preserve">role: </w:t>
+      </w:r>
+      <w:r>
+        <w:t>input because it affects movement of the plane</w:t>
+      </w:r>
+    </w:p>
+    <w:p>
+      <w:pPr>
+        <w:numPr>
+          <w:ilvl w:val="2"/>
+          <w:numId w:val="2"/>
+        </w:numPr>
+        <w:ind w:right="0" w:hanging="356"/>
+      </w:pPr>
+      <w:r>
+        <w:t xml:space="preserve">pattern: </w:t>
+      </w:r>
+      <w:r>
+        <w:t>behavioral because it affects the movement of the plane</w:t>
+      </w:r>
+    </w:p>
+    <w:p>
+      <w:pPr>
+        <w:numPr>
+          <w:ilvl w:val="2"/>
+          <w:numId w:val="2"/>
+        </w:numPr>
+        <w:ind w:right="0" w:hanging="356"/>
+      </w:pPr>
+      <w:r>
+        <w:t xml:space="preserve">concern: </w:t>
+      </w:r>
+      <w:r>
+        <w:t>view because it represents the state of the plane</w:t>
+      </w:r>
+    </w:p>
+    <w:p>
+      <w:pPr>
+        <w:numPr>
+          <w:ilvl w:val="2"/>
+          <w:numId w:val="2"/>
+        </w:numPr>
+        <w:ind w:right="0" w:hanging="356"/>
+      </w:pPr>
+      <w:r>
+        <w:t>layer:</w:t>
+      </w:r>
+      <w:r>
+        <w:t xml:space="preserve"> ME because it is a physical thing</w:t>
+      </w:r>
+    </w:p>
+    <w:p>
+      <w:pPr>
+        <w:numPr>
+          <w:ilvl w:val="2"/>
+          <w:numId w:val="2"/>
+        </w:numPr>
+        <w:ind w:right="0" w:hanging="356"/>
+      </w:pPr>
+      <w:r>
+        <w:t xml:space="preserve">difficulty: </w:t>
+      </w:r>
+      <w:r>
+        <w:t>moderate because it is a minute adjustment based on current operating data</w:t>
+      </w:r>
+    </w:p>
+    <w:p>
+      <w:pPr>
+        <w:numPr>
+          <w:ilvl w:val="2"/>
+          <w:numId w:val="2"/>
+        </w:numPr>
+        <w:ind w:right="0" w:hanging="356"/>
+      </w:pPr>
+      <w:r>
+        <w:t xml:space="preserve">risk: </w:t>
+      </w:r>
+      <w:r>
+        <w:t>low because our plane is not flying</w:t>
+      </w:r>
+    </w:p>
+    <w:p>
+      <w:pPr>
+        <w:numPr>
+          <w:ilvl w:val="2"/>
+          <w:numId w:val="2"/>
+        </w:numPr>
+        <w:ind w:right="0" w:hanging="356"/>
+      </w:pPr>
+      <w:r>
+        <w:t xml:space="preserve">confidence: </w:t>
+      </w:r>
+      <w:r>
+        <w:t>low because there are 3 types of trim systems</w:t>
+      </w:r>
+    </w:p>
+    <w:p>
+      <w:pPr>
+        <w:numPr>
+          <w:ilvl w:val="2"/>
+          <w:numId w:val="2"/>
+        </w:numPr>
+        <w:ind w:right="0" w:hanging="356"/>
+      </w:pPr>
+      <w:r>
+        <w:t xml:space="preserve">presentation: </w:t>
+      </w:r>
+      <w:r>
+        <w:t>calipers</w:t>
+      </w:r>
+    </w:p>
+    <w:p>
+      <w:pPr>
+        <w:numPr>
+          <w:ilvl w:val="1"/>
+          <w:numId w:val="2"/>
+        </w:numPr>
+        <w:ind w:right="0" w:hanging="356"/>
+      </w:pPr>
+      <w:r>
+        <w:t>velocity</w:t>
+      </w:r>
+      <w:r>
+        <w:t>: the speed and direction of an aircraft</w:t>
+      </w:r>
+    </w:p>
+    <w:p>
+      <w:pPr>
+        <w:numPr>
+          <w:ilvl w:val="2"/>
+          <w:numId w:val="2"/>
+        </w:numPr>
+        <w:ind w:right="0" w:hanging="356"/>
+      </w:pPr>
+      <w:r>
+        <w:t>source: [</w:t>
+      </w:r>
+      <w:r>
+        <w:t>https://www.grc.nasa.gov/www/k-12/airplane/vel.html</w:t>
+      </w:r>
+      <w:r>
+        <w:t xml:space="preserve">] </w:t>
+      </w:r>
+    </w:p>
+    <w:p>
+      <w:pPr>
+        <w:numPr>
+          <w:ilvl w:val="2"/>
+          <w:numId w:val="2"/>
+        </w:numPr>
+        <w:ind w:right="0" w:hanging="356"/>
+      </w:pPr>
+      <w:r>
+        <w:t xml:space="preserve">category: </w:t>
+      </w:r>
+      <w:r>
+        <w:t>noun</w:t>
+      </w:r>
+    </w:p>
+    <w:p>
+      <w:pPr>
+        <w:numPr>
+          <w:ilvl w:val="2"/>
+          <w:numId w:val="2"/>
+        </w:numPr>
+        <w:ind w:right="0" w:hanging="356"/>
+      </w:pPr>
+      <w:r>
+        <w:t xml:space="preserve">data: </w:t>
+      </w:r>
+      <w:r>
+        <w:t>change in position over time</w:t>
+      </w:r>
+    </w:p>
+    <w:p>
+      <w:pPr>
+        <w:numPr>
+          <w:ilvl w:val="2"/>
+          <w:numId w:val="2"/>
+        </w:numPr>
+        <w:ind w:right="0" w:hanging="356"/>
+      </w:pPr>
+      <w:r>
+        <w:t xml:space="preserve">control: </w:t>
+      </w:r>
+      <w:r>
+        <w:t>increase or decrease in velocity</w:t>
+      </w:r>
+    </w:p>
+    <w:p>
+      <w:pPr>
+        <w:numPr>
+          <w:ilvl w:val="2"/>
+          <w:numId w:val="2"/>
+        </w:numPr>
+        <w:ind w:right="0" w:hanging="356"/>
+      </w:pPr>
+      <w:r>
+        <w:t xml:space="preserve">behavior: </w:t>
+      </w:r>
+      <w:r>
+        <w:t xml:space="preserve">causes the aircraft to move a certain distance </w:t>
+      </w:r>
+      <w:proofErr w:type="gramStart"/>
+      <w:r>
+        <w:t>in  a</w:t>
+      </w:r>
+      <w:proofErr w:type="gramEnd"/>
+      <w:r>
+        <w:t xml:space="preserve"> certain time</w:t>
+      </w:r>
+    </w:p>
+    <w:p>
+      <w:pPr>
+        <w:numPr>
+          <w:ilvl w:val="2"/>
+          <w:numId w:val="2"/>
+        </w:numPr>
+        <w:ind w:right="0" w:hanging="356"/>
+      </w:pPr>
+      <w:r>
+        <w:t xml:space="preserve">role: </w:t>
+      </w:r>
+      <w:r>
+        <w:t>output because it’s determined by the aircraft</w:t>
+      </w:r>
+    </w:p>
+    <w:p>
+      <w:pPr>
+        <w:numPr>
+          <w:ilvl w:val="2"/>
+          <w:numId w:val="2"/>
+        </w:numPr>
+        <w:ind w:right="0" w:hanging="356"/>
+      </w:pPr>
+      <w:r>
+        <w:t xml:space="preserve">pattern: </w:t>
+      </w:r>
+      <w:r>
+        <w:t xml:space="preserve">behavioral because it changes </w:t>
+      </w:r>
+    </w:p>
+    <w:p>
+      <w:pPr>
+        <w:numPr>
+          <w:ilvl w:val="2"/>
+          <w:numId w:val="2"/>
+        </w:numPr>
+        <w:ind w:right="0" w:hanging="356"/>
+      </w:pPr>
+      <w:r>
+        <w:t xml:space="preserve">concern: </w:t>
+      </w:r>
+      <w:r>
+        <w:t>view because it represents the state of the plane</w:t>
+      </w:r>
+    </w:p>
+    <w:p>
+      <w:pPr>
+        <w:numPr>
+          <w:ilvl w:val="2"/>
+          <w:numId w:val="2"/>
+        </w:numPr>
+        <w:ind w:right="0" w:hanging="356"/>
+      </w:pPr>
+      <w:r>
+        <w:t>layer:</w:t>
+      </w:r>
+      <w:r>
+        <w:rPr>
+          <w:b/>
+        </w:rPr>
+        <w:t xml:space="preserve"> </w:t>
+      </w:r>
+      <w:r>
+        <w:rPr>
+          <w:b/>
+        </w:rPr>
+        <w:t xml:space="preserve">ME </w:t>
+      </w:r>
+      <w:r>
+        <w:t>because it’s a physical thing</w:t>
+      </w:r>
+      <w:r>
+        <w:rPr>
+          <w:b/>
+        </w:rPr>
+        <w:t xml:space="preserve"> </w:t>
+      </w:r>
+    </w:p>
+    <w:p>
+      <w:pPr>
+        <w:numPr>
+          <w:ilvl w:val="2"/>
+          <w:numId w:val="2"/>
+        </w:numPr>
+        <w:ind w:right="0" w:hanging="356"/>
+      </w:pPr>
+      <w:r>
+        <w:t xml:space="preserve">difficulty: </w:t>
+      </w:r>
+      <w:r>
+        <w:t>easy because it’s a number</w:t>
+      </w:r>
+    </w:p>
+    <w:p>
+      <w:pPr>
+        <w:numPr>
+          <w:ilvl w:val="2"/>
+          <w:numId w:val="2"/>
+        </w:numPr>
+        <w:ind w:right="0" w:hanging="356"/>
+      </w:pPr>
+      <w:r>
+        <w:t xml:space="preserve">risk: </w:t>
+      </w:r>
+      <w:r>
+        <w:t>low because the plane is not going anywhere</w:t>
+      </w:r>
+    </w:p>
+    <w:p>
+      <w:pPr>
+        <w:numPr>
+          <w:ilvl w:val="2"/>
+          <w:numId w:val="2"/>
+        </w:numPr>
+        <w:ind w:right="0" w:hanging="356"/>
+      </w:pPr>
+      <w:r>
+        <w:t xml:space="preserve">confidence: </w:t>
+      </w:r>
+      <w:r>
+        <w:t>high because it’s physics</w:t>
+      </w:r>
+    </w:p>
+    <w:p>
+      <w:pPr>
+        <w:numPr>
+          <w:ilvl w:val="2"/>
+          <w:numId w:val="2"/>
+        </w:numPr>
+        <w:ind w:right="0" w:hanging="356"/>
+      </w:pPr>
+      <w:r>
+        <w:t xml:space="preserve">presentation: </w:t>
+      </w:r>
+      <w:r>
+        <w:t>MPH</w:t>
+      </w:r>
+    </w:p>
+    <w:p>
+      <w:pPr>
+        <w:numPr>
+          <w:ilvl w:val="1"/>
+          <w:numId w:val="2"/>
+        </w:numPr>
+        <w:spacing w:after="138"/>
+        <w:ind w:right="0" w:hanging="356"/>
+      </w:pPr>
+      <w:r>
+        <w:t>yaw</w:t>
+      </w:r>
+      <w:r>
+        <w:t>: axis of rotation</w:t>
+      </w:r>
+    </w:p>
+    <w:p>
+      <w:pPr>
+        <w:numPr>
+          <w:ilvl w:val="2"/>
+          <w:numId w:val="2"/>
+        </w:numPr>
+        <w:ind w:right="0" w:hanging="356"/>
+      </w:pPr>
+      <w:r>
+        <w:t>source: [</w:t>
+      </w:r>
+      <w:r>
+        <w:t>https://www.grc.nasa.gov/www/k-12/airplane/yaw.html</w:t>
+      </w:r>
+      <w:r>
+        <w:t xml:space="preserve">] </w:t>
+      </w:r>
+    </w:p>
+    <w:p>
+      <w:pPr>
+        <w:numPr>
+          <w:ilvl w:val="2"/>
+          <w:numId w:val="2"/>
+        </w:numPr>
+        <w:ind w:right="0" w:hanging="356"/>
+      </w:pPr>
+      <w:r>
+        <w:t xml:space="preserve">category: </w:t>
+      </w:r>
+      <w:r>
+        <w:t>noun</w:t>
+      </w:r>
+    </w:p>
+    <w:p>
+      <w:pPr>
+        <w:numPr>
+          <w:ilvl w:val="2"/>
+          <w:numId w:val="2"/>
+        </w:numPr>
+        <w:ind w:right="0" w:hanging="356"/>
+      </w:pPr>
+      <w:r>
+        <w:t xml:space="preserve">data: </w:t>
+      </w:r>
+      <w:r>
+        <w:t>the angle of side to side motion of an aircraft</w:t>
+      </w:r>
+    </w:p>
+    <w:p>
+      <w:pPr>
+        <w:numPr>
+          <w:ilvl w:val="2"/>
+          <w:numId w:val="2"/>
+        </w:numPr>
+        <w:ind w:right="0" w:hanging="356"/>
+      </w:pPr>
+      <w:r>
+        <w:t xml:space="preserve">control: </w:t>
+      </w:r>
+      <w:r>
+        <w:t>rotates left or right</w:t>
+      </w:r>
+    </w:p>
+    <w:p>
+      <w:pPr>
+        <w:numPr>
+          <w:ilvl w:val="2"/>
+          <w:numId w:val="2"/>
+        </w:numPr>
+        <w:ind w:right="0" w:hanging="356"/>
+      </w:pPr>
+      <w:r>
+        <w:t xml:space="preserve">behavior: </w:t>
+      </w:r>
+      <w:r>
+        <w:t>points the nose of the airplane</w:t>
+      </w:r>
+    </w:p>
+    <w:p>
+      <w:pPr>
+        <w:numPr>
+          <w:ilvl w:val="2"/>
+          <w:numId w:val="2"/>
+        </w:numPr>
+        <w:ind w:right="0" w:hanging="356"/>
+      </w:pPr>
+      <w:r>
+        <w:t xml:space="preserve">role: </w:t>
+      </w:r>
+      <w:r>
+        <w:t>output because it’s determined by the aircraft</w:t>
+      </w:r>
+    </w:p>
+    <w:p>
+      <w:pPr>
+        <w:numPr>
+          <w:ilvl w:val="2"/>
+          <w:numId w:val="2"/>
+        </w:numPr>
+        <w:ind w:right="0" w:hanging="356"/>
+      </w:pPr>
+      <w:r>
+        <w:t xml:space="preserve">pattern: </w:t>
+      </w:r>
+      <w:r>
+        <w:t>behavioral because it changes</w:t>
+      </w:r>
+    </w:p>
+    <w:p>
+      <w:pPr>
+        <w:numPr>
+          <w:ilvl w:val="2"/>
+          <w:numId w:val="2"/>
+        </w:numPr>
+        <w:ind w:right="0" w:hanging="356"/>
+      </w:pPr>
+      <w:r>
+        <w:t xml:space="preserve">concern: </w:t>
+      </w:r>
+      <w:r>
+        <w:t>view because it represents the state of the plane</w:t>
+      </w:r>
+    </w:p>
+    <w:p>
+      <w:pPr>
+        <w:numPr>
+          <w:ilvl w:val="2"/>
+          <w:numId w:val="2"/>
+        </w:numPr>
+        <w:ind w:right="0" w:hanging="356"/>
+      </w:pPr>
+      <w:r>
+        <w:t>layer:</w:t>
+      </w:r>
+      <w:r>
+        <w:t xml:space="preserve"> ME because it’s a physical thing</w:t>
+      </w:r>
+    </w:p>
+    <w:p>
+      <w:pPr>
+        <w:numPr>
+          <w:ilvl w:val="2"/>
+          <w:numId w:val="2"/>
+        </w:numPr>
+        <w:ind w:right="0" w:hanging="356"/>
+      </w:pPr>
+      <w:r>
+        <w:t xml:space="preserve">difficulty: </w:t>
+      </w:r>
+      <w:r>
+        <w:t>easy because it’s a number</w:t>
+      </w:r>
+    </w:p>
+    <w:p>
+      <w:pPr>
+        <w:numPr>
+          <w:ilvl w:val="2"/>
+          <w:numId w:val="2"/>
+        </w:numPr>
+        <w:ind w:right="0" w:hanging="356"/>
+      </w:pPr>
+      <w:r>
+        <w:t xml:space="preserve">risk: </w:t>
+      </w:r>
+      <w:r>
+        <w:t>low because the plane is not going anywhere</w:t>
+      </w:r>
+    </w:p>
+    <w:p>
+      <w:pPr>
+        <w:numPr>
+          <w:ilvl w:val="2"/>
+          <w:numId w:val="2"/>
+        </w:numPr>
+        <w:ind w:right="0" w:hanging="356"/>
+      </w:pPr>
+      <w:r>
+        <w:t xml:space="preserve">confidence: </w:t>
+      </w:r>
+      <w:r>
+        <w:t>high because it’s a common measurement</w:t>
+      </w:r>
+    </w:p>
+    <w:p>
+      <w:pPr>
+        <w:numPr>
+          <w:ilvl w:val="2"/>
+          <w:numId w:val="2"/>
+        </w:numPr>
+        <w:ind w:right="0" w:hanging="356"/>
+      </w:pPr>
+      <w:r>
+        <w:t xml:space="preserve">presentation: </w:t>
+      </w:r>
+      <w:r>
+        <w:t>triangle</w:t>
+      </w:r>
       <w:bookmarkStart w:id="0" w:name="_GoBack"/>
       <w:bookmarkEnd w:id="0"/>
     </w:p>
     <w:p>
       <w:pPr>
         <w:numPr>
-          <w:ilvl w:val="1"/>
-          <w:numId w:val="2"/>
-        </w:numPr>
-        <w:ind w:right="0" w:hanging="356"/>
-      </w:pPr>
-      <w:proofErr w:type="spellStart"/>
-      <w:r>
-        <w:t>autothrottle</w:t>
-      </w:r>
-      <w:proofErr w:type="spellEnd"/>
-    </w:p>
-    <w:p>
-      <w:pPr>
-        <w:numPr>
-          <w:ilvl w:val="1"/>
-          <w:numId w:val="2"/>
-        </w:numPr>
-        <w:ind w:right="0" w:hanging="356"/>
-      </w:pPr>
-      <w:r>
-        <w:t>communication bus</w:t>
-      </w:r>
-    </w:p>
-    <w:p>
-      <w:pPr>
-        <w:numPr>
-          <w:ilvl w:val="1"/>
-          <w:numId w:val="2"/>
-        </w:numPr>
-        <w:ind w:right="0" w:hanging="356"/>
-      </w:pPr>
-      <w:r>
-        <w:t>communication bus protocol</w:t>
-      </w:r>
-    </w:p>
-    <w:p>
-      <w:pPr>
-        <w:numPr>
-          <w:ilvl w:val="1"/>
-          <w:numId w:val="2"/>
-        </w:numPr>
-        <w:ind w:right="0" w:hanging="356"/>
-      </w:pPr>
-      <w:r>
-        <w:t>elevator</w:t>
-      </w:r>
-    </w:p>
-    <w:p>
-      <w:pPr>
-        <w:numPr>
-          <w:ilvl w:val="1"/>
-          <w:numId w:val="2"/>
-        </w:numPr>
-        <w:ind w:right="0" w:hanging="356"/>
-      </w:pPr>
-      <w:r>
-        <w:t>engine</w:t>
-      </w:r>
-    </w:p>
-    <w:p>
-      <w:pPr>
-        <w:numPr>
-          <w:ilvl w:val="1"/>
-          <w:numId w:val="2"/>
-        </w:numPr>
-        <w:ind w:right="0" w:hanging="356"/>
-      </w:pPr>
-      <w:r>
-        <w:t>FADEC</w:t>
-      </w:r>
-    </w:p>
-    <w:p>
-      <w:pPr>
-        <w:numPr>
-          <w:ilvl w:val="1"/>
-          <w:numId w:val="2"/>
-        </w:numPr>
-        <w:ind w:right="0" w:hanging="356"/>
-      </w:pPr>
-      <w:r>
-        <w:lastRenderedPageBreak/>
-        <w:t>flight control law</w:t>
-      </w:r>
-    </w:p>
-    <w:p>
-      <w:pPr>
-        <w:numPr>
-          <w:ilvl w:val="1"/>
-          <w:numId w:val="2"/>
-        </w:numPr>
-        <w:ind w:right="0" w:hanging="356"/>
-      </w:pPr>
-      <w:r>
-        <w:t>flap</w:t>
-      </w:r>
-    </w:p>
-    <w:p>
-      <w:pPr>
-        <w:numPr>
-          <w:ilvl w:val="1"/>
-          <w:numId w:val="2"/>
-        </w:numPr>
-        <w:ind w:right="0" w:hanging="356"/>
-      </w:pPr>
-      <w:r>
-        <w:t>flight control system</w:t>
-      </w:r>
-    </w:p>
-    <w:p>
-      <w:pPr>
-        <w:numPr>
-          <w:ilvl w:val="1"/>
-          <w:numId w:val="2"/>
-        </w:numPr>
-        <w:ind w:right="0" w:hanging="356"/>
-      </w:pPr>
-      <w:r>
-        <w:t>flight data recorder</w:t>
-      </w:r>
-    </w:p>
-    <w:p>
-      <w:pPr>
-        <w:numPr>
-          <w:ilvl w:val="1"/>
-          <w:numId w:val="2"/>
-        </w:numPr>
-        <w:ind w:right="0" w:hanging="356"/>
-      </w:pPr>
-      <w:r>
-        <w:t>fly-by-wire control syste</w:t>
-      </w:r>
-      <w:r>
-        <w:t>m</w:t>
-      </w:r>
-    </w:p>
-    <w:p>
-      <w:pPr>
-        <w:numPr>
-          <w:ilvl w:val="1"/>
-          <w:numId w:val="2"/>
-        </w:numPr>
-        <w:ind w:right="0" w:hanging="356"/>
-      </w:pPr>
-      <w:r>
-        <w:t>horizontal stabilizer</w:t>
-      </w:r>
-    </w:p>
-    <w:p>
-      <w:pPr>
-        <w:numPr>
-          <w:ilvl w:val="1"/>
-          <w:numId w:val="2"/>
-        </w:numPr>
-        <w:ind w:right="0" w:hanging="356"/>
-      </w:pPr>
-      <w:r>
-        <w:t>latitude/longitude</w:t>
-      </w:r>
-    </w:p>
-    <w:p>
-      <w:pPr>
-        <w:numPr>
-          <w:ilvl w:val="1"/>
-          <w:numId w:val="2"/>
-        </w:numPr>
-        <w:ind w:right="0" w:hanging="356"/>
-      </w:pPr>
-      <w:r>
-        <w:t>MCAS</w:t>
-      </w:r>
-    </w:p>
-    <w:p>
-      <w:pPr>
-        <w:numPr>
-          <w:ilvl w:val="1"/>
-          <w:numId w:val="2"/>
-        </w:numPr>
-        <w:ind w:right="0" w:hanging="356"/>
-      </w:pPr>
-      <w:r>
-        <w:t>pitch</w:t>
-      </w:r>
-    </w:p>
-    <w:p>
-      <w:pPr>
-        <w:numPr>
-          <w:ilvl w:val="1"/>
-          <w:numId w:val="2"/>
-        </w:numPr>
-        <w:ind w:right="0" w:hanging="356"/>
-      </w:pPr>
-      <w:r>
-        <w:t>pitot tube</w:t>
-      </w:r>
-    </w:p>
-    <w:p>
-      <w:pPr>
-        <w:numPr>
-          <w:ilvl w:val="1"/>
-          <w:numId w:val="2"/>
-        </w:numPr>
-        <w:ind w:right="0" w:hanging="356"/>
-      </w:pPr>
-      <w:r>
-        <w:t>roll</w:t>
-      </w:r>
-    </w:p>
-    <w:p>
-      <w:pPr>
-        <w:numPr>
-          <w:ilvl w:val="1"/>
-          <w:numId w:val="2"/>
-        </w:numPr>
-        <w:ind w:right="0" w:hanging="356"/>
-      </w:pPr>
-      <w:r>
-        <w:t>rudder</w:t>
-      </w:r>
-    </w:p>
-    <w:p>
-      <w:pPr>
-        <w:numPr>
-          <w:ilvl w:val="1"/>
-          <w:numId w:val="2"/>
-        </w:numPr>
-        <w:ind w:right="0" w:hanging="356"/>
-      </w:pPr>
-      <w:r>
-        <w:t>sensor</w:t>
-      </w:r>
-    </w:p>
-    <w:p>
-      <w:pPr>
-        <w:numPr>
-          <w:ilvl w:val="1"/>
-          <w:numId w:val="2"/>
-        </w:numPr>
-        <w:ind w:right="0" w:hanging="356"/>
-      </w:pPr>
-      <w:r>
-        <w:t>slat</w:t>
-      </w:r>
-    </w:p>
-    <w:p>
-      <w:pPr>
-        <w:numPr>
-          <w:ilvl w:val="1"/>
-          <w:numId w:val="2"/>
-        </w:numPr>
-        <w:ind w:right="0" w:hanging="356"/>
-      </w:pPr>
-      <w:r>
-        <w:t>speed brake</w:t>
-      </w:r>
-    </w:p>
-    <w:p>
-      <w:pPr>
-        <w:numPr>
-          <w:ilvl w:val="1"/>
-          <w:numId w:val="2"/>
-        </w:numPr>
-        <w:ind w:right="0" w:hanging="356"/>
-      </w:pPr>
-      <w:r>
-        <w:t>stall</w:t>
-      </w:r>
-    </w:p>
-    <w:p>
-      <w:pPr>
-        <w:numPr>
-          <w:ilvl w:val="1"/>
-          <w:numId w:val="2"/>
-        </w:numPr>
-        <w:ind w:right="0" w:hanging="356"/>
-      </w:pPr>
-      <w:r>
-        <w:t>static port</w:t>
-      </w:r>
-    </w:p>
-    <w:p>
-      <w:pPr>
-        <w:numPr>
-          <w:ilvl w:val="1"/>
-          <w:numId w:val="2"/>
-        </w:numPr>
-        <w:ind w:right="0" w:hanging="356"/>
-      </w:pPr>
-      <w:r>
-        <w:t>trim</w:t>
-      </w:r>
-    </w:p>
-    <w:p>
-      <w:pPr>
-        <w:numPr>
-          <w:ilvl w:val="1"/>
-          <w:numId w:val="2"/>
-        </w:numPr>
-        <w:ind w:right="0" w:hanging="356"/>
-      </w:pPr>
-      <w:r>
-        <w:t>velocity</w:t>
-      </w:r>
-    </w:p>
-    <w:p>
-      <w:pPr>
-        <w:numPr>
-          <w:ilvl w:val="1"/>
-          <w:numId w:val="2"/>
-        </w:numPr>
-        <w:spacing w:after="138"/>
-        <w:ind w:right="0" w:hanging="356"/>
-      </w:pPr>
-      <w:r>
-        <w:t>yaw</w:t>
-      </w:r>
-    </w:p>
-    <w:p>
-      <w:pPr>
-        <w:numPr>
           <w:ilvl w:val="0"/>
           <w:numId w:val="2"/>
         </w:numPr>
@@ -3293,7 +8851,11 @@
         <w:t xml:space="preserve">senses </w:t>
       </w:r>
       <w:r>
-        <w:t>eyes ears nose</w:t>
+        <w:t xml:space="preserve">eyes </w:t>
+      </w:r>
+      <w:r>
+        <w:lastRenderedPageBreak/>
+        <w:t>ears nose</w:t>
       </w:r>
     </w:p>
     <w:p>
@@ -3371,10 +8933,7 @@
         <w:ind w:left="283" w:right="0"/>
       </w:pPr>
       <w:r>
-        <w:t>The real world is very messy with ill-defined boundaries. Not everything here will fall cleanly into the specified partitioning. Use you</w:t>
-      </w:r>
-      <w:r>
-        <w:t>r best judgment. Team collaboration would iron out the inconsistencies to establish a consensus.</w:t>
+        <w:t>The real world is very messy with ill-defined boundaries. Not everything here will fall cleanly into the specified partitioning. Use your best judgment. Team collaboration would iron out the inconsistencies to establish a consensus.</w:t>
       </w:r>
     </w:p>
     <w:p>
@@ -3383,13 +8942,7 @@
         <w:ind w:right="206"/>
       </w:pPr>
       <w:r>
-        <w:t xml:space="preserve">Tasks C and D apply to the spreadsheet posted with this task. Do not otherwise modify the existing structure or contents. C. Indicate the bold designations from 2 through 10 for each element as a lowercase </w:t>
-      </w:r>
-      <w:r>
-        <w:t>x</w:t>
-      </w:r>
-      <w:r>
-        <w:t xml:space="preserve"> in the corresponding cells.</w:t>
+        <w:t>Tasks C and D apply to the spreadsheet posted with this task. Do not otherwise modify the existing structure or contents. C. Indicate the bold designations from 2 through 10 for each element as a lowercase x in the corresponding cells.</w:t>
       </w:r>
     </w:p>
     <w:p>
@@ -3398,10 +8951,7 @@
         <w:ind w:left="270" w:right="0" w:hanging="270"/>
       </w:pPr>
       <w:r>
-        <w:t>D. Add three element</w:t>
-      </w:r>
-      <w:r>
-        <w:t xml:space="preserve">s related to this element respectively in the Related Elements columns. Limit each to a word or two, and do not clarify with parenthesis or commas. Do not reuse any of the elements from (A). </w:t>
+        <w:t xml:space="preserve">D. Add three elements related to this element respectively in the Related Elements columns. Limit each to a word or two, and do not clarify with parenthesis or commas. Do not reuse any of the elements from (A). </w:t>
       </w:r>
     </w:p>
     <w:p>
@@ -3428,10 +8978,7 @@
         <w:t>PDF</w:t>
       </w:r>
       <w:r>
-        <w:t xml:space="preserve"> document. Submit Part</w:t>
-      </w:r>
-      <w:r>
-        <w:t xml:space="preserve">s C and D in </w:t>
+        <w:t xml:space="preserve"> document. Submit Parts C and D in </w:t>
       </w:r>
       <w:r>
         <w:rPr>
@@ -3449,13 +8996,7 @@
         <w:ind w:right="0"/>
       </w:pPr>
       <w:r>
-        <w:t>Start early. Do not underestimate the time it will take to do this work. The analysis stage of a project is critical to do as completely and correctly as possible. Nobody is born knowin</w:t>
-      </w:r>
-      <w:r>
-        <w:t>g this stuff, and there are no shortcuts to learning something about it. This course is not about airplanes or video games, etc.; it is about applying software engineering to a concrete example that we can work with. This same process works with any projec</w:t>
-      </w:r>
-      <w:r>
-        <w:t>t.</w:t>
+        <w:t>Start early. Do not underestimate the time it will take to do this work. The analysis stage of a project is critical to do as completely and correctly as possible. Nobody is born knowing this stuff, and there are no shortcuts to learning something about it. This course is not about airplanes or video games, etc.; it is about applying software engineering to a concrete example that we can work with. This same process works with any project.</w:t>
       </w:r>
     </w:p>
     <w:p>
@@ -3464,7 +9005,6 @@
         <w:ind w:left="-5"/>
       </w:pPr>
       <w:r>
-        <w:lastRenderedPageBreak/>
         <w:t>Assessment</w:t>
       </w:r>
     </w:p>
@@ -3473,10 +9013,7 @@
         <w:ind w:right="0"/>
       </w:pPr>
       <w:r>
-        <w:t xml:space="preserve">This is a software engineering class that is designed so you learn how to analyze problems, design and implement solutions, and verify that you have done so correctly. There is no difference in this respect between establishing and following </w:t>
-      </w:r>
-      <w:r>
-        <w:t xml:space="preserve">a process for doing this with code or non-code. Remember, over 80% of software engineering involves non-code, such </w:t>
+        <w:t xml:space="preserve">This is a software engineering class that is designed so you learn how to analyze problems, design and implement solutions, and verify that you have done so correctly. There is no difference in this respect between establishing and following a process for doing this with code or non-code. Remember, over 80% of software engineering involves non-code, such </w:t>
       </w:r>
       <w:proofErr w:type="spellStart"/>
       <w:r>
@@ -3484,13 +9021,7 @@
       </w:r>
       <w:proofErr w:type="spellEnd"/>
       <w:r>
-        <w:t xml:space="preserve"> this document. Also remember that most errors occur in thinking and understanding, not in execution (or errors in execution stem from the </w:t>
-      </w:r>
-      <w:r>
-        <w:t xml:space="preserve">former). Take this process seriously because it is helping you to train your mind to read, understand, plan, execute, verify, and reflect at all levels of software development. It is your responsibility to determine whether you understand this task and to </w:t>
-      </w:r>
-      <w:r>
-        <w:t>complete it properly. Ask if you are unsure.</w:t>
+        <w:t xml:space="preserve"> this document. Also remember that most errors occur in thinking and understanding, not in execution (or errors in execution stem from the former). Take this process seriously because it is helping you to train your mind to read, understand, plan, execute, verify, and reflect at all levels of software development. It is your responsibility to determine whether you understand this task and to complete it properly. Ask if you are unsure.</w:t>
       </w:r>
     </w:p>
     <w:sectPr>
